--- a/template_final_report.docx
+++ b/template_final_report.docx
@@ -9,6 +9,7 @@
           <w:rStyle w:val="af"/>
         </w:rPr>
       </w:pPr>
+      <w:proofErr w:type="spellStart"/>
       <w:r>
         <w:rPr>
           <w:rStyle w:val="af"/>
@@ -16,6 +17,7 @@
         </w:rPr>
         <w:t>ㅣ</w:t>
       </w:r>
+      <w:proofErr w:type="spellEnd"/>
     </w:p>
     <w:p>
       <w:pPr>
@@ -43,7 +45,31 @@
             <w:rPr>
               <w:rFonts w:ascii="맑은 고딕" w:eastAsia="맑은 고딕" w:hAnsi="맑은 고딕" w:hint="eastAsia"/>
             </w:rPr>
-            <w:t>학번: 2000000000             이름:</w:t>
+            <w:t>학번: 20</w:t>
+          </w:r>
+          <w:r>
+            <w:rPr>
+              <w:rFonts w:ascii="맑은 고딕" w:eastAsia="맑은 고딕" w:hAnsi="맑은 고딕" w:hint="eastAsia"/>
+            </w:rPr>
+            <w:t>19104</w:t>
+          </w:r>
+          <w:r>
+            <w:rPr>
+              <w:rFonts w:ascii="맑은 고딕" w:eastAsia="맑은 고딕" w:hAnsi="맑은 고딕" w:hint="eastAsia"/>
+            </w:rPr>
+            <w:t>0</w:t>
+          </w:r>
+          <w:r>
+            <w:rPr>
+              <w:rFonts w:ascii="맑은 고딕" w:eastAsia="맑은 고딕" w:hAnsi="맑은 고딕" w:hint="eastAsia"/>
+            </w:rPr>
+            <w:t>40</w:t>
+          </w:r>
+          <w:r>
+            <w:rPr>
+              <w:rFonts w:ascii="맑은 고딕" w:eastAsia="맑은 고딕" w:hAnsi="맑은 고딕" w:hint="eastAsia"/>
+            </w:rPr>
+            <w:t xml:space="preserve">             이름:</w:t>
           </w:r>
         </w:sdtContent>
       </w:sdt>
@@ -51,7 +77,7 @@
         <w:rPr>
           <w:rFonts w:ascii="맑은 고딕" w:eastAsia="맑은 고딕" w:hAnsi="맑은 고딕" w:hint="eastAsia"/>
         </w:rPr>
-        <w:t>홍길동</w:t>
+        <w:t>정성현</w:t>
       </w:r>
     </w:p>
     <w:p>
@@ -155,321 +181,2409 @@
           </w:tcPr>
           <w:p>
             <w:pPr>
-              <w:widowControl w:val="0"/>
-              <w:autoSpaceDE w:val="0"/>
-              <w:autoSpaceDN w:val="0"/>
-              <w:adjustRightInd w:val="0"/>
-              <w:spacing w:after="0" w:line="240" w:lineRule="auto"/>
-              <w:rPr>
-                <w:rFonts w:ascii="Consolas" w:eastAsiaTheme="minorEastAsia" w:hAnsi="Consolas" w:cs="Consolas"/>
-                <w:b/>
-                <w:bCs/>
-                <w:color w:val="7F0055"/>
-                <w:sz w:val="20"/>
-              </w:rPr>
-            </w:pPr>
-            <w:r>
-              <w:rPr>
-                <w:rFonts w:ascii="Consolas" w:eastAsiaTheme="minorEastAsia" w:hAnsi="Consolas" w:cs="Consolas" w:hint="eastAsia"/>
-                <w:b/>
-                <w:bCs/>
-                <w:color w:val="7F0055"/>
-                <w:sz w:val="20"/>
-              </w:rPr>
-              <w:t xml:space="preserve">// </w:t>
-            </w:r>
-            <w:r>
-              <w:rPr>
-                <w:rFonts w:ascii="Consolas" w:eastAsiaTheme="minorEastAsia" w:hAnsi="Consolas" w:cs="Consolas" w:hint="eastAsia"/>
-                <w:b/>
-                <w:bCs/>
-                <w:color w:val="7F0055"/>
-                <w:sz w:val="20"/>
-              </w:rPr>
-              <w:t>아래</w:t>
-            </w:r>
-            <w:r>
-              <w:rPr>
-                <w:rFonts w:ascii="Consolas" w:eastAsiaTheme="minorEastAsia" w:hAnsi="Consolas" w:cs="Consolas" w:hint="eastAsia"/>
-                <w:b/>
-                <w:bCs/>
-                <w:color w:val="7F0055"/>
-                <w:sz w:val="20"/>
+              <w:spacing w:after="20" w:line="240" w:lineRule="auto"/>
+              <w:rPr>
+                <w:rFonts w:ascii="Consolas" w:hAnsi="Consolas"/>
+              </w:rPr>
+            </w:pPr>
+          </w:p>
+          <w:p>
+            <w:pPr>
+              <w:spacing w:after="20" w:line="240" w:lineRule="auto"/>
+              <w:rPr>
+                <w:rFonts w:ascii="Consolas" w:hAnsi="Consolas"/>
+              </w:rPr>
+            </w:pPr>
+            <w:r>
+              <w:rPr>
+                <w:rFonts w:ascii="Consolas" w:hAnsi="Consolas"/>
+              </w:rPr>
+              <w:t>class MyLeNet5_2(</w:t>
+            </w:r>
+            <w:proofErr w:type="spellStart"/>
+            <w:r>
+              <w:rPr>
+                <w:rFonts w:ascii="Consolas" w:hAnsi="Consolas"/>
+              </w:rPr>
+              <w:t>nn.Module</w:t>
+            </w:r>
+            <w:proofErr w:type="spellEnd"/>
+            <w:r>
+              <w:rPr>
+                <w:rFonts w:ascii="Consolas" w:hAnsi="Consolas"/>
+              </w:rPr>
+              <w:t>):</w:t>
+            </w:r>
+          </w:p>
+          <w:p>
+            <w:pPr>
+              <w:spacing w:after="20" w:line="240" w:lineRule="auto"/>
+              <w:rPr>
+                <w:rFonts w:ascii="Consolas" w:hAnsi="Consolas"/>
+              </w:rPr>
+            </w:pPr>
+            <w:r>
+              <w:rPr>
+                <w:rFonts w:ascii="Consolas" w:hAnsi="Consolas"/>
+              </w:rPr>
+              <w:t>    def __</w:t>
+            </w:r>
+            <w:proofErr w:type="spellStart"/>
+            <w:r>
+              <w:rPr>
+                <w:rFonts w:ascii="Consolas" w:hAnsi="Consolas"/>
+              </w:rPr>
+              <w:t>init</w:t>
+            </w:r>
+            <w:proofErr w:type="spellEnd"/>
+            <w:r>
+              <w:rPr>
+                <w:rFonts w:ascii="Consolas" w:hAnsi="Consolas"/>
+              </w:rPr>
+              <w:t>__(self):</w:t>
+            </w:r>
+          </w:p>
+          <w:p>
+            <w:pPr>
+              <w:spacing w:after="20" w:line="240" w:lineRule="auto"/>
+              <w:rPr>
+                <w:rFonts w:ascii="Consolas" w:hAnsi="Consolas"/>
+              </w:rPr>
+            </w:pPr>
+            <w:r>
+              <w:rPr>
+                <w:rFonts w:ascii="Consolas" w:hAnsi="Consolas"/>
+              </w:rPr>
+              <w:t>        super(MyLeNet5_2, self).__</w:t>
+            </w:r>
+            <w:proofErr w:type="spellStart"/>
+            <w:r>
+              <w:rPr>
+                <w:rFonts w:ascii="Consolas" w:hAnsi="Consolas"/>
+              </w:rPr>
+              <w:t>init</w:t>
+            </w:r>
+            <w:proofErr w:type="spellEnd"/>
+            <w:r>
+              <w:rPr>
+                <w:rFonts w:ascii="Consolas" w:hAnsi="Consolas"/>
+              </w:rPr>
+              <w:t>__()</w:t>
+            </w:r>
+          </w:p>
+          <w:p>
+            <w:pPr>
+              <w:spacing w:after="20" w:line="240" w:lineRule="auto"/>
+              <w:rPr>
+                <w:rFonts w:ascii="Consolas" w:hAnsi="Consolas"/>
+              </w:rPr>
+            </w:pPr>
+          </w:p>
+          <w:p>
+            <w:pPr>
+              <w:spacing w:after="20" w:line="240" w:lineRule="auto"/>
+              <w:rPr>
+                <w:rFonts w:ascii="Consolas" w:hAnsi="Consolas"/>
+              </w:rPr>
+            </w:pPr>
+            <w:r>
+              <w:rPr>
+                <w:rFonts w:ascii="Consolas" w:hAnsi="Consolas"/>
+              </w:rPr>
+              <w:t xml:space="preserve">        # TODO ①-A : conv_1  →  Conv2d(1, 32, </w:t>
+            </w:r>
+            <w:proofErr w:type="spellStart"/>
+            <w:r>
+              <w:rPr>
+                <w:rFonts w:ascii="Consolas" w:hAnsi="Consolas"/>
+              </w:rPr>
+              <w:t>kernel_size</w:t>
+            </w:r>
+            <w:proofErr w:type="spellEnd"/>
+            <w:r>
+              <w:rPr>
+                <w:rFonts w:ascii="Consolas" w:hAnsi="Consolas"/>
+              </w:rPr>
+              <w:t>=5, padding=2)</w:t>
+            </w:r>
+          </w:p>
+          <w:p>
+            <w:pPr>
+              <w:spacing w:after="20" w:line="240" w:lineRule="auto"/>
+              <w:rPr>
+                <w:rFonts w:ascii="Consolas" w:hAnsi="Consolas"/>
+              </w:rPr>
+            </w:pPr>
+            <w:r>
+              <w:rPr>
+                <w:rFonts w:ascii="Consolas" w:hAnsi="Consolas"/>
+              </w:rPr>
+              <w:t xml:space="preserve">        self.conv_1    = nn.Conv2d(1,32,kernel_size=5,padding=2)   # ← </w:t>
+            </w:r>
+            <w:r>
+              <w:rPr>
+                <w:rFonts w:ascii="Consolas" w:hAnsi="Consolas"/>
+              </w:rPr>
+              <w:t>교체하세요</w:t>
+            </w:r>
+          </w:p>
+          <w:p>
+            <w:pPr>
+              <w:spacing w:after="20" w:line="240" w:lineRule="auto"/>
+              <w:rPr>
+                <w:rFonts w:ascii="Consolas" w:hAnsi="Consolas"/>
+              </w:rPr>
+            </w:pPr>
+          </w:p>
+          <w:p>
+            <w:pPr>
+              <w:spacing w:after="20" w:line="240" w:lineRule="auto"/>
+              <w:rPr>
+                <w:rFonts w:ascii="Consolas" w:hAnsi="Consolas"/>
+              </w:rPr>
+            </w:pPr>
+            <w:r>
+              <w:rPr>
+                <w:rFonts w:ascii="Consolas" w:hAnsi="Consolas"/>
+              </w:rPr>
+              <w:t>        # TODO ①-B : maxpool_1  →  MaxPool2d(</w:t>
+            </w:r>
+            <w:proofErr w:type="spellStart"/>
+            <w:r>
+              <w:rPr>
+                <w:rFonts w:ascii="Consolas" w:hAnsi="Consolas"/>
+              </w:rPr>
+              <w:t>kernel_size</w:t>
+            </w:r>
+            <w:proofErr w:type="spellEnd"/>
+            <w:r>
+              <w:rPr>
+                <w:rFonts w:ascii="Consolas" w:hAnsi="Consolas"/>
+              </w:rPr>
+              <w:t>=(2,2), stride=2)</w:t>
+            </w:r>
+          </w:p>
+          <w:p>
+            <w:pPr>
+              <w:spacing w:after="20" w:line="240" w:lineRule="auto"/>
+              <w:rPr>
+                <w:rFonts w:ascii="Consolas" w:hAnsi="Consolas"/>
+              </w:rPr>
+            </w:pPr>
+            <w:r>
+              <w:rPr>
+                <w:rFonts w:ascii="Consolas" w:hAnsi="Consolas"/>
+              </w:rPr>
+              <w:t>        self.maxpool_1 = nn.MaxPool2d(</w:t>
+            </w:r>
+            <w:proofErr w:type="spellStart"/>
+            <w:r>
+              <w:rPr>
+                <w:rFonts w:ascii="Consolas" w:hAnsi="Consolas"/>
+              </w:rPr>
+              <w:t>kernel_size</w:t>
+            </w:r>
+            <w:proofErr w:type="spellEnd"/>
+            <w:r>
+              <w:rPr>
+                <w:rFonts w:ascii="Consolas" w:hAnsi="Consolas"/>
+              </w:rPr>
+              <w:t xml:space="preserve">=(2,2),stride=2)   # ← </w:t>
+            </w:r>
+            <w:r>
+              <w:rPr>
+                <w:rFonts w:ascii="Consolas" w:hAnsi="Consolas"/>
+              </w:rPr>
+              <w:t>교체하세요</w:t>
+            </w:r>
+          </w:p>
+          <w:p>
+            <w:pPr>
+              <w:spacing w:after="20" w:line="240" w:lineRule="auto"/>
+              <w:rPr>
+                <w:rFonts w:ascii="Consolas" w:hAnsi="Consolas"/>
+              </w:rPr>
+            </w:pPr>
+          </w:p>
+          <w:p>
+            <w:pPr>
+              <w:spacing w:after="20" w:line="240" w:lineRule="auto"/>
+              <w:rPr>
+                <w:rFonts w:ascii="Consolas" w:hAnsi="Consolas"/>
+              </w:rPr>
+            </w:pPr>
+            <w:r>
+              <w:rPr>
+                <w:rFonts w:ascii="Consolas" w:hAnsi="Consolas"/>
+              </w:rPr>
+              <w:t xml:space="preserve">        # TODO ①-C : conv_2  →  Conv2d(32, 64, </w:t>
+            </w:r>
+            <w:proofErr w:type="spellStart"/>
+            <w:r>
+              <w:rPr>
+                <w:rFonts w:ascii="Consolas" w:hAnsi="Consolas"/>
+              </w:rPr>
+              <w:t>kernel_size</w:t>
+            </w:r>
+            <w:proofErr w:type="spellEnd"/>
+            <w:r>
+              <w:rPr>
+                <w:rFonts w:ascii="Consolas" w:hAnsi="Consolas"/>
+              </w:rPr>
+              <w:t>=5)</w:t>
+            </w:r>
+          </w:p>
+          <w:p>
+            <w:pPr>
+              <w:spacing w:after="20" w:line="240" w:lineRule="auto"/>
+              <w:rPr>
+                <w:rFonts w:ascii="Consolas" w:hAnsi="Consolas"/>
+              </w:rPr>
+            </w:pPr>
+            <w:r>
+              <w:rPr>
+                <w:rFonts w:ascii="Consolas" w:hAnsi="Consolas"/>
+              </w:rPr>
+              <w:t xml:space="preserve">        self.conv_2    = nn.Conv2d(32,64,kernel_size=5)   # ← </w:t>
+            </w:r>
+            <w:r>
+              <w:rPr>
+                <w:rFonts w:ascii="Consolas" w:hAnsi="Consolas"/>
+              </w:rPr>
+              <w:t>교체하세요</w:t>
+            </w:r>
+          </w:p>
+          <w:p>
+            <w:pPr>
+              <w:spacing w:after="20" w:line="240" w:lineRule="auto"/>
+              <w:rPr>
+                <w:rFonts w:ascii="Consolas" w:hAnsi="Consolas"/>
+              </w:rPr>
+            </w:pPr>
+          </w:p>
+          <w:p>
+            <w:pPr>
+              <w:spacing w:after="20" w:line="240" w:lineRule="auto"/>
+              <w:rPr>
+                <w:rFonts w:ascii="Consolas" w:hAnsi="Consolas"/>
+              </w:rPr>
+            </w:pPr>
+            <w:r>
+              <w:rPr>
+                <w:rFonts w:ascii="Consolas" w:hAnsi="Consolas"/>
+              </w:rPr>
+              <w:t>        # TODO ①-D : maxpool_2  →  MaxPool2d(</w:t>
+            </w:r>
+            <w:proofErr w:type="spellStart"/>
+            <w:r>
+              <w:rPr>
+                <w:rFonts w:ascii="Consolas" w:hAnsi="Consolas"/>
+              </w:rPr>
+              <w:t>kernel_size</w:t>
+            </w:r>
+            <w:proofErr w:type="spellEnd"/>
+            <w:r>
+              <w:rPr>
+                <w:rFonts w:ascii="Consolas" w:hAnsi="Consolas"/>
+              </w:rPr>
+              <w:t>=(2,2), stride=2)</w:t>
+            </w:r>
+          </w:p>
+          <w:p>
+            <w:pPr>
+              <w:spacing w:after="20" w:line="240" w:lineRule="auto"/>
+              <w:rPr>
+                <w:rFonts w:ascii="Consolas" w:hAnsi="Consolas"/>
+              </w:rPr>
+            </w:pPr>
+            <w:r>
+              <w:rPr>
+                <w:rFonts w:ascii="Consolas" w:hAnsi="Consolas"/>
+              </w:rPr>
+              <w:t>        self.maxpool_2 = nn.MaxPool2d(</w:t>
+            </w:r>
+            <w:proofErr w:type="spellStart"/>
+            <w:r>
+              <w:rPr>
+                <w:rFonts w:ascii="Consolas" w:hAnsi="Consolas"/>
+              </w:rPr>
+              <w:t>kernel_size</w:t>
+            </w:r>
+            <w:proofErr w:type="spellEnd"/>
+            <w:r>
+              <w:rPr>
+                <w:rFonts w:ascii="Consolas" w:hAnsi="Consolas"/>
+              </w:rPr>
+              <w:t xml:space="preserve">=(2,2),stride=2)   # ← </w:t>
+            </w:r>
+            <w:r>
+              <w:rPr>
+                <w:rFonts w:ascii="Consolas" w:hAnsi="Consolas"/>
+              </w:rPr>
+              <w:t>교체하세요</w:t>
+            </w:r>
+          </w:p>
+          <w:p>
+            <w:pPr>
+              <w:spacing w:after="20" w:line="240" w:lineRule="auto"/>
+              <w:rPr>
+                <w:rFonts w:ascii="Consolas" w:hAnsi="Consolas"/>
+              </w:rPr>
+            </w:pPr>
+          </w:p>
+          <w:p>
+            <w:pPr>
+              <w:spacing w:after="20" w:line="240" w:lineRule="auto"/>
+              <w:rPr>
+                <w:rFonts w:ascii="Consolas" w:hAnsi="Consolas"/>
+              </w:rPr>
+            </w:pPr>
+            <w:r>
+              <w:rPr>
+                <w:rFonts w:ascii="Consolas" w:hAnsi="Consolas"/>
+              </w:rPr>
+              <w:t xml:space="preserve">        # TODO ①-E : conv_3  →  Conv2d(64, 256, </w:t>
+            </w:r>
+            <w:proofErr w:type="spellStart"/>
+            <w:r>
+              <w:rPr>
+                <w:rFonts w:ascii="Consolas" w:hAnsi="Consolas"/>
+              </w:rPr>
+              <w:t>kernel_size</w:t>
+            </w:r>
+            <w:proofErr w:type="spellEnd"/>
+            <w:r>
+              <w:rPr>
+                <w:rFonts w:ascii="Consolas" w:hAnsi="Consolas"/>
+              </w:rPr>
+              <w:t>=5)</w:t>
+            </w:r>
+          </w:p>
+          <w:p>
+            <w:pPr>
+              <w:spacing w:after="20" w:line="240" w:lineRule="auto"/>
+              <w:rPr>
+                <w:rFonts w:ascii="Consolas" w:hAnsi="Consolas"/>
+              </w:rPr>
+            </w:pPr>
+            <w:r>
+              <w:rPr>
+                <w:rFonts w:ascii="Consolas" w:hAnsi="Consolas"/>
+              </w:rPr>
+              <w:t xml:space="preserve">        self.conv_3    = nn.Conv2d(64,256,kernel_size=5)   # ← </w:t>
+            </w:r>
+            <w:r>
+              <w:rPr>
+                <w:rFonts w:ascii="Consolas" w:hAnsi="Consolas"/>
+              </w:rPr>
+              <w:t>교체하세요</w:t>
+            </w:r>
+          </w:p>
+          <w:p>
+            <w:pPr>
+              <w:spacing w:after="20" w:line="240" w:lineRule="auto"/>
+              <w:rPr>
+                <w:rFonts w:ascii="Consolas" w:hAnsi="Consolas"/>
+              </w:rPr>
+            </w:pPr>
+          </w:p>
+          <w:p>
+            <w:pPr>
+              <w:spacing w:after="20" w:line="240" w:lineRule="auto"/>
+              <w:rPr>
+                <w:rFonts w:ascii="Consolas" w:hAnsi="Consolas"/>
+              </w:rPr>
+            </w:pPr>
+            <w:r>
+              <w:rPr>
+                <w:rFonts w:ascii="Consolas" w:hAnsi="Consolas"/>
+              </w:rPr>
+              <w:t xml:space="preserve">        # TODO ①-F : </w:t>
+            </w:r>
+            <w:proofErr w:type="spellStart"/>
+            <w:r>
+              <w:rPr>
+                <w:rFonts w:ascii="Consolas" w:hAnsi="Consolas"/>
+              </w:rPr>
+              <w:t>relu</w:t>
+            </w:r>
+            <w:proofErr w:type="spellEnd"/>
+            <w:r>
+              <w:rPr>
+                <w:rFonts w:ascii="Consolas" w:hAnsi="Consolas"/>
+              </w:rPr>
+              <w:t xml:space="preserve">  →  </w:t>
+            </w:r>
+            <w:proofErr w:type="spellStart"/>
+            <w:r>
+              <w:rPr>
+                <w:rFonts w:ascii="Consolas" w:hAnsi="Consolas"/>
+              </w:rPr>
+              <w:t>nn.ReLU</w:t>
+            </w:r>
+            <w:proofErr w:type="spellEnd"/>
+            <w:r>
+              <w:rPr>
+                <w:rFonts w:ascii="Consolas" w:hAnsi="Consolas"/>
+              </w:rPr>
+              <w:t>()</w:t>
+            </w:r>
+          </w:p>
+          <w:p>
+            <w:pPr>
+              <w:spacing w:after="20" w:line="240" w:lineRule="auto"/>
+              <w:rPr>
+                <w:rFonts w:ascii="Consolas" w:hAnsi="Consolas"/>
+              </w:rPr>
+            </w:pPr>
+            <w:r>
+              <w:rPr>
+                <w:rFonts w:ascii="Consolas" w:hAnsi="Consolas"/>
+              </w:rPr>
+              <w:t xml:space="preserve">        </w:t>
+            </w:r>
+            <w:proofErr w:type="spellStart"/>
+            <w:r>
+              <w:rPr>
+                <w:rFonts w:ascii="Consolas" w:hAnsi="Consolas"/>
+              </w:rPr>
+              <w:t>self.relu</w:t>
+            </w:r>
+            <w:proofErr w:type="spellEnd"/>
+            <w:r>
+              <w:rPr>
+                <w:rFonts w:ascii="Consolas" w:hAnsi="Consolas"/>
+              </w:rPr>
+              <w:t xml:space="preserve">      = </w:t>
+            </w:r>
+            <w:proofErr w:type="spellStart"/>
+            <w:r>
+              <w:rPr>
+                <w:rFonts w:ascii="Consolas" w:hAnsi="Consolas"/>
+              </w:rPr>
+              <w:t>nn.ReLU</w:t>
+            </w:r>
+            <w:proofErr w:type="spellEnd"/>
+            <w:r>
+              <w:rPr>
+                <w:rFonts w:ascii="Consolas" w:hAnsi="Consolas"/>
+              </w:rPr>
+              <w:t xml:space="preserve">()   # ← </w:t>
+            </w:r>
+            <w:r>
+              <w:rPr>
+                <w:rFonts w:ascii="Consolas" w:hAnsi="Consolas"/>
+              </w:rPr>
+              <w:t>교체하세요</w:t>
+            </w:r>
+          </w:p>
+          <w:p>
+            <w:pPr>
+              <w:spacing w:after="20" w:line="240" w:lineRule="auto"/>
+              <w:rPr>
+                <w:rFonts w:ascii="Consolas" w:hAnsi="Consolas"/>
+              </w:rPr>
+            </w:pPr>
+          </w:p>
+          <w:p>
+            <w:pPr>
+              <w:spacing w:after="20" w:line="240" w:lineRule="auto"/>
+              <w:rPr>
+                <w:rFonts w:ascii="Consolas" w:hAnsi="Consolas"/>
+              </w:rPr>
+            </w:pPr>
+            <w:r>
+              <w:rPr>
+                <w:rFonts w:ascii="Consolas" w:hAnsi="Consolas"/>
+              </w:rPr>
+              <w:t>        # TODO ①-G : fc_1  →  Linear(256, 128)</w:t>
+            </w:r>
+          </w:p>
+          <w:p>
+            <w:pPr>
+              <w:spacing w:after="20" w:line="240" w:lineRule="auto"/>
+              <w:rPr>
+                <w:rFonts w:ascii="Consolas" w:hAnsi="Consolas"/>
+              </w:rPr>
+            </w:pPr>
+            <w:r>
+              <w:rPr>
+                <w:rFonts w:ascii="Consolas" w:hAnsi="Consolas"/>
+              </w:rPr>
+              <w:t xml:space="preserve">        self.fc_1      = </w:t>
+            </w:r>
+            <w:proofErr w:type="spellStart"/>
+            <w:r>
+              <w:rPr>
+                <w:rFonts w:ascii="Consolas" w:hAnsi="Consolas"/>
+              </w:rPr>
+              <w:t>nn.Linear</w:t>
+            </w:r>
+            <w:proofErr w:type="spellEnd"/>
+            <w:r>
+              <w:rPr>
+                <w:rFonts w:ascii="Consolas" w:hAnsi="Consolas"/>
+              </w:rPr>
+              <w:t xml:space="preserve">(256,128)  # ← </w:t>
+            </w:r>
+            <w:r>
+              <w:rPr>
+                <w:rFonts w:ascii="Consolas" w:hAnsi="Consolas"/>
+              </w:rPr>
+              <w:t>교체하세요</w:t>
+            </w:r>
+          </w:p>
+          <w:p>
+            <w:pPr>
+              <w:spacing w:after="20" w:line="240" w:lineRule="auto"/>
+              <w:rPr>
+                <w:rFonts w:ascii="Consolas" w:hAnsi="Consolas"/>
+              </w:rPr>
+            </w:pPr>
+          </w:p>
+          <w:p>
+            <w:pPr>
+              <w:spacing w:after="20" w:line="240" w:lineRule="auto"/>
+              <w:rPr>
+                <w:rFonts w:ascii="Consolas" w:hAnsi="Consolas"/>
+              </w:rPr>
+            </w:pPr>
+            <w:r>
+              <w:rPr>
+                <w:rFonts w:ascii="Consolas" w:hAnsi="Consolas"/>
+              </w:rPr>
+              <w:t>        # TODO ①-H : fc_2  →  Linear(128, 10)</w:t>
+            </w:r>
+          </w:p>
+          <w:p>
+            <w:pPr>
+              <w:spacing w:after="20" w:line="240" w:lineRule="auto"/>
+              <w:rPr>
+                <w:rFonts w:ascii="Consolas" w:hAnsi="Consolas"/>
+              </w:rPr>
+            </w:pPr>
+            <w:r>
+              <w:rPr>
+                <w:rFonts w:ascii="Consolas" w:hAnsi="Consolas"/>
+              </w:rPr>
+              <w:t xml:space="preserve">        self.fc_2      = </w:t>
+            </w:r>
+            <w:proofErr w:type="spellStart"/>
+            <w:r>
+              <w:rPr>
+                <w:rFonts w:ascii="Consolas" w:hAnsi="Consolas"/>
+              </w:rPr>
+              <w:t>nn.Linear</w:t>
+            </w:r>
+            <w:proofErr w:type="spellEnd"/>
+            <w:r>
+              <w:rPr>
+                <w:rFonts w:ascii="Consolas" w:hAnsi="Consolas"/>
+              </w:rPr>
+              <w:t xml:space="preserve">(128,10)   # ← </w:t>
+            </w:r>
+            <w:r>
+              <w:rPr>
+                <w:rFonts w:ascii="Consolas" w:hAnsi="Consolas"/>
+              </w:rPr>
+              <w:t>교체하세요</w:t>
+            </w:r>
+          </w:p>
+          <w:p>
+            <w:pPr>
+              <w:spacing w:after="20" w:line="240" w:lineRule="auto"/>
+              <w:rPr>
+                <w:rFonts w:ascii="Consolas" w:hAnsi="Consolas"/>
+              </w:rPr>
+            </w:pPr>
+          </w:p>
+          <w:p>
+            <w:pPr>
+              <w:spacing w:after="20" w:line="240" w:lineRule="auto"/>
+              <w:rPr>
+                <w:rFonts w:ascii="Consolas" w:hAnsi="Consolas"/>
+              </w:rPr>
+            </w:pPr>
+            <w:r>
+              <w:rPr>
+                <w:rFonts w:ascii="Consolas" w:hAnsi="Consolas"/>
+              </w:rPr>
+              <w:t>    def forward(self, x):</w:t>
+            </w:r>
+          </w:p>
+          <w:p>
+            <w:pPr>
+              <w:spacing w:after="20" w:line="240" w:lineRule="auto"/>
+              <w:rPr>
+                <w:rFonts w:ascii="Consolas" w:hAnsi="Consolas"/>
+              </w:rPr>
+            </w:pPr>
+            <w:r>
+              <w:rPr>
+                <w:rFonts w:ascii="Consolas" w:hAnsi="Consolas"/>
+              </w:rPr>
+              <w:t xml:space="preserve">        # TODO ② : </w:t>
+            </w:r>
+            <w:proofErr w:type="spellStart"/>
+            <w:r>
+              <w:rPr>
+                <w:rFonts w:ascii="Consolas" w:hAnsi="Consolas"/>
+              </w:rPr>
+              <w:t>순전파</w:t>
+            </w:r>
+            <w:proofErr w:type="spellEnd"/>
+            <w:r>
+              <w:rPr>
+                <w:rFonts w:ascii="Consolas" w:hAnsi="Consolas"/>
               </w:rPr>
               <w:t xml:space="preserve"> </w:t>
             </w:r>
             <w:r>
               <w:rPr>
-                <w:rFonts w:ascii="Consolas" w:eastAsiaTheme="minorEastAsia" w:hAnsi="Consolas" w:cs="Consolas" w:hint="eastAsia"/>
-                <w:b/>
-                <w:bCs/>
-                <w:color w:val="7F0055"/>
-                <w:sz w:val="20"/>
-              </w:rPr>
-              <w:t>내용</w:t>
-            </w:r>
-            <w:r>
-              <w:rPr>
-                <w:rFonts w:ascii="Consolas" w:eastAsiaTheme="minorEastAsia" w:hAnsi="Consolas" w:cs="Consolas" w:hint="eastAsia"/>
-                <w:b/>
-                <w:bCs/>
-                <w:color w:val="7F0055"/>
-                <w:sz w:val="20"/>
+                <w:rFonts w:ascii="Consolas" w:hAnsi="Consolas"/>
+              </w:rPr>
+              <w:t>구현</w:t>
+            </w:r>
+          </w:p>
+          <w:p>
+            <w:pPr>
+              <w:spacing w:after="20" w:line="240" w:lineRule="auto"/>
+              <w:rPr>
+                <w:rFonts w:ascii="Consolas" w:hAnsi="Consolas"/>
+              </w:rPr>
+            </w:pPr>
+            <w:r>
+              <w:rPr>
+                <w:rFonts w:ascii="Consolas" w:hAnsi="Consolas"/>
+              </w:rPr>
+              <w:t>        x=self.conv_1(x)</w:t>
+            </w:r>
+          </w:p>
+          <w:p>
+            <w:pPr>
+              <w:spacing w:after="20" w:line="240" w:lineRule="auto"/>
+              <w:rPr>
+                <w:rFonts w:ascii="Consolas" w:hAnsi="Consolas"/>
+              </w:rPr>
+            </w:pPr>
+            <w:r>
+              <w:rPr>
+                <w:rFonts w:ascii="Consolas" w:hAnsi="Consolas"/>
+              </w:rPr>
+              <w:t>        x=</w:t>
+            </w:r>
+            <w:proofErr w:type="spellStart"/>
+            <w:r>
+              <w:rPr>
+                <w:rFonts w:ascii="Consolas" w:hAnsi="Consolas"/>
+              </w:rPr>
+              <w:t>self.relu</w:t>
+            </w:r>
+            <w:proofErr w:type="spellEnd"/>
+            <w:r>
+              <w:rPr>
+                <w:rFonts w:ascii="Consolas" w:hAnsi="Consolas"/>
+              </w:rPr>
+              <w:t>(x)</w:t>
+            </w:r>
+          </w:p>
+          <w:p>
+            <w:pPr>
+              <w:spacing w:after="20" w:line="240" w:lineRule="auto"/>
+              <w:rPr>
+                <w:rFonts w:ascii="Consolas" w:hAnsi="Consolas"/>
+              </w:rPr>
+            </w:pPr>
+            <w:r>
+              <w:rPr>
+                <w:rFonts w:ascii="Consolas" w:hAnsi="Consolas"/>
+              </w:rPr>
+              <w:t>        x=self.maxpool_1(x)</w:t>
+            </w:r>
+          </w:p>
+          <w:p>
+            <w:pPr>
+              <w:spacing w:after="20" w:line="240" w:lineRule="auto"/>
+              <w:rPr>
+                <w:rFonts w:ascii="Consolas" w:hAnsi="Consolas"/>
+              </w:rPr>
+            </w:pPr>
+          </w:p>
+          <w:p>
+            <w:pPr>
+              <w:spacing w:after="20" w:line="240" w:lineRule="auto"/>
+              <w:rPr>
+                <w:rFonts w:ascii="Consolas" w:hAnsi="Consolas"/>
+              </w:rPr>
+            </w:pPr>
+            <w:r>
+              <w:rPr>
+                <w:rFonts w:ascii="Consolas" w:hAnsi="Consolas"/>
+              </w:rPr>
+              <w:lastRenderedPageBreak/>
+              <w:t>        x=self.conv_2(x)</w:t>
+            </w:r>
+          </w:p>
+          <w:p>
+            <w:pPr>
+              <w:spacing w:after="20" w:line="240" w:lineRule="auto"/>
+              <w:rPr>
+                <w:rFonts w:ascii="Consolas" w:hAnsi="Consolas"/>
+              </w:rPr>
+            </w:pPr>
+            <w:r>
+              <w:rPr>
+                <w:rFonts w:ascii="Consolas" w:hAnsi="Consolas"/>
+              </w:rPr>
+              <w:t>        x=</w:t>
+            </w:r>
+            <w:proofErr w:type="spellStart"/>
+            <w:r>
+              <w:rPr>
+                <w:rFonts w:ascii="Consolas" w:hAnsi="Consolas"/>
+              </w:rPr>
+              <w:t>self.relu</w:t>
+            </w:r>
+            <w:proofErr w:type="spellEnd"/>
+            <w:r>
+              <w:rPr>
+                <w:rFonts w:ascii="Consolas" w:hAnsi="Consolas"/>
+              </w:rPr>
+              <w:t>(x)</w:t>
+            </w:r>
+          </w:p>
+          <w:p>
+            <w:pPr>
+              <w:spacing w:after="20" w:line="240" w:lineRule="auto"/>
+              <w:rPr>
+                <w:rFonts w:ascii="Consolas" w:hAnsi="Consolas"/>
+              </w:rPr>
+            </w:pPr>
+            <w:r>
+              <w:rPr>
+                <w:rFonts w:ascii="Consolas" w:hAnsi="Consolas"/>
+              </w:rPr>
+              <w:t>        x=self.maxpool_2(x)</w:t>
+            </w:r>
+          </w:p>
+          <w:p>
+            <w:pPr>
+              <w:spacing w:after="20" w:line="240" w:lineRule="auto"/>
+              <w:rPr>
+                <w:rFonts w:ascii="Consolas" w:hAnsi="Consolas"/>
+              </w:rPr>
+            </w:pPr>
+          </w:p>
+          <w:p>
+            <w:pPr>
+              <w:spacing w:after="20" w:line="240" w:lineRule="auto"/>
+              <w:rPr>
+                <w:rFonts w:ascii="Consolas" w:hAnsi="Consolas"/>
+              </w:rPr>
+            </w:pPr>
+            <w:r>
+              <w:rPr>
+                <w:rFonts w:ascii="Consolas" w:hAnsi="Consolas"/>
+              </w:rPr>
+              <w:t>        x=self.conv_3(x)</w:t>
+            </w:r>
+          </w:p>
+          <w:p>
+            <w:pPr>
+              <w:spacing w:after="20" w:line="240" w:lineRule="auto"/>
+              <w:rPr>
+                <w:rFonts w:ascii="Consolas" w:hAnsi="Consolas"/>
+              </w:rPr>
+            </w:pPr>
+            <w:r>
+              <w:rPr>
+                <w:rFonts w:ascii="Consolas" w:hAnsi="Consolas"/>
+              </w:rPr>
+              <w:t>        x=</w:t>
+            </w:r>
+            <w:proofErr w:type="spellStart"/>
+            <w:r>
+              <w:rPr>
+                <w:rFonts w:ascii="Consolas" w:hAnsi="Consolas"/>
+              </w:rPr>
+              <w:t>x.view</w:t>
+            </w:r>
+            <w:proofErr w:type="spellEnd"/>
+            <w:r>
+              <w:rPr>
+                <w:rFonts w:ascii="Consolas" w:hAnsi="Consolas"/>
+              </w:rPr>
+              <w:t>(-1,256)</w:t>
+            </w:r>
+          </w:p>
+          <w:p>
+            <w:pPr>
+              <w:spacing w:after="20" w:line="240" w:lineRule="auto"/>
+              <w:rPr>
+                <w:rFonts w:ascii="Consolas" w:hAnsi="Consolas"/>
+              </w:rPr>
+            </w:pPr>
+          </w:p>
+          <w:p>
+            <w:pPr>
+              <w:spacing w:after="20" w:line="240" w:lineRule="auto"/>
+              <w:rPr>
+                <w:rFonts w:ascii="Consolas" w:hAnsi="Consolas"/>
+              </w:rPr>
+            </w:pPr>
+            <w:r>
+              <w:rPr>
+                <w:rFonts w:ascii="Consolas" w:hAnsi="Consolas"/>
+              </w:rPr>
+              <w:t>        x=self.fc_1(x)</w:t>
+            </w:r>
+          </w:p>
+          <w:p>
+            <w:pPr>
+              <w:spacing w:after="20" w:line="240" w:lineRule="auto"/>
+              <w:rPr>
+                <w:rFonts w:ascii="Consolas" w:hAnsi="Consolas"/>
+              </w:rPr>
+            </w:pPr>
+            <w:r>
+              <w:rPr>
+                <w:rFonts w:ascii="Consolas" w:hAnsi="Consolas"/>
+              </w:rPr>
+              <w:t>        x=</w:t>
+            </w:r>
+            <w:proofErr w:type="spellStart"/>
+            <w:r>
+              <w:rPr>
+                <w:rFonts w:ascii="Consolas" w:hAnsi="Consolas"/>
+              </w:rPr>
+              <w:t>self.relu</w:t>
+            </w:r>
+            <w:proofErr w:type="spellEnd"/>
+            <w:r>
+              <w:rPr>
+                <w:rFonts w:ascii="Consolas" w:hAnsi="Consolas"/>
+              </w:rPr>
+              <w:t>(x)</w:t>
+            </w:r>
+          </w:p>
+          <w:p>
+            <w:pPr>
+              <w:spacing w:after="20" w:line="240" w:lineRule="auto"/>
+              <w:rPr>
+                <w:rFonts w:ascii="Consolas" w:hAnsi="Consolas"/>
+              </w:rPr>
+            </w:pPr>
+            <w:r>
+              <w:rPr>
+                <w:rFonts w:ascii="Consolas" w:hAnsi="Consolas"/>
+              </w:rPr>
+              <w:t>        res=self.fc_2(x)</w:t>
+            </w:r>
+          </w:p>
+          <w:p>
+            <w:pPr>
+              <w:spacing w:after="20" w:line="240" w:lineRule="auto"/>
+              <w:rPr>
+                <w:rFonts w:ascii="Consolas" w:hAnsi="Consolas"/>
+              </w:rPr>
+            </w:pPr>
+            <w:r>
+              <w:rPr>
+                <w:rFonts w:ascii="Consolas" w:hAnsi="Consolas"/>
+              </w:rPr>
+              <w:t>        return res</w:t>
+            </w:r>
+          </w:p>
+          <w:p>
+            <w:pPr>
+              <w:spacing w:after="20" w:line="240" w:lineRule="auto"/>
+              <w:rPr>
+                <w:rFonts w:ascii="Consolas" w:hAnsi="Consolas"/>
+              </w:rPr>
+            </w:pPr>
+            <w:r>
+              <w:rPr>
+                <w:rFonts w:ascii="Consolas" w:hAnsi="Consolas"/>
+              </w:rPr>
+              <w:t xml:space="preserve">           # ← </w:t>
+            </w:r>
+            <w:r>
+              <w:rPr>
+                <w:rFonts w:ascii="Consolas" w:hAnsi="Consolas"/>
+              </w:rPr>
+              <w:t>이</w:t>
+            </w:r>
+            <w:r>
+              <w:rPr>
+                <w:rFonts w:ascii="Consolas" w:hAnsi="Consolas"/>
               </w:rPr>
               <w:t xml:space="preserve"> </w:t>
             </w:r>
             <w:r>
               <w:rPr>
-                <w:rFonts w:ascii="Consolas" w:eastAsiaTheme="minorEastAsia" w:hAnsi="Consolas" w:cs="Consolas" w:hint="eastAsia"/>
-                <w:b/>
-                <w:bCs/>
-                <w:color w:val="7F0055"/>
-                <w:sz w:val="20"/>
-              </w:rPr>
-              <w:t>삭제</w:t>
-            </w:r>
-            <w:r>
-              <w:rPr>
-                <w:rFonts w:ascii="Consolas" w:eastAsiaTheme="minorEastAsia" w:hAnsi="Consolas" w:cs="Consolas" w:hint="eastAsia"/>
-                <w:b/>
-                <w:bCs/>
-                <w:color w:val="7F0055"/>
-                <w:sz w:val="20"/>
+                <w:rFonts w:ascii="Consolas" w:hAnsi="Consolas"/>
+              </w:rPr>
+              <w:t>줄을</w:t>
+            </w:r>
+            <w:r>
+              <w:rPr>
+                <w:rFonts w:ascii="Consolas" w:hAnsi="Consolas"/>
               </w:rPr>
               <w:t xml:space="preserve"> </w:t>
             </w:r>
             <w:r>
               <w:rPr>
-                <w:rFonts w:ascii="Consolas" w:eastAsiaTheme="minorEastAsia" w:hAnsi="Consolas" w:cs="Consolas" w:hint="eastAsia"/>
-                <w:b/>
-                <w:bCs/>
-                <w:color w:val="7F0055"/>
-                <w:sz w:val="20"/>
-              </w:rPr>
-              <w:t>후</w:t>
-            </w:r>
-            <w:r>
-              <w:rPr>
-                <w:rFonts w:ascii="Consolas" w:eastAsiaTheme="minorEastAsia" w:hAnsi="Consolas" w:cs="Consolas" w:hint="eastAsia"/>
-                <w:b/>
-                <w:bCs/>
-                <w:color w:val="7F0055"/>
-                <w:sz w:val="20"/>
+                <w:rFonts w:ascii="Consolas" w:hAnsi="Consolas"/>
+              </w:rPr>
+              <w:t>지우고</w:t>
+            </w:r>
+            <w:r>
+              <w:rPr>
+                <w:rFonts w:ascii="Consolas" w:hAnsi="Consolas"/>
               </w:rPr>
               <w:t xml:space="preserve"> </w:t>
             </w:r>
             <w:r>
               <w:rPr>
-                <w:rFonts w:ascii="Consolas" w:eastAsiaTheme="minorEastAsia" w:hAnsi="Consolas" w:cs="Consolas" w:hint="eastAsia"/>
-                <w:b/>
-                <w:bCs/>
-                <w:color w:val="7F0055"/>
-                <w:sz w:val="20"/>
-              </w:rPr>
-              <w:t>본인</w:t>
-            </w:r>
-            <w:r>
-              <w:rPr>
-                <w:rFonts w:ascii="Consolas" w:eastAsiaTheme="minorEastAsia" w:hAnsi="Consolas" w:cs="Consolas" w:hint="eastAsia"/>
-                <w:b/>
-                <w:bCs/>
-                <w:color w:val="7F0055"/>
-                <w:sz w:val="20"/>
+                <w:rFonts w:ascii="Consolas" w:hAnsi="Consolas"/>
+              </w:rPr>
+              <w:t>구현하세요</w:t>
+            </w:r>
+          </w:p>
+          <w:p>
+            <w:pPr>
+              <w:spacing w:after="20" w:line="240" w:lineRule="auto"/>
+              <w:rPr>
+                <w:rFonts w:ascii="Consolas" w:hAnsi="Consolas"/>
+              </w:rPr>
+            </w:pPr>
+          </w:p>
+          <w:p>
+            <w:pPr>
+              <w:spacing w:after="20" w:line="240" w:lineRule="auto"/>
+              <w:rPr>
+                <w:rFonts w:ascii="Consolas" w:hAnsi="Consolas"/>
+              </w:rPr>
+            </w:pPr>
+            <w:r>
+              <w:rPr>
+                <w:rFonts w:ascii="Consolas" w:hAnsi="Consolas"/>
+              </w:rPr>
+              <w:t xml:space="preserve"># ===== </w:t>
+            </w:r>
+            <w:r>
+              <w:rPr>
+                <w:rFonts w:ascii="Consolas" w:hAnsi="Consolas"/>
+              </w:rPr>
+              <w:t>수정</w:t>
+            </w:r>
+            <w:r>
+              <w:rPr>
+                <w:rFonts w:ascii="Consolas" w:hAnsi="Consolas"/>
               </w:rPr>
               <w:t xml:space="preserve"> </w:t>
             </w:r>
             <w:r>
               <w:rPr>
-                <w:rFonts w:ascii="Consolas" w:eastAsiaTheme="minorEastAsia" w:hAnsi="Consolas" w:cs="Consolas" w:hint="eastAsia"/>
-                <w:b/>
-                <w:bCs/>
-                <w:color w:val="7F0055"/>
-                <w:sz w:val="20"/>
-              </w:rPr>
-              <w:t>코드로</w:t>
-            </w:r>
-            <w:r>
-              <w:rPr>
-                <w:rFonts w:ascii="Consolas" w:eastAsiaTheme="minorEastAsia" w:hAnsi="Consolas" w:cs="Consolas" w:hint="eastAsia"/>
-                <w:b/>
-                <w:bCs/>
-                <w:color w:val="7F0055"/>
-                <w:sz w:val="20"/>
+                <w:rFonts w:ascii="Consolas" w:hAnsi="Consolas"/>
+              </w:rPr>
+              <w:t>금지</w:t>
+            </w:r>
+            <w:r>
+              <w:rPr>
+                <w:rFonts w:ascii="Consolas" w:hAnsi="Consolas"/>
+              </w:rPr>
+              <w:t xml:space="preserve"> =====</w:t>
+            </w:r>
+          </w:p>
+          <w:p>
+            <w:pPr>
+              <w:spacing w:after="20" w:line="240" w:lineRule="auto"/>
+              <w:rPr>
+                <w:rFonts w:ascii="Consolas" w:hAnsi="Consolas"/>
+              </w:rPr>
+            </w:pPr>
+            <w:proofErr w:type="spellStart"/>
+            <w:r>
+              <w:rPr>
+                <w:rFonts w:ascii="Consolas" w:hAnsi="Consolas"/>
+              </w:rPr>
+              <w:t>model_test</w:t>
+            </w:r>
+            <w:proofErr w:type="spellEnd"/>
+            <w:r>
+              <w:rPr>
+                <w:rFonts w:ascii="Consolas" w:hAnsi="Consolas"/>
+              </w:rPr>
+              <w:t xml:space="preserve"> = MyLeNet5_2()</w:t>
+            </w:r>
+          </w:p>
+          <w:p>
+            <w:pPr>
+              <w:spacing w:after="20" w:line="240" w:lineRule="auto"/>
+              <w:rPr>
+                <w:rFonts w:ascii="Consolas" w:hAnsi="Consolas"/>
+              </w:rPr>
+            </w:pPr>
+            <w:r>
+              <w:rPr>
+                <w:rFonts w:ascii="Consolas" w:hAnsi="Consolas"/>
+              </w:rPr>
+              <w:t>print(</w:t>
+            </w:r>
+            <w:proofErr w:type="spellStart"/>
+            <w:r>
+              <w:rPr>
+                <w:rFonts w:ascii="Consolas" w:hAnsi="Consolas"/>
+              </w:rPr>
+              <w:t>model_test</w:t>
+            </w:r>
+            <w:proofErr w:type="spellEnd"/>
+            <w:r>
+              <w:rPr>
+                <w:rFonts w:ascii="Consolas" w:hAnsi="Consolas"/>
+              </w:rPr>
+              <w:t>)</w:t>
+            </w:r>
+          </w:p>
+          <w:p>
+            <w:pPr>
+              <w:spacing w:after="20" w:line="240" w:lineRule="auto"/>
+              <w:rPr>
+                <w:rFonts w:ascii="Consolas" w:hAnsi="Consolas"/>
+              </w:rPr>
+            </w:pPr>
+            <w:proofErr w:type="spellStart"/>
+            <w:r>
+              <w:rPr>
+                <w:rFonts w:ascii="Consolas" w:hAnsi="Consolas"/>
+              </w:rPr>
+              <w:t>total_params</w:t>
+            </w:r>
+            <w:proofErr w:type="spellEnd"/>
+            <w:r>
+              <w:rPr>
+                <w:rFonts w:ascii="Consolas" w:hAnsi="Consolas"/>
+              </w:rPr>
+              <w:t xml:space="preserve"> = sum(</w:t>
+            </w:r>
+            <w:proofErr w:type="spellStart"/>
+            <w:r>
+              <w:rPr>
+                <w:rFonts w:ascii="Consolas" w:hAnsi="Consolas"/>
+              </w:rPr>
+              <w:t>p.numel</w:t>
+            </w:r>
+            <w:proofErr w:type="spellEnd"/>
+            <w:r>
+              <w:rPr>
+                <w:rFonts w:ascii="Consolas" w:hAnsi="Consolas"/>
+              </w:rPr>
+              <w:t xml:space="preserve">() for p in </w:t>
+            </w:r>
+            <w:proofErr w:type="spellStart"/>
+            <w:r>
+              <w:rPr>
+                <w:rFonts w:ascii="Consolas" w:hAnsi="Consolas"/>
+              </w:rPr>
+              <w:t>model_test.parameters</w:t>
+            </w:r>
+            <w:proofErr w:type="spellEnd"/>
+            <w:r>
+              <w:rPr>
+                <w:rFonts w:ascii="Consolas" w:hAnsi="Consolas"/>
+              </w:rPr>
+              <w:t>())</w:t>
+            </w:r>
+          </w:p>
+          <w:p>
+            <w:pPr>
+              <w:spacing w:after="20" w:line="240" w:lineRule="auto"/>
+              <w:rPr>
+                <w:rFonts w:ascii="Consolas" w:hAnsi="Consolas"/>
+              </w:rPr>
+            </w:pPr>
+            <w:r>
+              <w:rPr>
+                <w:rFonts w:ascii="Consolas" w:hAnsi="Consolas"/>
+              </w:rPr>
+              <w:t>print(f"</w:t>
+            </w:r>
+            <w:r>
+              <w:rPr>
+                <w:rFonts w:ascii="Consolas" w:hAnsi="Consolas"/>
+              </w:rPr>
+              <w:t>파라미터</w:t>
+            </w:r>
+            <w:r>
+              <w:rPr>
+                <w:rFonts w:ascii="Consolas" w:hAnsi="Consolas"/>
               </w:rPr>
               <w:t xml:space="preserve"> </w:t>
             </w:r>
             <w:r>
               <w:rPr>
-                <w:rFonts w:ascii="Consolas" w:eastAsiaTheme="minorEastAsia" w:hAnsi="Consolas" w:cs="Consolas" w:hint="eastAsia"/>
-                <w:b/>
-                <w:bCs/>
-                <w:color w:val="7F0055"/>
-                <w:sz w:val="20"/>
-              </w:rPr>
-              <w:t>대체</w:t>
-            </w:r>
-            <w:r>
-              <w:rPr>
-                <w:rFonts w:ascii="Consolas" w:eastAsiaTheme="minorEastAsia" w:hAnsi="Consolas" w:cs="Consolas" w:hint="eastAsia"/>
-                <w:b/>
-                <w:bCs/>
-                <w:color w:val="7F0055"/>
-                <w:sz w:val="20"/>
+                <w:rFonts w:ascii="Consolas" w:hAnsi="Consolas"/>
+              </w:rPr>
+              <w:t>수</w:t>
+            </w:r>
+            <w:r>
+              <w:rPr>
+                <w:rFonts w:ascii="Consolas" w:hAnsi="Consolas"/>
+              </w:rPr>
+              <w:t>: {</w:t>
+            </w:r>
+            <w:proofErr w:type="spellStart"/>
+            <w:r>
+              <w:rPr>
+                <w:rFonts w:ascii="Consolas" w:hAnsi="Consolas"/>
+              </w:rPr>
+              <w:t>total_params</w:t>
+            </w:r>
+            <w:proofErr w:type="spellEnd"/>
+            <w:r>
+              <w:rPr>
+                <w:rFonts w:ascii="Consolas" w:hAnsi="Consolas"/>
+              </w:rPr>
+              <w:t>:,}</w:t>
+            </w:r>
+            <w:r>
+              <w:rPr>
+                <w:rFonts w:ascii="Consolas" w:hAnsi="Consolas"/>
+              </w:rPr>
+              <w:t>개</w:t>
+            </w:r>
+            <w:r>
+              <w:rPr>
+                <w:rFonts w:ascii="Consolas" w:hAnsi="Consolas"/>
+              </w:rPr>
+              <w:t>")</w:t>
+            </w:r>
+          </w:p>
+          <w:p>
+            <w:pPr>
+              <w:spacing w:after="20" w:line="240" w:lineRule="auto"/>
+              <w:rPr>
+                <w:rFonts w:ascii="Consolas" w:hAnsi="Consolas"/>
+              </w:rPr>
+            </w:pPr>
+            <w:r>
+              <w:rPr>
+                <w:rFonts w:ascii="Consolas" w:hAnsi="Consolas"/>
+              </w:rPr>
+              <w:t xml:space="preserve"># ===== </w:t>
+            </w:r>
+            <w:r>
+              <w:rPr>
+                <w:rFonts w:ascii="Consolas" w:hAnsi="Consolas"/>
+              </w:rPr>
+              <w:t>수정</w:t>
+            </w:r>
+            <w:r>
+              <w:rPr>
+                <w:rFonts w:ascii="Consolas" w:hAnsi="Consolas"/>
               </w:rPr>
               <w:t xml:space="preserve"> </w:t>
             </w:r>
-          </w:p>
-          <w:p>
-            <w:pPr>
-              <w:widowControl w:val="0"/>
-              <w:autoSpaceDE w:val="0"/>
-              <w:autoSpaceDN w:val="0"/>
-              <w:adjustRightInd w:val="0"/>
-              <w:spacing w:after="0" w:line="240" w:lineRule="auto"/>
-              <w:rPr>
-                <w:rFonts w:ascii="Consolas" w:eastAsiaTheme="minorEastAsia" w:hAnsi="Consolas" w:cs="Consolas"/>
-                <w:b/>
-                <w:bCs/>
-                <w:color w:val="7F0055"/>
-                <w:sz w:val="20"/>
-              </w:rPr>
-            </w:pPr>
-          </w:p>
-          <w:p>
-            <w:pPr>
-              <w:widowControl w:val="0"/>
-              <w:autoSpaceDE w:val="0"/>
-              <w:autoSpaceDN w:val="0"/>
-              <w:adjustRightInd w:val="0"/>
-              <w:spacing w:after="0" w:line="240" w:lineRule="auto"/>
-              <w:rPr>
-                <w:rFonts w:ascii="Consolas" w:eastAsiaTheme="minorEastAsia" w:hAnsi="Consolas" w:cs="Consolas"/>
-                <w:color w:val="auto"/>
-                <w:sz w:val="20"/>
-              </w:rPr>
-            </w:pPr>
-            <w:r>
-              <w:rPr>
-                <w:rFonts w:ascii="Consolas" w:eastAsiaTheme="minorEastAsia" w:hAnsi="Consolas" w:cs="Consolas"/>
-                <w:b/>
-                <w:bCs/>
-                <w:color w:val="7F0055"/>
-                <w:sz w:val="20"/>
-              </w:rPr>
-              <w:t>import</w:t>
-            </w:r>
-            <w:r>
-              <w:rPr>
-                <w:rFonts w:ascii="Consolas" w:eastAsiaTheme="minorEastAsia" w:hAnsi="Consolas" w:cs="Consolas"/>
-                <w:color w:val="000000"/>
-                <w:sz w:val="20"/>
-              </w:rPr>
-              <w:t xml:space="preserve"> java.util.Scanner;</w:t>
-            </w:r>
-          </w:p>
-          <w:p>
-            <w:pPr>
-              <w:widowControl w:val="0"/>
-              <w:autoSpaceDE w:val="0"/>
-              <w:autoSpaceDN w:val="0"/>
-              <w:adjustRightInd w:val="0"/>
-              <w:spacing w:after="0" w:line="240" w:lineRule="auto"/>
-              <w:rPr>
-                <w:rFonts w:ascii="Consolas" w:eastAsiaTheme="minorEastAsia" w:hAnsi="Consolas" w:cs="Consolas"/>
-                <w:color w:val="auto"/>
-                <w:sz w:val="20"/>
-              </w:rPr>
-            </w:pPr>
-          </w:p>
-          <w:p>
-            <w:pPr>
-              <w:widowControl w:val="0"/>
-              <w:autoSpaceDE w:val="0"/>
-              <w:autoSpaceDN w:val="0"/>
-              <w:adjustRightInd w:val="0"/>
-              <w:spacing w:after="0" w:line="240" w:lineRule="auto"/>
-              <w:rPr>
-                <w:rFonts w:ascii="Consolas" w:eastAsiaTheme="minorEastAsia" w:hAnsi="Consolas" w:cs="Consolas"/>
-                <w:color w:val="auto"/>
-                <w:sz w:val="20"/>
-              </w:rPr>
-            </w:pPr>
-            <w:r>
-              <w:rPr>
-                <w:rFonts w:ascii="Consolas" w:eastAsiaTheme="minorEastAsia" w:hAnsi="Consolas" w:cs="Consolas"/>
-                <w:b/>
-                <w:bCs/>
-                <w:color w:val="7F0055"/>
-                <w:sz w:val="20"/>
-              </w:rPr>
-              <w:t>public</w:t>
-            </w:r>
-            <w:r>
-              <w:rPr>
-                <w:rFonts w:ascii="Consolas" w:eastAsiaTheme="minorEastAsia" w:hAnsi="Consolas" w:cs="Consolas"/>
-                <w:color w:val="000000"/>
-                <w:sz w:val="20"/>
+            <w:r>
+              <w:rPr>
+                <w:rFonts w:ascii="Consolas" w:hAnsi="Consolas"/>
+              </w:rPr>
+              <w:t>금지</w:t>
+            </w:r>
+            <w:r>
+              <w:rPr>
+                <w:rFonts w:ascii="Consolas" w:hAnsi="Consolas"/>
               </w:rPr>
               <w:t xml:space="preserve"> </w:t>
             </w:r>
             <w:r>
               <w:rPr>
-                <w:rFonts w:ascii="Consolas" w:eastAsiaTheme="minorEastAsia" w:hAnsi="Consolas" w:cs="Consolas"/>
-                <w:b/>
-                <w:bCs/>
-                <w:color w:val="7F0055"/>
-                <w:sz w:val="20"/>
-              </w:rPr>
-              <w:t>class</w:t>
-            </w:r>
-            <w:r>
-              <w:rPr>
-                <w:rFonts w:ascii="Consolas" w:eastAsiaTheme="minorEastAsia" w:hAnsi="Consolas" w:cs="Consolas"/>
-                <w:color w:val="000000"/>
-                <w:sz w:val="20"/>
-              </w:rPr>
-              <w:t xml:space="preserve"> FirstProgram {</w:t>
-            </w:r>
-          </w:p>
-          <w:p>
-            <w:pPr>
-              <w:widowControl w:val="0"/>
-              <w:autoSpaceDE w:val="0"/>
-              <w:autoSpaceDN w:val="0"/>
-              <w:adjustRightInd w:val="0"/>
-              <w:spacing w:after="0" w:line="240" w:lineRule="auto"/>
-              <w:rPr>
-                <w:rFonts w:ascii="Consolas" w:eastAsiaTheme="minorEastAsia" w:hAnsi="Consolas" w:cs="Consolas"/>
-                <w:color w:val="auto"/>
-                <w:sz w:val="20"/>
-              </w:rPr>
-            </w:pPr>
-          </w:p>
-          <w:p>
-            <w:pPr>
-              <w:widowControl w:val="0"/>
-              <w:autoSpaceDE w:val="0"/>
-              <w:autoSpaceDN w:val="0"/>
-              <w:adjustRightInd w:val="0"/>
-              <w:spacing w:after="0" w:line="240" w:lineRule="auto"/>
-              <w:rPr>
-                <w:rFonts w:ascii="Consolas" w:hAnsi="Consolas"/>
-              </w:rPr>
-            </w:pPr>
-            <w:r>
-              <w:rPr>
-                <w:rFonts w:ascii="Consolas" w:eastAsiaTheme="minorEastAsia" w:hAnsi="Consolas" w:cs="Consolas"/>
-                <w:color w:val="000000"/>
-                <w:sz w:val="20"/>
-              </w:rPr>
-              <w:tab/>
-            </w:r>
-          </w:p>
-          <w:p>
-            <w:pPr>
-              <w:spacing w:after="20" w:line="240" w:lineRule="auto"/>
-              <w:rPr>
-                <w:rFonts w:ascii="Consolas" w:hAnsi="Consolas"/>
+                <w:rFonts w:ascii="Consolas" w:hAnsi="Consolas"/>
+              </w:rPr>
+              <w:t>끝</w:t>
+            </w:r>
+            <w:r>
+              <w:rPr>
+                <w:rFonts w:ascii="Consolas" w:hAnsi="Consolas"/>
+              </w:rPr>
+              <w:t xml:space="preserve"> =====</w:t>
+            </w:r>
+          </w:p>
+          <w:p>
+            <w:pPr>
+              <w:spacing w:after="20" w:line="240" w:lineRule="auto"/>
+              <w:rPr>
+                <w:rFonts w:ascii="Consolas" w:hAnsi="Consolas"/>
+              </w:rPr>
+            </w:pPr>
+          </w:p>
+          <w:p>
+            <w:pPr>
+              <w:spacing w:after="20" w:line="240" w:lineRule="auto"/>
+              <w:rPr>
+                <w:rFonts w:ascii="Consolas" w:hAnsi="Consolas"/>
+              </w:rPr>
+            </w:pPr>
+          </w:p>
+          <w:p>
+            <w:pPr>
+              <w:spacing w:after="20" w:line="240" w:lineRule="auto"/>
+              <w:rPr>
+                <w:rFonts w:ascii="Consolas" w:hAnsi="Consolas" w:hint="eastAsia"/>
+              </w:rPr>
+            </w:pPr>
+          </w:p>
+          <w:p>
+            <w:pPr>
+              <w:spacing w:after="20" w:line="240" w:lineRule="auto"/>
+              <w:rPr>
+                <w:rFonts w:ascii="Consolas" w:hAnsi="Consolas" w:hint="eastAsia"/>
+              </w:rPr>
+            </w:pPr>
+          </w:p>
+          <w:p>
+            <w:pPr>
+              <w:spacing w:after="20" w:line="240" w:lineRule="auto"/>
+              <w:rPr>
+                <w:rFonts w:ascii="Consolas" w:hAnsi="Consolas"/>
+              </w:rPr>
+            </w:pPr>
+          </w:p>
+          <w:p>
+            <w:pPr>
+              <w:spacing w:after="20" w:line="240" w:lineRule="auto"/>
+              <w:rPr>
+                <w:rFonts w:ascii="Consolas" w:hAnsi="Consolas"/>
+              </w:rPr>
+            </w:pPr>
+            <w:r>
+              <w:rPr>
+                <w:rFonts w:ascii="Consolas" w:hAnsi="Consolas"/>
+              </w:rPr>
+              <w:t xml:space="preserve"># TODO ③ : epochs </w:t>
+            </w:r>
+            <w:r>
+              <w:rPr>
+                <w:rFonts w:ascii="Consolas" w:hAnsi="Consolas"/>
+              </w:rPr>
+              <w:t>수정</w:t>
+            </w:r>
+          </w:p>
+          <w:p>
+            <w:pPr>
+              <w:spacing w:after="20" w:line="240" w:lineRule="auto"/>
+              <w:rPr>
+                <w:rFonts w:ascii="Consolas" w:hAnsi="Consolas"/>
+              </w:rPr>
+            </w:pPr>
+            <w:r>
+              <w:rPr>
+                <w:rFonts w:ascii="Consolas" w:hAnsi="Consolas"/>
+              </w:rPr>
+              <w:t>epochs        = 5</w:t>
+            </w:r>
+          </w:p>
+          <w:p>
+            <w:pPr>
+              <w:spacing w:after="20" w:line="240" w:lineRule="auto"/>
+              <w:rPr>
+                <w:rFonts w:ascii="Consolas" w:hAnsi="Consolas"/>
+              </w:rPr>
+            </w:pPr>
+            <w:proofErr w:type="spellStart"/>
+            <w:r>
+              <w:rPr>
+                <w:rFonts w:ascii="Consolas" w:hAnsi="Consolas"/>
+              </w:rPr>
+              <w:t>learning_rate</w:t>
+            </w:r>
+            <w:proofErr w:type="spellEnd"/>
+            <w:r>
+              <w:rPr>
+                <w:rFonts w:ascii="Consolas" w:hAnsi="Consolas"/>
+              </w:rPr>
+              <w:t xml:space="preserve"> = 0.01</w:t>
+            </w:r>
+          </w:p>
+          <w:p>
+            <w:pPr>
+              <w:spacing w:after="20" w:line="240" w:lineRule="auto"/>
+              <w:rPr>
+                <w:rFonts w:ascii="Consolas" w:hAnsi="Consolas"/>
+              </w:rPr>
+            </w:pPr>
+          </w:p>
+          <w:p>
+            <w:pPr>
+              <w:spacing w:after="20" w:line="240" w:lineRule="auto"/>
+              <w:rPr>
+                <w:rFonts w:ascii="Consolas" w:hAnsi="Consolas"/>
+              </w:rPr>
+            </w:pPr>
+            <w:r>
+              <w:rPr>
+                <w:rFonts w:ascii="Consolas" w:hAnsi="Consolas"/>
+              </w:rPr>
+              <w:t xml:space="preserve"># TODO ④ : </w:t>
+            </w:r>
+            <w:r>
+              <w:rPr>
+                <w:rFonts w:ascii="Consolas" w:hAnsi="Consolas"/>
+              </w:rPr>
+              <w:t>학번</w:t>
+            </w:r>
+            <w:r>
+              <w:rPr>
+                <w:rFonts w:ascii="Consolas" w:hAnsi="Consolas"/>
+              </w:rPr>
+              <w:t>/</w:t>
+            </w:r>
+            <w:r>
+              <w:rPr>
+                <w:rFonts w:ascii="Consolas" w:hAnsi="Consolas"/>
+              </w:rPr>
+              <w:t>이름</w:t>
+            </w:r>
+            <w:r>
+              <w:rPr>
+                <w:rFonts w:ascii="Consolas" w:hAnsi="Consolas"/>
+              </w:rPr>
+              <w:t xml:space="preserve"> (</w:t>
+            </w:r>
+            <w:r>
+              <w:rPr>
+                <w:rFonts w:ascii="Consolas" w:hAnsi="Consolas"/>
+              </w:rPr>
+              <w:t>필수</w:t>
+            </w:r>
+            <w:r>
+              <w:rPr>
+                <w:rFonts w:ascii="Consolas" w:hAnsi="Consolas"/>
+              </w:rPr>
+              <w:t>)</w:t>
+            </w:r>
+          </w:p>
+          <w:p>
+            <w:pPr>
+              <w:spacing w:after="20" w:line="240" w:lineRule="auto"/>
+              <w:rPr>
+                <w:rFonts w:ascii="Consolas" w:hAnsi="Consolas"/>
+              </w:rPr>
+            </w:pPr>
+            <w:r>
+              <w:rPr>
+                <w:rFonts w:ascii="Consolas" w:hAnsi="Consolas"/>
+              </w:rPr>
+              <w:t>STUDENT_ID   = 2019104040 #e.g., 20201111111</w:t>
+            </w:r>
+          </w:p>
+          <w:p>
+            <w:pPr>
+              <w:spacing w:after="20" w:line="240" w:lineRule="auto"/>
+              <w:rPr>
+                <w:rFonts w:ascii="Consolas" w:hAnsi="Consolas"/>
+              </w:rPr>
+            </w:pPr>
+            <w:r>
+              <w:rPr>
+                <w:rFonts w:ascii="Consolas" w:hAnsi="Consolas"/>
+              </w:rPr>
+              <w:t>STUDENT_NAME = "Chong Seong Hyeon" #e.g., Hong Gil Dong</w:t>
+            </w:r>
+          </w:p>
+          <w:p>
+            <w:pPr>
+              <w:spacing w:after="20" w:line="240" w:lineRule="auto"/>
+              <w:rPr>
+                <w:rFonts w:ascii="Consolas" w:hAnsi="Consolas"/>
+              </w:rPr>
+            </w:pPr>
+          </w:p>
+          <w:p>
+            <w:pPr>
+              <w:spacing w:after="20" w:line="240" w:lineRule="auto"/>
+              <w:rPr>
+                <w:rFonts w:ascii="Consolas" w:hAnsi="Consolas"/>
+              </w:rPr>
+            </w:pPr>
+            <w:r>
+              <w:rPr>
+                <w:rFonts w:ascii="Consolas" w:hAnsi="Consolas"/>
+              </w:rPr>
+              <w:t xml:space="preserve"># ===== </w:t>
+            </w:r>
+            <w:r>
+              <w:rPr>
+                <w:rFonts w:ascii="Consolas" w:hAnsi="Consolas"/>
+              </w:rPr>
+              <w:t>수정</w:t>
+            </w:r>
+            <w:r>
+              <w:rPr>
+                <w:rFonts w:ascii="Consolas" w:hAnsi="Consolas"/>
+              </w:rPr>
+              <w:t xml:space="preserve"> </w:t>
+            </w:r>
+            <w:r>
+              <w:rPr>
+                <w:rFonts w:ascii="Consolas" w:hAnsi="Consolas"/>
+              </w:rPr>
+              <w:t>금지</w:t>
+            </w:r>
+            <w:r>
+              <w:rPr>
+                <w:rFonts w:ascii="Consolas" w:hAnsi="Consolas"/>
+              </w:rPr>
+              <w:t xml:space="preserve"> =====</w:t>
+            </w:r>
+          </w:p>
+          <w:p>
+            <w:pPr>
+              <w:spacing w:after="20" w:line="240" w:lineRule="auto"/>
+              <w:rPr>
+                <w:rFonts w:ascii="Consolas" w:hAnsi="Consolas"/>
+              </w:rPr>
+            </w:pPr>
+            <w:r>
+              <w:rPr>
+                <w:rFonts w:ascii="Consolas" w:hAnsi="Consolas"/>
+              </w:rPr>
+              <w:t>model         = MyLeNet5_2().to(device)</w:t>
+            </w:r>
+          </w:p>
+          <w:p>
+            <w:pPr>
+              <w:spacing w:after="20" w:line="240" w:lineRule="auto"/>
+              <w:rPr>
+                <w:rFonts w:ascii="Consolas" w:hAnsi="Consolas"/>
+              </w:rPr>
+            </w:pPr>
+            <w:r>
+              <w:rPr>
+                <w:rFonts w:ascii="Consolas" w:hAnsi="Consolas"/>
+              </w:rPr>
+              <w:t xml:space="preserve">optimizer     = </w:t>
+            </w:r>
+            <w:proofErr w:type="spellStart"/>
+            <w:r>
+              <w:rPr>
+                <w:rFonts w:ascii="Consolas" w:hAnsi="Consolas"/>
+              </w:rPr>
+              <w:t>optim.Adadelta</w:t>
+            </w:r>
+            <w:proofErr w:type="spellEnd"/>
+            <w:r>
+              <w:rPr>
+                <w:rFonts w:ascii="Consolas" w:hAnsi="Consolas"/>
+              </w:rPr>
+              <w:t>(</w:t>
+            </w:r>
+            <w:proofErr w:type="spellStart"/>
+            <w:r>
+              <w:rPr>
+                <w:rFonts w:ascii="Consolas" w:hAnsi="Consolas"/>
+              </w:rPr>
+              <w:t>model.parameters</w:t>
+            </w:r>
+            <w:proofErr w:type="spellEnd"/>
+            <w:r>
+              <w:rPr>
+                <w:rFonts w:ascii="Consolas" w:hAnsi="Consolas"/>
+              </w:rPr>
+              <w:t xml:space="preserve">(), </w:t>
+            </w:r>
+            <w:proofErr w:type="spellStart"/>
+            <w:r>
+              <w:rPr>
+                <w:rFonts w:ascii="Consolas" w:hAnsi="Consolas"/>
+              </w:rPr>
+              <w:t>lr</w:t>
+            </w:r>
+            <w:proofErr w:type="spellEnd"/>
+            <w:r>
+              <w:rPr>
+                <w:rFonts w:ascii="Consolas" w:hAnsi="Consolas"/>
+              </w:rPr>
+              <w:t>=</w:t>
+            </w:r>
+            <w:proofErr w:type="spellStart"/>
+            <w:r>
+              <w:rPr>
+                <w:rFonts w:ascii="Consolas" w:hAnsi="Consolas"/>
+              </w:rPr>
+              <w:t>learning_rate</w:t>
+            </w:r>
+            <w:proofErr w:type="spellEnd"/>
+            <w:r>
+              <w:rPr>
+                <w:rFonts w:ascii="Consolas" w:hAnsi="Consolas"/>
+              </w:rPr>
+              <w:t>)</w:t>
+            </w:r>
+          </w:p>
+          <w:p>
+            <w:pPr>
+              <w:spacing w:after="20" w:line="240" w:lineRule="auto"/>
+              <w:rPr>
+                <w:rFonts w:ascii="Consolas" w:hAnsi="Consolas"/>
+              </w:rPr>
+            </w:pPr>
+            <w:r>
+              <w:rPr>
+                <w:rFonts w:ascii="Consolas" w:hAnsi="Consolas"/>
+              </w:rPr>
+              <w:t xml:space="preserve">scheduler     = </w:t>
+            </w:r>
+            <w:proofErr w:type="spellStart"/>
+            <w:r>
+              <w:rPr>
+                <w:rFonts w:ascii="Consolas" w:hAnsi="Consolas"/>
+              </w:rPr>
+              <w:t>optim.lr_scheduler.StepLR</w:t>
+            </w:r>
+            <w:proofErr w:type="spellEnd"/>
+            <w:r>
+              <w:rPr>
+                <w:rFonts w:ascii="Consolas" w:hAnsi="Consolas"/>
+              </w:rPr>
+              <w:t xml:space="preserve">(optimizer, </w:t>
+            </w:r>
+            <w:proofErr w:type="spellStart"/>
+            <w:r>
+              <w:rPr>
+                <w:rFonts w:ascii="Consolas" w:hAnsi="Consolas"/>
+              </w:rPr>
+              <w:t>step_size</w:t>
+            </w:r>
+            <w:proofErr w:type="spellEnd"/>
+            <w:r>
+              <w:rPr>
+                <w:rFonts w:ascii="Consolas" w:hAnsi="Consolas"/>
+              </w:rPr>
+              <w:t>=1, gamma=0.1)</w:t>
+            </w:r>
+          </w:p>
+          <w:p>
+            <w:pPr>
+              <w:spacing w:after="20" w:line="240" w:lineRule="auto"/>
+              <w:rPr>
+                <w:rFonts w:ascii="Consolas" w:hAnsi="Consolas"/>
+              </w:rPr>
+            </w:pPr>
+            <w:proofErr w:type="spellStart"/>
+            <w:r>
+              <w:rPr>
+                <w:rFonts w:ascii="Consolas" w:hAnsi="Consolas"/>
+              </w:rPr>
+              <w:t>loss_function</w:t>
+            </w:r>
+            <w:proofErr w:type="spellEnd"/>
+            <w:r>
+              <w:rPr>
+                <w:rFonts w:ascii="Consolas" w:hAnsi="Consolas"/>
+              </w:rPr>
+              <w:t xml:space="preserve"> = </w:t>
+            </w:r>
+            <w:proofErr w:type="spellStart"/>
+            <w:r>
+              <w:rPr>
+                <w:rFonts w:ascii="Consolas" w:hAnsi="Consolas"/>
+              </w:rPr>
+              <w:t>nn.CrossEntropyLoss</w:t>
+            </w:r>
+            <w:proofErr w:type="spellEnd"/>
+            <w:r>
+              <w:rPr>
+                <w:rFonts w:ascii="Consolas" w:hAnsi="Consolas"/>
+              </w:rPr>
+              <w:t>()</w:t>
+            </w:r>
+          </w:p>
+          <w:p>
+            <w:pPr>
+              <w:spacing w:after="20" w:line="240" w:lineRule="auto"/>
+              <w:rPr>
+                <w:rFonts w:ascii="Consolas" w:hAnsi="Consolas"/>
+              </w:rPr>
+            </w:pPr>
+          </w:p>
+          <w:p>
+            <w:pPr>
+              <w:spacing w:after="20" w:line="240" w:lineRule="auto"/>
+              <w:rPr>
+                <w:rFonts w:ascii="Consolas" w:hAnsi="Consolas"/>
+              </w:rPr>
+            </w:pPr>
+            <w:r>
+              <w:rPr>
+                <w:rFonts w:ascii="Consolas" w:hAnsi="Consolas"/>
+              </w:rPr>
+              <w:t>print(f"</w:t>
+            </w:r>
+            <w:r>
+              <w:rPr>
+                <w:rFonts w:ascii="Consolas" w:hAnsi="Consolas"/>
+              </w:rPr>
+              <w:t>학번</w:t>
+            </w:r>
+            <w:r>
+              <w:rPr>
+                <w:rFonts w:ascii="Consolas" w:hAnsi="Consolas"/>
+              </w:rPr>
+              <w:t>: {STUDENT_ID}  </w:t>
+            </w:r>
+            <w:r>
+              <w:rPr>
+                <w:rFonts w:ascii="Consolas" w:hAnsi="Consolas"/>
+              </w:rPr>
+              <w:t>이름</w:t>
+            </w:r>
+            <w:r>
+              <w:rPr>
+                <w:rFonts w:ascii="Consolas" w:hAnsi="Consolas"/>
+              </w:rPr>
+              <w:t>: {STUDENT_NAME}")</w:t>
+            </w:r>
+          </w:p>
+          <w:p>
+            <w:pPr>
+              <w:spacing w:after="20" w:line="240" w:lineRule="auto"/>
+              <w:rPr>
+                <w:rFonts w:ascii="Consolas" w:hAnsi="Consolas"/>
+              </w:rPr>
+            </w:pPr>
+            <w:r>
+              <w:rPr>
+                <w:rFonts w:ascii="Consolas" w:hAnsi="Consolas"/>
+              </w:rPr>
+              <w:t>print(</w:t>
+            </w:r>
+            <w:proofErr w:type="spellStart"/>
+            <w:r>
+              <w:rPr>
+                <w:rFonts w:ascii="Consolas" w:hAnsi="Consolas"/>
+              </w:rPr>
+              <w:t>f"epochs</w:t>
+            </w:r>
+            <w:proofErr w:type="spellEnd"/>
+            <w:r>
+              <w:rPr>
+                <w:rFonts w:ascii="Consolas" w:hAnsi="Consolas"/>
+              </w:rPr>
+              <w:t>={epochs}  </w:t>
+            </w:r>
+            <w:proofErr w:type="spellStart"/>
+            <w:r>
+              <w:rPr>
+                <w:rFonts w:ascii="Consolas" w:hAnsi="Consolas"/>
+              </w:rPr>
+              <w:t>lr</w:t>
+            </w:r>
+            <w:proofErr w:type="spellEnd"/>
+            <w:r>
+              <w:rPr>
+                <w:rFonts w:ascii="Consolas" w:hAnsi="Consolas"/>
+              </w:rPr>
+              <w:t>={</w:t>
+            </w:r>
+            <w:proofErr w:type="spellStart"/>
+            <w:r>
+              <w:rPr>
+                <w:rFonts w:ascii="Consolas" w:hAnsi="Consolas"/>
+              </w:rPr>
+              <w:t>learning_rate</w:t>
+            </w:r>
+            <w:proofErr w:type="spellEnd"/>
+            <w:r>
+              <w:rPr>
+                <w:rFonts w:ascii="Consolas" w:hAnsi="Consolas"/>
+              </w:rPr>
+              <w:t>}  optimizer=</w:t>
+            </w:r>
+            <w:proofErr w:type="spellStart"/>
+            <w:r>
+              <w:rPr>
+                <w:rFonts w:ascii="Consolas" w:hAnsi="Consolas"/>
+              </w:rPr>
+              <w:t>Adadelta</w:t>
+            </w:r>
+            <w:proofErr w:type="spellEnd"/>
+            <w:r>
+              <w:rPr>
+                <w:rFonts w:ascii="Consolas" w:hAnsi="Consolas"/>
+              </w:rPr>
+              <w:t>")</w:t>
+            </w:r>
+          </w:p>
+          <w:p>
+            <w:pPr>
+              <w:spacing w:after="20" w:line="240" w:lineRule="auto"/>
+              <w:rPr>
+                <w:rFonts w:ascii="Consolas" w:hAnsi="Consolas"/>
+              </w:rPr>
+            </w:pPr>
+            <w:r>
+              <w:rPr>
+                <w:rFonts w:ascii="Consolas" w:hAnsi="Consolas"/>
+              </w:rPr>
+              <w:t xml:space="preserve"># ===== </w:t>
+            </w:r>
+            <w:r>
+              <w:rPr>
+                <w:rFonts w:ascii="Consolas" w:hAnsi="Consolas"/>
+              </w:rPr>
+              <w:t>수정</w:t>
+            </w:r>
+            <w:r>
+              <w:rPr>
+                <w:rFonts w:ascii="Consolas" w:hAnsi="Consolas"/>
+              </w:rPr>
+              <w:t xml:space="preserve"> </w:t>
+            </w:r>
+            <w:r>
+              <w:rPr>
+                <w:rFonts w:ascii="Consolas" w:hAnsi="Consolas"/>
+              </w:rPr>
+              <w:t>금지</w:t>
+            </w:r>
+            <w:r>
+              <w:rPr>
+                <w:rFonts w:ascii="Consolas" w:hAnsi="Consolas"/>
+              </w:rPr>
+              <w:t xml:space="preserve"> </w:t>
+            </w:r>
+            <w:r>
+              <w:rPr>
+                <w:rFonts w:ascii="Consolas" w:hAnsi="Consolas"/>
+              </w:rPr>
+              <w:t>끝</w:t>
+            </w:r>
+            <w:r>
+              <w:rPr>
+                <w:rFonts w:ascii="Consolas" w:hAnsi="Consolas"/>
+              </w:rPr>
+              <w:t xml:space="preserve"> =====</w:t>
+            </w:r>
+          </w:p>
+          <w:p>
+            <w:pPr>
+              <w:spacing w:after="20" w:line="240" w:lineRule="auto"/>
+              <w:rPr>
+                <w:rFonts w:ascii="Consolas" w:hAnsi="Consolas"/>
+              </w:rPr>
+            </w:pPr>
+          </w:p>
+          <w:p>
+            <w:pPr>
+              <w:spacing w:after="20" w:line="240" w:lineRule="auto"/>
+              <w:rPr>
+                <w:rFonts w:ascii="Consolas" w:hAnsi="Consolas"/>
+              </w:rPr>
+            </w:pPr>
+          </w:p>
+          <w:p>
+            <w:pPr>
+              <w:spacing w:after="20" w:line="240" w:lineRule="auto"/>
+              <w:rPr>
+                <w:rFonts w:ascii="Consolas" w:hAnsi="Consolas"/>
+              </w:rPr>
+            </w:pPr>
+          </w:p>
+          <w:p>
+            <w:pPr>
+              <w:spacing w:after="20" w:line="240" w:lineRule="auto"/>
+              <w:rPr>
+                <w:rFonts w:ascii="Consolas" w:hAnsi="Consolas"/>
+              </w:rPr>
+            </w:pPr>
+            <w:r>
+              <w:rPr>
+                <w:rFonts w:ascii="Consolas" w:hAnsi="Consolas"/>
+              </w:rPr>
+              <w:t xml:space="preserve"># ===== </w:t>
+            </w:r>
+            <w:r>
+              <w:rPr>
+                <w:rFonts w:ascii="Consolas" w:hAnsi="Consolas"/>
+              </w:rPr>
+              <w:t>수정</w:t>
+            </w:r>
+            <w:r>
+              <w:rPr>
+                <w:rFonts w:ascii="Consolas" w:hAnsi="Consolas"/>
+              </w:rPr>
+              <w:t xml:space="preserve"> </w:t>
+            </w:r>
+            <w:r>
+              <w:rPr>
+                <w:rFonts w:ascii="Consolas" w:hAnsi="Consolas"/>
+              </w:rPr>
+              <w:t>금지</w:t>
+            </w:r>
+            <w:r>
+              <w:rPr>
+                <w:rFonts w:ascii="Consolas" w:hAnsi="Consolas"/>
+              </w:rPr>
+              <w:t xml:space="preserve"> =====</w:t>
+            </w:r>
+          </w:p>
+          <w:p>
+            <w:pPr>
+              <w:spacing w:after="20" w:line="240" w:lineRule="auto"/>
+              <w:rPr>
+                <w:rFonts w:ascii="Consolas" w:hAnsi="Consolas"/>
+              </w:rPr>
+            </w:pPr>
+            <w:proofErr w:type="spellStart"/>
+            <w:r>
+              <w:rPr>
+                <w:rFonts w:ascii="Consolas" w:hAnsi="Consolas"/>
+              </w:rPr>
+              <w:t>test_accs</w:t>
+            </w:r>
+            <w:proofErr w:type="spellEnd"/>
+            <w:r>
+              <w:rPr>
+                <w:rFonts w:ascii="Consolas" w:hAnsi="Consolas"/>
+              </w:rPr>
+              <w:t xml:space="preserve"> = []</w:t>
+            </w:r>
+          </w:p>
+          <w:p>
+            <w:pPr>
+              <w:spacing w:after="20" w:line="240" w:lineRule="auto"/>
+              <w:rPr>
+                <w:rFonts w:ascii="Consolas" w:hAnsi="Consolas"/>
+              </w:rPr>
+            </w:pPr>
+            <w:r>
+              <w:rPr>
+                <w:rFonts w:ascii="Consolas" w:hAnsi="Consolas"/>
+              </w:rPr>
+              <w:t>for epoch in range(epochs):</w:t>
+            </w:r>
+          </w:p>
+          <w:p>
+            <w:pPr>
+              <w:spacing w:after="20" w:line="240" w:lineRule="auto"/>
+              <w:rPr>
+                <w:rFonts w:ascii="Consolas" w:hAnsi="Consolas"/>
+              </w:rPr>
+            </w:pPr>
+            <w:r>
+              <w:rPr>
+                <w:rFonts w:ascii="Consolas" w:hAnsi="Consolas"/>
+              </w:rPr>
+              <w:t xml:space="preserve">    train(model, device, </w:t>
+            </w:r>
+            <w:proofErr w:type="spellStart"/>
+            <w:r>
+              <w:rPr>
+                <w:rFonts w:ascii="Consolas" w:hAnsi="Consolas"/>
+              </w:rPr>
+              <w:t>train_loader</w:t>
+            </w:r>
+            <w:proofErr w:type="spellEnd"/>
+            <w:r>
+              <w:rPr>
+                <w:rFonts w:ascii="Consolas" w:hAnsi="Consolas"/>
+              </w:rPr>
+              <w:t xml:space="preserve">, optimizer, </w:t>
+            </w:r>
+            <w:proofErr w:type="spellStart"/>
+            <w:r>
+              <w:rPr>
+                <w:rFonts w:ascii="Consolas" w:hAnsi="Consolas"/>
+              </w:rPr>
+              <w:t>loss_function</w:t>
+            </w:r>
+            <w:proofErr w:type="spellEnd"/>
+            <w:r>
+              <w:rPr>
+                <w:rFonts w:ascii="Consolas" w:hAnsi="Consolas"/>
+              </w:rPr>
+              <w:t>, epoch)</w:t>
+            </w:r>
+          </w:p>
+          <w:p>
+            <w:pPr>
+              <w:spacing w:after="20" w:line="240" w:lineRule="auto"/>
+              <w:rPr>
+                <w:rFonts w:ascii="Consolas" w:hAnsi="Consolas"/>
+              </w:rPr>
+            </w:pPr>
+            <w:r>
+              <w:rPr>
+                <w:rFonts w:ascii="Consolas" w:hAnsi="Consolas"/>
+              </w:rPr>
+              <w:t xml:space="preserve">    acc = test(model, device, </w:t>
+            </w:r>
+            <w:proofErr w:type="spellStart"/>
+            <w:r>
+              <w:rPr>
+                <w:rFonts w:ascii="Consolas" w:hAnsi="Consolas"/>
+              </w:rPr>
+              <w:t>test_loader</w:t>
+            </w:r>
+            <w:proofErr w:type="spellEnd"/>
+            <w:r>
+              <w:rPr>
+                <w:rFonts w:ascii="Consolas" w:hAnsi="Consolas"/>
+              </w:rPr>
+              <w:t xml:space="preserve">, </w:t>
+            </w:r>
+            <w:proofErr w:type="spellStart"/>
+            <w:r>
+              <w:rPr>
+                <w:rFonts w:ascii="Consolas" w:hAnsi="Consolas"/>
+              </w:rPr>
+              <w:t>loss_function</w:t>
+            </w:r>
+            <w:proofErr w:type="spellEnd"/>
+            <w:r>
+              <w:rPr>
+                <w:rFonts w:ascii="Consolas" w:hAnsi="Consolas"/>
+              </w:rPr>
+              <w:t>)</w:t>
+            </w:r>
+          </w:p>
+          <w:p>
+            <w:pPr>
+              <w:spacing w:after="20" w:line="240" w:lineRule="auto"/>
+              <w:rPr>
+                <w:rFonts w:ascii="Consolas" w:hAnsi="Consolas"/>
+              </w:rPr>
+            </w:pPr>
+            <w:r>
+              <w:rPr>
+                <w:rFonts w:ascii="Consolas" w:hAnsi="Consolas"/>
+              </w:rPr>
+              <w:t xml:space="preserve">    </w:t>
+            </w:r>
+            <w:proofErr w:type="spellStart"/>
+            <w:r>
+              <w:rPr>
+                <w:rFonts w:ascii="Consolas" w:hAnsi="Consolas"/>
+              </w:rPr>
+              <w:t>test_accs.append</w:t>
+            </w:r>
+            <w:proofErr w:type="spellEnd"/>
+            <w:r>
+              <w:rPr>
+                <w:rFonts w:ascii="Consolas" w:hAnsi="Consolas"/>
+              </w:rPr>
+              <w:t>(acc)</w:t>
+            </w:r>
+          </w:p>
+          <w:p>
+            <w:pPr>
+              <w:spacing w:after="20" w:line="240" w:lineRule="auto"/>
+              <w:rPr>
+                <w:rFonts w:ascii="Consolas" w:hAnsi="Consolas"/>
+              </w:rPr>
+            </w:pPr>
+            <w:r>
+              <w:rPr>
+                <w:rFonts w:ascii="Consolas" w:hAnsi="Consolas"/>
+              </w:rPr>
+              <w:t xml:space="preserve">    </w:t>
+            </w:r>
+            <w:proofErr w:type="spellStart"/>
+            <w:r>
+              <w:rPr>
+                <w:rFonts w:ascii="Consolas" w:hAnsi="Consolas"/>
+              </w:rPr>
+              <w:t>scheduler.step</w:t>
+            </w:r>
+            <w:proofErr w:type="spellEnd"/>
+            <w:r>
+              <w:rPr>
+                <w:rFonts w:ascii="Consolas" w:hAnsi="Consolas"/>
+              </w:rPr>
+              <w:t>()</w:t>
+            </w:r>
+          </w:p>
+          <w:p>
+            <w:pPr>
+              <w:spacing w:after="20" w:line="240" w:lineRule="auto"/>
+              <w:rPr>
+                <w:rFonts w:ascii="Consolas" w:hAnsi="Consolas"/>
+              </w:rPr>
+            </w:pPr>
+          </w:p>
+          <w:p>
+            <w:pPr>
+              <w:spacing w:after="20" w:line="240" w:lineRule="auto"/>
+              <w:rPr>
+                <w:rFonts w:ascii="Consolas" w:hAnsi="Consolas"/>
+              </w:rPr>
+            </w:pPr>
+            <w:r>
+              <w:rPr>
+                <w:rFonts w:ascii="Consolas" w:hAnsi="Consolas"/>
+              </w:rPr>
+              <w:t>print("=" * 50)</w:t>
+            </w:r>
+          </w:p>
+          <w:p>
+            <w:pPr>
+              <w:spacing w:after="20" w:line="240" w:lineRule="auto"/>
+              <w:rPr>
+                <w:rFonts w:ascii="Consolas" w:hAnsi="Consolas"/>
+              </w:rPr>
+            </w:pPr>
+            <w:r>
+              <w:rPr>
+                <w:rFonts w:ascii="Consolas" w:hAnsi="Consolas"/>
+              </w:rPr>
+              <w:t>print(f"  </w:t>
+            </w:r>
+            <w:r>
+              <w:rPr>
+                <w:rFonts w:ascii="Consolas" w:hAnsi="Consolas"/>
+              </w:rPr>
+              <w:t>학번</w:t>
+            </w:r>
+            <w:r>
+              <w:rPr>
+                <w:rFonts w:ascii="Consolas" w:hAnsi="Consolas"/>
+              </w:rPr>
+              <w:t>: {STUDENT_ID}  </w:t>
+            </w:r>
+            <w:r>
+              <w:rPr>
+                <w:rFonts w:ascii="Consolas" w:hAnsi="Consolas"/>
+              </w:rPr>
+              <w:t>이름</w:t>
+            </w:r>
+            <w:r>
+              <w:rPr>
+                <w:rFonts w:ascii="Consolas" w:hAnsi="Consolas"/>
+              </w:rPr>
+              <w:t>: {STUDENT_NAME}")</w:t>
+            </w:r>
+          </w:p>
+          <w:p>
+            <w:pPr>
+              <w:spacing w:after="20" w:line="240" w:lineRule="auto"/>
+              <w:rPr>
+                <w:rFonts w:ascii="Consolas" w:hAnsi="Consolas"/>
+              </w:rPr>
+            </w:pPr>
+            <w:r>
+              <w:rPr>
+                <w:rFonts w:ascii="Consolas" w:hAnsi="Consolas"/>
+              </w:rPr>
+              <w:lastRenderedPageBreak/>
+              <w:t>print(f"  </w:t>
+            </w:r>
+            <w:r>
+              <w:rPr>
+                <w:rFonts w:ascii="Consolas" w:hAnsi="Consolas"/>
+              </w:rPr>
+              <w:t>최종</w:t>
+            </w:r>
+            <w:r>
+              <w:rPr>
+                <w:rFonts w:ascii="Consolas" w:hAnsi="Consolas"/>
+              </w:rPr>
+              <w:t xml:space="preserve"> Test Accuracy: {</w:t>
+            </w:r>
+            <w:proofErr w:type="spellStart"/>
+            <w:r>
+              <w:rPr>
+                <w:rFonts w:ascii="Consolas" w:hAnsi="Consolas"/>
+              </w:rPr>
+              <w:t>test_accs</w:t>
+            </w:r>
+            <w:proofErr w:type="spellEnd"/>
+            <w:r>
+              <w:rPr>
+                <w:rFonts w:ascii="Consolas" w:hAnsi="Consolas"/>
+              </w:rPr>
+              <w:t>[-1]:.2f}%")</w:t>
+            </w:r>
+          </w:p>
+          <w:p>
+            <w:pPr>
+              <w:spacing w:after="20" w:line="240" w:lineRule="auto"/>
+              <w:rPr>
+                <w:rFonts w:ascii="Consolas" w:hAnsi="Consolas"/>
+              </w:rPr>
+            </w:pPr>
+            <w:r>
+              <w:rPr>
+                <w:rFonts w:ascii="Consolas" w:hAnsi="Consolas"/>
+              </w:rPr>
+              <w:t>print("=" * 50)</w:t>
+            </w:r>
+          </w:p>
+          <w:p>
+            <w:pPr>
+              <w:spacing w:after="20" w:line="240" w:lineRule="auto"/>
+              <w:rPr>
+                <w:rFonts w:ascii="Consolas" w:hAnsi="Consolas"/>
+              </w:rPr>
+            </w:pPr>
+          </w:p>
+          <w:p>
+            <w:pPr>
+              <w:spacing w:after="20" w:line="240" w:lineRule="auto"/>
+              <w:rPr>
+                <w:rFonts w:ascii="Consolas" w:hAnsi="Consolas"/>
+              </w:rPr>
+            </w:pPr>
+            <w:proofErr w:type="spellStart"/>
+            <w:r>
+              <w:rPr>
+                <w:rFonts w:ascii="Consolas" w:hAnsi="Consolas"/>
+              </w:rPr>
+              <w:t>plt.figure</w:t>
+            </w:r>
+            <w:proofErr w:type="spellEnd"/>
+            <w:r>
+              <w:rPr>
+                <w:rFonts w:ascii="Consolas" w:hAnsi="Consolas"/>
+              </w:rPr>
+              <w:t>(</w:t>
+            </w:r>
+            <w:proofErr w:type="spellStart"/>
+            <w:r>
+              <w:rPr>
+                <w:rFonts w:ascii="Consolas" w:hAnsi="Consolas"/>
+              </w:rPr>
+              <w:t>figsize</w:t>
+            </w:r>
+            <w:proofErr w:type="spellEnd"/>
+            <w:r>
+              <w:rPr>
+                <w:rFonts w:ascii="Consolas" w:hAnsi="Consolas"/>
+              </w:rPr>
+              <w:t>=(8, 4))</w:t>
+            </w:r>
+          </w:p>
+          <w:p>
+            <w:pPr>
+              <w:spacing w:after="20" w:line="240" w:lineRule="auto"/>
+              <w:rPr>
+                <w:rFonts w:ascii="Consolas" w:hAnsi="Consolas"/>
+              </w:rPr>
+            </w:pPr>
+            <w:proofErr w:type="spellStart"/>
+            <w:r>
+              <w:rPr>
+                <w:rFonts w:ascii="Consolas" w:hAnsi="Consolas"/>
+              </w:rPr>
+              <w:t>plt.plot</w:t>
+            </w:r>
+            <w:proofErr w:type="spellEnd"/>
+            <w:r>
+              <w:rPr>
+                <w:rFonts w:ascii="Consolas" w:hAnsi="Consolas"/>
+              </w:rPr>
+              <w:t xml:space="preserve">(range(1, epochs+1), </w:t>
+            </w:r>
+            <w:proofErr w:type="spellStart"/>
+            <w:r>
+              <w:rPr>
+                <w:rFonts w:ascii="Consolas" w:hAnsi="Consolas"/>
+              </w:rPr>
+              <w:t>test_accs</w:t>
+            </w:r>
+            <w:proofErr w:type="spellEnd"/>
+            <w:r>
+              <w:rPr>
+                <w:rFonts w:ascii="Consolas" w:hAnsi="Consolas"/>
+              </w:rPr>
+              <w:t xml:space="preserve">, 'r-o', </w:t>
+            </w:r>
+            <w:proofErr w:type="spellStart"/>
+            <w:r>
+              <w:rPr>
+                <w:rFonts w:ascii="Consolas" w:hAnsi="Consolas"/>
+              </w:rPr>
+              <w:t>markersize</w:t>
+            </w:r>
+            <w:proofErr w:type="spellEnd"/>
+            <w:r>
+              <w:rPr>
+                <w:rFonts w:ascii="Consolas" w:hAnsi="Consolas"/>
+              </w:rPr>
+              <w:t>=8, linewidth=2)</w:t>
+            </w:r>
+          </w:p>
+          <w:p>
+            <w:pPr>
+              <w:spacing w:after="20" w:line="240" w:lineRule="auto"/>
+              <w:rPr>
+                <w:rFonts w:ascii="Consolas" w:hAnsi="Consolas"/>
+              </w:rPr>
+            </w:pPr>
+            <w:proofErr w:type="spellStart"/>
+            <w:r>
+              <w:rPr>
+                <w:rFonts w:ascii="Consolas" w:hAnsi="Consolas"/>
+              </w:rPr>
+              <w:t>plt.title</w:t>
+            </w:r>
+            <w:proofErr w:type="spellEnd"/>
+            <w:r>
+              <w:rPr>
+                <w:rFonts w:ascii="Consolas" w:hAnsi="Consolas"/>
+              </w:rPr>
+              <w:t>(f'MyLeNet5_2 Test Accuracy\n{STUDENT_ID} {STUDENT_NAME}')</w:t>
+            </w:r>
+          </w:p>
+          <w:p>
+            <w:pPr>
+              <w:spacing w:after="20" w:line="240" w:lineRule="auto"/>
+              <w:rPr>
+                <w:rFonts w:ascii="Consolas" w:hAnsi="Consolas"/>
+              </w:rPr>
+            </w:pPr>
+            <w:proofErr w:type="spellStart"/>
+            <w:r>
+              <w:rPr>
+                <w:rFonts w:ascii="Consolas" w:hAnsi="Consolas"/>
+              </w:rPr>
+              <w:t>plt.xlabel</w:t>
+            </w:r>
+            <w:proofErr w:type="spellEnd"/>
+            <w:r>
+              <w:rPr>
+                <w:rFonts w:ascii="Consolas" w:hAnsi="Consolas"/>
+              </w:rPr>
+              <w:t xml:space="preserve">('Epoch'); </w:t>
+            </w:r>
+            <w:proofErr w:type="spellStart"/>
+            <w:r>
+              <w:rPr>
+                <w:rFonts w:ascii="Consolas" w:hAnsi="Consolas"/>
+              </w:rPr>
+              <w:t>plt.ylabel</w:t>
+            </w:r>
+            <w:proofErr w:type="spellEnd"/>
+            <w:r>
+              <w:rPr>
+                <w:rFonts w:ascii="Consolas" w:hAnsi="Consolas"/>
+              </w:rPr>
+              <w:t xml:space="preserve">('Accuracy (%)'); </w:t>
+            </w:r>
+            <w:proofErr w:type="spellStart"/>
+            <w:r>
+              <w:rPr>
+                <w:rFonts w:ascii="Consolas" w:hAnsi="Consolas"/>
+              </w:rPr>
+              <w:t>plt.legend</w:t>
+            </w:r>
+            <w:proofErr w:type="spellEnd"/>
+            <w:r>
+              <w:rPr>
+                <w:rFonts w:ascii="Consolas" w:hAnsi="Consolas"/>
+              </w:rPr>
+              <w:t>(['Test Acc'])</w:t>
+            </w:r>
+          </w:p>
+          <w:p>
+            <w:pPr>
+              <w:spacing w:after="20" w:line="240" w:lineRule="auto"/>
+              <w:rPr>
+                <w:rFonts w:ascii="Consolas" w:hAnsi="Consolas"/>
+              </w:rPr>
+            </w:pPr>
+            <w:proofErr w:type="spellStart"/>
+            <w:r>
+              <w:rPr>
+                <w:rFonts w:ascii="Consolas" w:hAnsi="Consolas"/>
+              </w:rPr>
+              <w:t>plt.grid</w:t>
+            </w:r>
+            <w:proofErr w:type="spellEnd"/>
+            <w:r>
+              <w:rPr>
+                <w:rFonts w:ascii="Consolas" w:hAnsi="Consolas"/>
+              </w:rPr>
+              <w:t xml:space="preserve">(True, alpha=0.4); </w:t>
+            </w:r>
+            <w:proofErr w:type="spellStart"/>
+            <w:r>
+              <w:rPr>
+                <w:rFonts w:ascii="Consolas" w:hAnsi="Consolas"/>
+              </w:rPr>
+              <w:t>plt.tight_layout</w:t>
+            </w:r>
+            <w:proofErr w:type="spellEnd"/>
+            <w:r>
+              <w:rPr>
+                <w:rFonts w:ascii="Consolas" w:hAnsi="Consolas"/>
+              </w:rPr>
+              <w:t>()</w:t>
+            </w:r>
+          </w:p>
+          <w:p>
+            <w:pPr>
+              <w:spacing w:after="20" w:line="240" w:lineRule="auto"/>
+              <w:rPr>
+                <w:rFonts w:ascii="Consolas" w:hAnsi="Consolas"/>
+              </w:rPr>
+            </w:pPr>
+            <w:r>
+              <w:rPr>
+                <w:rFonts w:ascii="Consolas" w:hAnsi="Consolas"/>
+              </w:rPr>
+              <w:t xml:space="preserve"># ===== </w:t>
+            </w:r>
+            <w:r>
+              <w:rPr>
+                <w:rFonts w:ascii="Consolas" w:hAnsi="Consolas"/>
+              </w:rPr>
+              <w:t>수정</w:t>
+            </w:r>
+            <w:r>
+              <w:rPr>
+                <w:rFonts w:ascii="Consolas" w:hAnsi="Consolas"/>
+              </w:rPr>
+              <w:t xml:space="preserve"> </w:t>
+            </w:r>
+            <w:r>
+              <w:rPr>
+                <w:rFonts w:ascii="Consolas" w:hAnsi="Consolas"/>
+              </w:rPr>
+              <w:t>금지</w:t>
+            </w:r>
+            <w:r>
+              <w:rPr>
+                <w:rFonts w:ascii="Consolas" w:hAnsi="Consolas"/>
+              </w:rPr>
+              <w:t xml:space="preserve"> </w:t>
+            </w:r>
+            <w:r>
+              <w:rPr>
+                <w:rFonts w:ascii="Consolas" w:hAnsi="Consolas"/>
+              </w:rPr>
+              <w:t>끝</w:t>
+            </w:r>
+            <w:r>
+              <w:rPr>
+                <w:rFonts w:ascii="Consolas" w:hAnsi="Consolas"/>
+              </w:rPr>
+              <w:t xml:space="preserve"> =====</w:t>
+            </w:r>
+          </w:p>
+          <w:p>
+            <w:pPr>
+              <w:spacing w:after="20" w:line="240" w:lineRule="auto"/>
+              <w:rPr>
+                <w:rFonts w:ascii="Consolas" w:hAnsi="Consolas"/>
+              </w:rPr>
+            </w:pPr>
+          </w:p>
+          <w:p>
+            <w:pPr>
+              <w:spacing w:after="20" w:line="240" w:lineRule="auto"/>
+              <w:rPr>
+                <w:rFonts w:ascii="Consolas" w:hAnsi="Consolas" w:hint="eastAsia"/>
               </w:rPr>
             </w:pPr>
           </w:p>
@@ -481,6 +2595,7 @@
         <w:pStyle w:val="2"/>
       </w:pPr>
       <w:r>
+        <w:lastRenderedPageBreak/>
         <w:t>OUTPUT (Screen Shots)</w:t>
       </w:r>
     </w:p>
@@ -491,8 +2606,8 @@
         <w:tblLook w:val="04A0" w:firstRow="1" w:lastRow="0" w:firstColumn="1" w:lastColumn="0" w:noHBand="0" w:noVBand="1"/>
       </w:tblPr>
       <w:tblGrid>
-        <w:gridCol w:w="439"/>
-        <w:gridCol w:w="8577"/>
+        <w:gridCol w:w="787"/>
+        <w:gridCol w:w="8229"/>
       </w:tblGrid>
       <w:tr>
         <w:trPr>
@@ -600,6 +2715,8 @@
               <w:spacing w:after="0" w:line="240" w:lineRule="auto"/>
               <w:rPr>
                 <w:rFonts w:ascii="Arial" w:hAnsi="Arial" w:cs="Arial"/>
+                <w:b w:val="0"/>
+                <w:bCs w:val="0"/>
                 <w:sz w:val="20"/>
               </w:rPr>
             </w:pPr>
@@ -612,6 +2729,61 @@
                 <w:sz w:val="20"/>
               </w:rPr>
             </w:pPr>
+            <w:r>
+              <w:rPr>
+                <w:rFonts w:ascii="Arial" w:hAnsi="Arial" w:cs="Arial"/>
+                <w:noProof/>
+                <w:sz w:val="20"/>
+              </w:rPr>
+              <w:drawing>
+                <wp:inline distT="0" distB="0" distL="0" distR="0" wp14:anchorId="75555D40" wp14:editId="6BE656E3">
+                  <wp:extent cx="5727700" cy="3575050"/>
+                  <wp:effectExtent l="0" t="0" r="6350" b="6350"/>
+                  <wp:docPr id="1426034406" name="그림 2"/>
+                  <wp:cNvGraphicFramePr>
+                    <a:graphicFrameLocks xmlns:a="http://schemas.openxmlformats.org/drawingml/2006/main" noChangeAspect="1"/>
+                  </wp:cNvGraphicFramePr>
+                  <a:graphic xmlns:a="http://schemas.openxmlformats.org/drawingml/2006/main">
+                    <a:graphicData uri="http://schemas.openxmlformats.org/drawingml/2006/picture">
+                      <pic:pic xmlns:pic="http://schemas.openxmlformats.org/drawingml/2006/picture">
+                        <pic:nvPicPr>
+                          <pic:cNvPr id="0" name="Picture 2"/>
+                          <pic:cNvPicPr>
+                            <a:picLocks noChangeAspect="1" noChangeArrowheads="1"/>
+                          </pic:cNvPicPr>
+                        </pic:nvPicPr>
+                        <pic:blipFill>
+                          <a:blip r:embed="rId8" cstate="print">
+                            <a:extLst>
+                              <a:ext uri="{28A0092B-C50C-407E-A947-70E740481C1C}">
+                                <a14:useLocalDpi xmlns:a14="http://schemas.microsoft.com/office/drawing/2010/main" val="0"/>
+                              </a:ext>
+                            </a:extLst>
+                          </a:blip>
+                          <a:srcRect/>
+                          <a:stretch>
+                            <a:fillRect/>
+                          </a:stretch>
+                        </pic:blipFill>
+                        <pic:spPr bwMode="auto">
+                          <a:xfrm>
+                            <a:off x="0" y="0"/>
+                            <a:ext cx="5727700" cy="3575050"/>
+                          </a:xfrm>
+                          <a:prstGeom prst="rect">
+                            <a:avLst/>
+                          </a:prstGeom>
+                          <a:noFill/>
+                          <a:ln>
+                            <a:noFill/>
+                          </a:ln>
+                        </pic:spPr>
+                      </pic:pic>
+                    </a:graphicData>
+                  </a:graphic>
+                </wp:inline>
+              </w:drawing>
+            </w:r>
           </w:p>
           <w:p>
             <w:pPr>
@@ -626,16 +2798,167 @@
             <w:pPr>
               <w:spacing w:after="0" w:line="240" w:lineRule="auto"/>
               <w:rPr>
+                <w:rFonts w:ascii="Arial" w:hAnsi="Arial" w:cs="Arial" w:hint="eastAsia"/>
+                <w:b w:val="0"/>
+                <w:bCs w:val="0"/>
+                <w:sz w:val="20"/>
+              </w:rPr>
+            </w:pPr>
+            <w:r>
+              <w:rPr>
                 <w:rFonts w:ascii="Arial" w:hAnsi="Arial" w:cs="Arial"/>
-                <w:sz w:val="20"/>
-              </w:rPr>
-            </w:pPr>
+                <w:b w:val="0"/>
+                <w:bCs w:val="0"/>
+                <w:noProof/>
+                <w:sz w:val="20"/>
+              </w:rPr>
+              <w:lastRenderedPageBreak/>
+              <w:drawing>
+                <wp:inline distT="0" distB="0" distL="0" distR="0" wp14:anchorId="354949B6" wp14:editId="774D4F41">
+                  <wp:extent cx="5727700" cy="3575050"/>
+                  <wp:effectExtent l="0" t="0" r="6350" b="6350"/>
+                  <wp:docPr id="114148639" name="그림 3"/>
+                  <wp:cNvGraphicFramePr>
+                    <a:graphicFrameLocks xmlns:a="http://schemas.openxmlformats.org/drawingml/2006/main" noChangeAspect="1"/>
+                  </wp:cNvGraphicFramePr>
+                  <a:graphic xmlns:a="http://schemas.openxmlformats.org/drawingml/2006/main">
+                    <a:graphicData uri="http://schemas.openxmlformats.org/drawingml/2006/picture">
+                      <pic:pic xmlns:pic="http://schemas.openxmlformats.org/drawingml/2006/picture">
+                        <pic:nvPicPr>
+                          <pic:cNvPr id="0" name="Picture 3"/>
+                          <pic:cNvPicPr>
+                            <a:picLocks noChangeAspect="1" noChangeArrowheads="1"/>
+                          </pic:cNvPicPr>
+                        </pic:nvPicPr>
+                        <pic:blipFill>
+                          <a:blip r:embed="rId9" cstate="print">
+                            <a:extLst>
+                              <a:ext uri="{28A0092B-C50C-407E-A947-70E740481C1C}">
+                                <a14:useLocalDpi xmlns:a14="http://schemas.microsoft.com/office/drawing/2010/main" val="0"/>
+                              </a:ext>
+                            </a:extLst>
+                          </a:blip>
+                          <a:srcRect/>
+                          <a:stretch>
+                            <a:fillRect/>
+                          </a:stretch>
+                        </pic:blipFill>
+                        <pic:spPr bwMode="auto">
+                          <a:xfrm>
+                            <a:off x="0" y="0"/>
+                            <a:ext cx="5727700" cy="3575050"/>
+                          </a:xfrm>
+                          <a:prstGeom prst="rect">
+                            <a:avLst/>
+                          </a:prstGeom>
+                          <a:noFill/>
+                          <a:ln>
+                            <a:noFill/>
+                          </a:ln>
+                        </pic:spPr>
+                      </pic:pic>
+                    </a:graphicData>
+                  </a:graphic>
+                </wp:inline>
+              </w:drawing>
+            </w:r>
           </w:p>
           <w:p>
             <w:pPr>
               <w:spacing w:after="0" w:line="240" w:lineRule="auto"/>
               <w:rPr>
+                <w:rFonts w:ascii="Arial" w:hAnsi="Arial" w:cs="Arial" w:hint="eastAsia"/>
+                <w:sz w:val="20"/>
+              </w:rPr>
+            </w:pPr>
+          </w:p>
+          <w:p>
+            <w:pPr>
+              <w:spacing w:after="0" w:line="240" w:lineRule="auto"/>
+              <w:rPr>
                 <w:rFonts w:ascii="Arial" w:hAnsi="Arial" w:cs="Arial"/>
+                <w:sz w:val="20"/>
+              </w:rPr>
+            </w:pPr>
+            <w:r>
+              <w:rPr>
+                <w:rFonts w:ascii="Arial" w:hAnsi="Arial" w:cs="Arial"/>
+                <w:noProof/>
+                <w:sz w:val="20"/>
+              </w:rPr>
+              <w:drawing>
+                <wp:inline distT="0" distB="0" distL="0" distR="0" wp14:anchorId="3514F368" wp14:editId="4544B129">
+                  <wp:extent cx="5727700" cy="3575050"/>
+                  <wp:effectExtent l="0" t="0" r="6350" b="6350"/>
+                  <wp:docPr id="1728266846" name="그림 4"/>
+                  <wp:cNvGraphicFramePr>
+                    <a:graphicFrameLocks xmlns:a="http://schemas.openxmlformats.org/drawingml/2006/main" noChangeAspect="1"/>
+                  </wp:cNvGraphicFramePr>
+                  <a:graphic xmlns:a="http://schemas.openxmlformats.org/drawingml/2006/main">
+                    <a:graphicData uri="http://schemas.openxmlformats.org/drawingml/2006/picture">
+                      <pic:pic xmlns:pic="http://schemas.openxmlformats.org/drawingml/2006/picture">
+                        <pic:nvPicPr>
+                          <pic:cNvPr id="0" name="Picture 4"/>
+                          <pic:cNvPicPr>
+                            <a:picLocks noChangeAspect="1" noChangeArrowheads="1"/>
+                          </pic:cNvPicPr>
+                        </pic:nvPicPr>
+                        <pic:blipFill>
+                          <a:blip r:embed="rId10" cstate="print">
+                            <a:extLst>
+                              <a:ext uri="{28A0092B-C50C-407E-A947-70E740481C1C}">
+                                <a14:useLocalDpi xmlns:a14="http://schemas.microsoft.com/office/drawing/2010/main" val="0"/>
+                              </a:ext>
+                            </a:extLst>
+                          </a:blip>
+                          <a:srcRect/>
+                          <a:stretch>
+                            <a:fillRect/>
+                          </a:stretch>
+                        </pic:blipFill>
+                        <pic:spPr bwMode="auto">
+                          <a:xfrm>
+                            <a:off x="0" y="0"/>
+                            <a:ext cx="5727700" cy="3575050"/>
+                          </a:xfrm>
+                          <a:prstGeom prst="rect">
+                            <a:avLst/>
+                          </a:prstGeom>
+                          <a:noFill/>
+                          <a:ln>
+                            <a:noFill/>
+                          </a:ln>
+                        </pic:spPr>
+                      </pic:pic>
+                    </a:graphicData>
+                  </a:graphic>
+                </wp:inline>
+              </w:drawing>
+            </w:r>
+          </w:p>
+          <w:p>
+            <w:pPr>
+              <w:spacing w:after="0" w:line="240" w:lineRule="auto"/>
+              <w:rPr>
+                <w:rFonts w:ascii="Arial" w:hAnsi="Arial" w:cs="Arial" w:hint="eastAsia"/>
+                <w:sz w:val="20"/>
+              </w:rPr>
+            </w:pPr>
+          </w:p>
+          <w:p>
+            <w:pPr>
+              <w:spacing w:after="0" w:line="240" w:lineRule="auto"/>
+              <w:rPr>
+                <w:rFonts w:ascii="Arial" w:hAnsi="Arial" w:cs="Arial"/>
+                <w:sz w:val="20"/>
+              </w:rPr>
+            </w:pPr>
+          </w:p>
+          <w:p>
+            <w:pPr>
+              <w:spacing w:after="0" w:line="240" w:lineRule="auto"/>
+              <w:rPr>
+                <w:rFonts w:ascii="Arial" w:hAnsi="Arial" w:cs="Arial"/>
                 <w:b w:val="0"/>
                 <w:bCs w:val="0"/>
                 <w:sz w:val="20"/>
@@ -645,9 +2968,57 @@
               <w:rPr>
                 <w:b w:val="0"/>
                 <w:bCs w:val="0"/>
-                <w:color w:val="FF0000"/>
-              </w:rPr>
-              <w:br/>
+                <w:noProof/>
+              </w:rPr>
+              <w:lastRenderedPageBreak/>
+              <w:drawing>
+                <wp:inline distT="0" distB="0" distL="0" distR="0" wp14:anchorId="61731BA0" wp14:editId="0A122E6F">
+                  <wp:extent cx="5727700" cy="2825750"/>
+                  <wp:effectExtent l="0" t="0" r="6350" b="0"/>
+                  <wp:docPr id="772750377" name="그림 5"/>
+                  <wp:cNvGraphicFramePr>
+                    <a:graphicFrameLocks xmlns:a="http://schemas.openxmlformats.org/drawingml/2006/main" noChangeAspect="1"/>
+                  </wp:cNvGraphicFramePr>
+                  <a:graphic xmlns:a="http://schemas.openxmlformats.org/drawingml/2006/main">
+                    <a:graphicData uri="http://schemas.openxmlformats.org/drawingml/2006/picture">
+                      <pic:pic xmlns:pic="http://schemas.openxmlformats.org/drawingml/2006/picture">
+                        <pic:nvPicPr>
+                          <pic:cNvPr id="0" name="Picture 5"/>
+                          <pic:cNvPicPr>
+                            <a:picLocks noChangeAspect="1" noChangeArrowheads="1"/>
+                          </pic:cNvPicPr>
+                        </pic:nvPicPr>
+                        <pic:blipFill>
+                          <a:blip r:embed="rId11">
+                            <a:extLst>
+                              <a:ext uri="{28A0092B-C50C-407E-A947-70E740481C1C}">
+                                <a14:useLocalDpi xmlns:a14="http://schemas.microsoft.com/office/drawing/2010/main" val="0"/>
+                              </a:ext>
+                            </a:extLst>
+                          </a:blip>
+                          <a:srcRect/>
+                          <a:stretch>
+                            <a:fillRect/>
+                          </a:stretch>
+                        </pic:blipFill>
+                        <pic:spPr bwMode="auto">
+                          <a:xfrm>
+                            <a:off x="0" y="0"/>
+                            <a:ext cx="5727700" cy="2825750"/>
+                          </a:xfrm>
+                          <a:prstGeom prst="rect">
+                            <a:avLst/>
+                          </a:prstGeom>
+                          <a:noFill/>
+                          <a:ln>
+                            <a:noFill/>
+                          </a:ln>
+                        </pic:spPr>
+                      </pic:pic>
+                    </a:graphicData>
+                  </a:graphic>
+                </wp:inline>
+              </w:drawing>
             </w:r>
           </w:p>
         </w:tc>
@@ -657,12 +3028,15 @@
       <w:pPr>
         <w:pStyle w:val="2"/>
       </w:pPr>
+      <w:proofErr w:type="spellStart"/>
       <w:r>
         <w:rPr>
           <w:rFonts w:hint="eastAsia"/>
         </w:rPr>
+        <w:lastRenderedPageBreak/>
         <w:t>Github</w:t>
       </w:r>
+      <w:proofErr w:type="spellEnd"/>
       <w:r>
         <w:t xml:space="preserve"> (Screen Shots)</w:t>
       </w:r>
@@ -739,8 +3113,18 @@
                 <w:b w:val="0"/>
                 <w:sz w:val="20"/>
               </w:rPr>
-              <w:t xml:space="preserve"> Github</w:t>
-            </w:r>
+              <w:t xml:space="preserve"> </w:t>
+            </w:r>
+            <w:proofErr w:type="spellStart"/>
+            <w:r>
+              <w:rPr>
+                <w:rFonts w:ascii="Arial" w:hAnsi="Arial" w:cs="Arial" w:hint="eastAsia"/>
+                <w:b w:val="0"/>
+                <w:sz w:val="20"/>
+              </w:rPr>
+              <w:t>Github</w:t>
+            </w:r>
+            <w:proofErr w:type="spellEnd"/>
             <w:r>
               <w:rPr>
                 <w:rFonts w:ascii="Arial" w:hAnsi="Arial" w:cs="Arial" w:hint="eastAsia"/>
@@ -1223,7 +3607,25 @@
                 <w:color w:val="000000"/>
                 <w:sz w:val="20"/>
               </w:rPr>
-              <w:t xml:space="preserve"> java.util.Scanner;</w:t>
+              <w:t xml:space="preserve"> </w:t>
+            </w:r>
+            <w:proofErr w:type="spellStart"/>
+            <w:r>
+              <w:rPr>
+                <w:rFonts w:ascii="Consolas" w:eastAsiaTheme="minorEastAsia" w:hAnsi="Consolas" w:cs="Consolas"/>
+                <w:color w:val="000000"/>
+                <w:sz w:val="20"/>
+              </w:rPr>
+              <w:t>java.util.Scanner</w:t>
+            </w:r>
+            <w:proofErr w:type="spellEnd"/>
+            <w:r>
+              <w:rPr>
+                <w:rFonts w:ascii="Consolas" w:eastAsiaTheme="minorEastAsia" w:hAnsi="Consolas" w:cs="Consolas"/>
+                <w:color w:val="000000"/>
+                <w:sz w:val="20"/>
+              </w:rPr>
+              <w:t>;</w:t>
             </w:r>
           </w:p>
           <w:p>
@@ -1287,7 +3689,25 @@
                 <w:color w:val="000000"/>
                 <w:sz w:val="20"/>
               </w:rPr>
-              <w:t xml:space="preserve"> FirstProgram {</w:t>
+              <w:t xml:space="preserve"> </w:t>
+            </w:r>
+            <w:proofErr w:type="spellStart"/>
+            <w:r>
+              <w:rPr>
+                <w:rFonts w:ascii="Consolas" w:eastAsiaTheme="minorEastAsia" w:hAnsi="Consolas" w:cs="Consolas"/>
+                <w:color w:val="000000"/>
+                <w:sz w:val="20"/>
+              </w:rPr>
+              <w:t>FirstProgram</w:t>
+            </w:r>
+            <w:proofErr w:type="spellEnd"/>
+            <w:r>
+              <w:rPr>
+                <w:rFonts w:ascii="Consolas" w:eastAsiaTheme="minorEastAsia" w:hAnsi="Consolas" w:cs="Consolas"/>
+                <w:color w:val="000000"/>
+                <w:sz w:val="20"/>
+              </w:rPr>
+              <w:t xml:space="preserve"> {</w:t>
             </w:r>
           </w:p>
           <w:p>
@@ -1524,12 +3944,14 @@
       <w:pPr>
         <w:pStyle w:val="2"/>
       </w:pPr>
+      <w:proofErr w:type="spellStart"/>
       <w:r>
         <w:rPr>
           <w:rFonts w:hint="eastAsia"/>
         </w:rPr>
         <w:t>Github</w:t>
       </w:r>
+      <w:proofErr w:type="spellEnd"/>
       <w:r>
         <w:t xml:space="preserve"> (Screen Shots)</w:t>
       </w:r>
@@ -1614,8 +4036,18 @@
                 <w:b w:val="0"/>
                 <w:sz w:val="20"/>
               </w:rPr>
-              <w:t xml:space="preserve"> Github</w:t>
-            </w:r>
+              <w:t xml:space="preserve"> </w:t>
+            </w:r>
+            <w:proofErr w:type="spellStart"/>
+            <w:r>
+              <w:rPr>
+                <w:rFonts w:ascii="Arial" w:hAnsi="Arial" w:cs="Arial" w:hint="eastAsia"/>
+                <w:b w:val="0"/>
+                <w:sz w:val="20"/>
+              </w:rPr>
+              <w:t>Github</w:t>
+            </w:r>
+            <w:proofErr w:type="spellEnd"/>
             <w:r>
               <w:rPr>
                 <w:rFonts w:ascii="Arial" w:hAnsi="Arial" w:cs="Arial" w:hint="eastAsia"/>
@@ -2090,7 +4522,25 @@
                 <w:color w:val="000000"/>
                 <w:sz w:val="20"/>
               </w:rPr>
-              <w:t xml:space="preserve"> java.util.Scanner;</w:t>
+              <w:t xml:space="preserve"> </w:t>
+            </w:r>
+            <w:proofErr w:type="spellStart"/>
+            <w:r>
+              <w:rPr>
+                <w:rFonts w:ascii="Consolas" w:eastAsiaTheme="minorEastAsia" w:hAnsi="Consolas" w:cs="Consolas"/>
+                <w:color w:val="000000"/>
+                <w:sz w:val="20"/>
+              </w:rPr>
+              <w:t>java.util.Scanner</w:t>
+            </w:r>
+            <w:proofErr w:type="spellEnd"/>
+            <w:r>
+              <w:rPr>
+                <w:rFonts w:ascii="Consolas" w:eastAsiaTheme="minorEastAsia" w:hAnsi="Consolas" w:cs="Consolas"/>
+                <w:color w:val="000000"/>
+                <w:sz w:val="20"/>
+              </w:rPr>
+              <w:t>;</w:t>
             </w:r>
           </w:p>
           <w:p>
@@ -2154,7 +4604,25 @@
                 <w:color w:val="000000"/>
                 <w:sz w:val="20"/>
               </w:rPr>
-              <w:t xml:space="preserve"> FirstProgram {</w:t>
+              <w:t xml:space="preserve"> </w:t>
+            </w:r>
+            <w:proofErr w:type="spellStart"/>
+            <w:r>
+              <w:rPr>
+                <w:rFonts w:ascii="Consolas" w:eastAsiaTheme="minorEastAsia" w:hAnsi="Consolas" w:cs="Consolas"/>
+                <w:color w:val="000000"/>
+                <w:sz w:val="20"/>
+              </w:rPr>
+              <w:t>FirstProgram</w:t>
+            </w:r>
+            <w:proofErr w:type="spellEnd"/>
+            <w:r>
+              <w:rPr>
+                <w:rFonts w:ascii="Consolas" w:eastAsiaTheme="minorEastAsia" w:hAnsi="Consolas" w:cs="Consolas"/>
+                <w:color w:val="000000"/>
+                <w:sz w:val="20"/>
+              </w:rPr>
+              <w:t xml:space="preserve"> {</w:t>
             </w:r>
           </w:p>
           <w:p>
@@ -2246,6 +4714,7 @@
               </w:rPr>
               <w:t xml:space="preserve"> main(String[] </w:t>
             </w:r>
+            <w:proofErr w:type="spellStart"/>
             <w:r>
               <w:rPr>
                 <w:rFonts w:ascii="Consolas" w:eastAsiaTheme="minorEastAsia" w:hAnsi="Consolas" w:cs="Consolas"/>
@@ -2254,6 +4723,7 @@
               </w:rPr>
               <w:t>args</w:t>
             </w:r>
+            <w:proofErr w:type="spellEnd"/>
             <w:r>
               <w:rPr>
                 <w:rFonts w:ascii="Consolas" w:eastAsiaTheme="minorEastAsia" w:hAnsi="Consolas" w:cs="Consolas"/>
@@ -2393,7 +4863,7 @@
               <w:spacing w:after="0" w:line="240" w:lineRule="auto"/>
               <w:jc w:val="both"/>
               <w:rPr>
-                <w:rFonts w:ascii="Arial" w:hAnsi="Arial" w:cs="Arial" w:hint="eastAsia"/>
+                <w:rFonts w:ascii="Arial" w:hAnsi="Arial" w:cs="Arial"/>
                 <w:b w:val="0"/>
                 <w:sz w:val="20"/>
               </w:rPr>
@@ -2548,12 +5018,14 @@
       <w:pPr>
         <w:pStyle w:val="2"/>
       </w:pPr>
+      <w:proofErr w:type="spellStart"/>
       <w:r>
         <w:rPr>
           <w:rFonts w:hint="eastAsia"/>
         </w:rPr>
         <w:t>Github</w:t>
       </w:r>
+      <w:proofErr w:type="spellEnd"/>
       <w:r>
         <w:t xml:space="preserve"> (Screen Shots)</w:t>
       </w:r>
@@ -2585,7 +5057,7 @@
               <w:spacing w:after="0" w:line="240" w:lineRule="auto"/>
               <w:jc w:val="both"/>
               <w:rPr>
-                <w:rFonts w:ascii="Arial" w:hAnsi="Arial" w:cs="Arial" w:hint="eastAsia"/>
+                <w:rFonts w:ascii="Arial" w:hAnsi="Arial" w:cs="Arial"/>
                 <w:b w:val="0"/>
                 <w:sz w:val="20"/>
               </w:rPr>
@@ -2638,8 +5110,18 @@
                 <w:b w:val="0"/>
                 <w:sz w:val="20"/>
               </w:rPr>
-              <w:t xml:space="preserve"> Github</w:t>
-            </w:r>
+              <w:t xml:space="preserve"> </w:t>
+            </w:r>
+            <w:proofErr w:type="spellStart"/>
+            <w:r>
+              <w:rPr>
+                <w:rFonts w:ascii="Arial" w:hAnsi="Arial" w:cs="Arial" w:hint="eastAsia"/>
+                <w:b w:val="0"/>
+                <w:sz w:val="20"/>
+              </w:rPr>
+              <w:t>Github</w:t>
+            </w:r>
+            <w:proofErr w:type="spellEnd"/>
             <w:r>
               <w:rPr>
                 <w:rFonts w:ascii="Arial" w:hAnsi="Arial" w:cs="Arial" w:hint="eastAsia"/>
@@ -3250,6 +5732,95 @@
       </w:rPr>
     </w:lvl>
   </w:abstractNum>
+  <w:abstractNum w:abstractNumId="3" w15:restartNumberingAfterBreak="0">
+    <w:nsid w:val="66BD1E42"/>
+    <w:multiLevelType w:val="hybridMultilevel"/>
+    <w:tmpl w:val="67A0E76C"/>
+    <w:lvl w:ilvl="0" w:tplc="5B58A52E">
+      <w:start w:val="1"/>
+      <w:numFmt w:val="decimal"/>
+      <w:lvlText w:val="%1."/>
+      <w:lvlJc w:val="left"/>
+      <w:pPr>
+        <w:ind w:left="800" w:hanging="360"/>
+      </w:pPr>
+      <w:rPr>
+        <w:rFonts w:hint="default"/>
+      </w:rPr>
+    </w:lvl>
+    <w:lvl w:ilvl="1" w:tplc="04090019" w:tentative="1">
+      <w:start w:val="1"/>
+      <w:numFmt w:val="upperLetter"/>
+      <w:lvlText w:val="%2."/>
+      <w:lvlJc w:val="left"/>
+      <w:pPr>
+        <w:ind w:left="1320" w:hanging="440"/>
+      </w:pPr>
+    </w:lvl>
+    <w:lvl w:ilvl="2" w:tplc="0409001B" w:tentative="1">
+      <w:start w:val="1"/>
+      <w:numFmt w:val="lowerRoman"/>
+      <w:lvlText w:val="%3."/>
+      <w:lvlJc w:val="right"/>
+      <w:pPr>
+        <w:ind w:left="1760" w:hanging="440"/>
+      </w:pPr>
+    </w:lvl>
+    <w:lvl w:ilvl="3" w:tplc="0409000F" w:tentative="1">
+      <w:start w:val="1"/>
+      <w:numFmt w:val="decimal"/>
+      <w:lvlText w:val="%4."/>
+      <w:lvlJc w:val="left"/>
+      <w:pPr>
+        <w:ind w:left="2200" w:hanging="440"/>
+      </w:pPr>
+    </w:lvl>
+    <w:lvl w:ilvl="4" w:tplc="04090019" w:tentative="1">
+      <w:start w:val="1"/>
+      <w:numFmt w:val="upperLetter"/>
+      <w:lvlText w:val="%5."/>
+      <w:lvlJc w:val="left"/>
+      <w:pPr>
+        <w:ind w:left="2640" w:hanging="440"/>
+      </w:pPr>
+    </w:lvl>
+    <w:lvl w:ilvl="5" w:tplc="0409001B" w:tentative="1">
+      <w:start w:val="1"/>
+      <w:numFmt w:val="lowerRoman"/>
+      <w:lvlText w:val="%6."/>
+      <w:lvlJc w:val="right"/>
+      <w:pPr>
+        <w:ind w:left="3080" w:hanging="440"/>
+      </w:pPr>
+    </w:lvl>
+    <w:lvl w:ilvl="6" w:tplc="0409000F" w:tentative="1">
+      <w:start w:val="1"/>
+      <w:numFmt w:val="decimal"/>
+      <w:lvlText w:val="%7."/>
+      <w:lvlJc w:val="left"/>
+      <w:pPr>
+        <w:ind w:left="3520" w:hanging="440"/>
+      </w:pPr>
+    </w:lvl>
+    <w:lvl w:ilvl="7" w:tplc="04090019" w:tentative="1">
+      <w:start w:val="1"/>
+      <w:numFmt w:val="upperLetter"/>
+      <w:lvlText w:val="%8."/>
+      <w:lvlJc w:val="left"/>
+      <w:pPr>
+        <w:ind w:left="3960" w:hanging="440"/>
+      </w:pPr>
+    </w:lvl>
+    <w:lvl w:ilvl="8" w:tplc="0409001B" w:tentative="1">
+      <w:start w:val="1"/>
+      <w:numFmt w:val="lowerRoman"/>
+      <w:lvlText w:val="%9."/>
+      <w:lvlJc w:val="right"/>
+      <w:pPr>
+        <w:ind w:left="4400" w:hanging="440"/>
+      </w:pPr>
+    </w:lvl>
+  </w:abstractNum>
   <w:num w:numId="1" w16cid:durableId="1937708843">
     <w:abstractNumId w:val="2"/>
   </w:num>
@@ -3258,6 +5829,9 @@
   </w:num>
   <w:num w:numId="3" w16cid:durableId="254560682">
     <w:abstractNumId w:val="0"/>
+  </w:num>
+  <w:num w:numId="4" w16cid:durableId="1944263225">
+    <w:abstractNumId w:val="3"/>
   </w:num>
 </w:numbering>
 </file>
@@ -3721,7 +6295,6 @@
   <w:style w:type="character" w:default="1" w:styleId="a1">
     <w:name w:val="Default Paragraph Font"/>
     <w:uiPriority w:val="1"/>
-    <w:semiHidden/>
     <w:unhideWhenUsed/>
   </w:style>
   <w:style w:type="table" w:default="1" w:styleId="a2">
@@ -4545,11 +7118,13 @@
     <w:rsid w:val="000F43F7"/>
     <w:rsid w:val="001C771F"/>
     <w:rsid w:val="001E37F5"/>
+    <w:rsid w:val="003736A8"/>
     <w:rsid w:val="00416E4F"/>
     <w:rsid w:val="00503D2D"/>
     <w:rsid w:val="00576A1B"/>
     <w:rsid w:val="005A346B"/>
     <w:rsid w:val="005A7F25"/>
+    <w:rsid w:val="006219AB"/>
     <w:rsid w:val="007C31F8"/>
     <w:rsid w:val="007E1B40"/>
     <w:rsid w:val="007E5BD9"/>

--- a/template_final_report.docx
+++ b/template_final_report.docx
@@ -111,12 +111,22 @@
         <w:r>
           <w:rPr>
             <w:rStyle w:val="af5"/>
-            <w:sz w:val="22"/>
-            <w:szCs w:val="24"/>
           </w:rPr>
-          <w:t>https://github.com/prulen/my-fork-test2.git</w:t>
+          <w:t>https://github.com/shchong-123/2026-1st-final_test</w:t>
         </w:r>
       </w:hyperlink>
+      <w:r>
+        <w:rPr>
+          <w:rFonts w:hint="eastAsia"/>
+        </w:rPr>
+        <w:t xml:space="preserve"> </w:t>
+      </w:r>
+      <w:r>
+        <w:rPr>
+          <w:rFonts w:hint="eastAsia"/>
+        </w:rPr>
+        <w:t xml:space="preserve"> </w:t>
+      </w:r>
     </w:p>
     <w:p>
       <w:pPr>
@@ -201,6 +211,7 @@
               <w:t>class MyLeNet5_2(</w:t>
             </w:r>
             <w:proofErr w:type="spellStart"/>
+            <w:proofErr w:type="gramStart"/>
             <w:r>
               <w:rPr>
                 <w:rFonts w:ascii="Consolas" w:hAnsi="Consolas"/>
@@ -208,6 +219,7 @@
               <w:t>nn.Module</w:t>
             </w:r>
             <w:proofErr w:type="spellEnd"/>
+            <w:proofErr w:type="gramEnd"/>
             <w:r>
               <w:rPr>
                 <w:rFonts w:ascii="Consolas" w:hAnsi="Consolas"/>
@@ -254,7 +266,35 @@
               <w:rPr>
                 <w:rFonts w:ascii="Consolas" w:hAnsi="Consolas"/>
               </w:rPr>
-              <w:t>        super(MyLeNet5_2, self).__</w:t>
+              <w:t xml:space="preserve">        </w:t>
+            </w:r>
+            <w:proofErr w:type="gramStart"/>
+            <w:r>
+              <w:rPr>
+                <w:rFonts w:ascii="Consolas" w:hAnsi="Consolas"/>
+              </w:rPr>
+              <w:t>super(</w:t>
+            </w:r>
+            <w:proofErr w:type="gramEnd"/>
+            <w:r>
+              <w:rPr>
+                <w:rFonts w:ascii="Consolas" w:hAnsi="Consolas"/>
+              </w:rPr>
+              <w:t>MyLeNet5_2, self</w:t>
+            </w:r>
+            <w:proofErr w:type="gramStart"/>
+            <w:r>
+              <w:rPr>
+                <w:rFonts w:ascii="Consolas" w:hAnsi="Consolas"/>
+              </w:rPr>
+              <w:t>)._</w:t>
+            </w:r>
+            <w:proofErr w:type="gramEnd"/>
+            <w:r>
+              <w:rPr>
+                <w:rFonts w:ascii="Consolas" w:hAnsi="Consolas"/>
+              </w:rPr>
+              <w:t>_</w:t>
             </w:r>
             <w:proofErr w:type="spellStart"/>
             <w:r>
@@ -268,29 +308,85 @@
               <w:rPr>
                 <w:rFonts w:ascii="Consolas" w:hAnsi="Consolas"/>
               </w:rPr>
-              <w:t>__()</w:t>
-            </w:r>
-          </w:p>
-          <w:p>
-            <w:pPr>
-              <w:spacing w:after="20" w:line="240" w:lineRule="auto"/>
-              <w:rPr>
-                <w:rFonts w:ascii="Consolas" w:hAnsi="Consolas"/>
-              </w:rPr>
-            </w:pPr>
-          </w:p>
-          <w:p>
-            <w:pPr>
-              <w:spacing w:after="20" w:line="240" w:lineRule="auto"/>
-              <w:rPr>
-                <w:rFonts w:ascii="Consolas" w:hAnsi="Consolas"/>
-              </w:rPr>
-            </w:pPr>
-            <w:r>
-              <w:rPr>
-                <w:rFonts w:ascii="Consolas" w:hAnsi="Consolas"/>
-              </w:rPr>
-              <w:t xml:space="preserve">        # TODO ①-A : conv_1  →  Conv2d(1, 32, </w:t>
+              <w:t>_</w:t>
+            </w:r>
+            <w:proofErr w:type="gramStart"/>
+            <w:r>
+              <w:rPr>
+                <w:rFonts w:ascii="Consolas" w:hAnsi="Consolas"/>
+              </w:rPr>
+              <w:t>_(</w:t>
+            </w:r>
+            <w:proofErr w:type="gramEnd"/>
+            <w:r>
+              <w:rPr>
+                <w:rFonts w:ascii="Consolas" w:hAnsi="Consolas"/>
+              </w:rPr>
+              <w:t>)</w:t>
+            </w:r>
+          </w:p>
+          <w:p>
+            <w:pPr>
+              <w:spacing w:after="20" w:line="240" w:lineRule="auto"/>
+              <w:rPr>
+                <w:rFonts w:ascii="Consolas" w:hAnsi="Consolas"/>
+              </w:rPr>
+            </w:pPr>
+          </w:p>
+          <w:p>
+            <w:pPr>
+              <w:spacing w:after="20" w:line="240" w:lineRule="auto"/>
+              <w:rPr>
+                <w:rFonts w:ascii="Consolas" w:hAnsi="Consolas"/>
+              </w:rPr>
+            </w:pPr>
+            <w:r>
+              <w:rPr>
+                <w:rFonts w:ascii="Consolas" w:hAnsi="Consolas"/>
+              </w:rPr>
+              <w:t>        # TODO ①-</w:t>
+            </w:r>
+            <w:proofErr w:type="gramStart"/>
+            <w:r>
+              <w:rPr>
+                <w:rFonts w:ascii="Consolas" w:hAnsi="Consolas"/>
+              </w:rPr>
+              <w:t>A :</w:t>
+            </w:r>
+            <w:proofErr w:type="gramEnd"/>
+            <w:r>
+              <w:rPr>
+                <w:rFonts w:ascii="Consolas" w:hAnsi="Consolas"/>
+              </w:rPr>
+              <w:t xml:space="preserve"> conv_</w:t>
+            </w:r>
+            <w:proofErr w:type="gramStart"/>
+            <w:r>
+              <w:rPr>
+                <w:rFonts w:ascii="Consolas" w:hAnsi="Consolas"/>
+              </w:rPr>
+              <w:t>1  →</w:t>
+            </w:r>
+            <w:proofErr w:type="gramEnd"/>
+            <w:r>
+              <w:rPr>
+                <w:rFonts w:ascii="Consolas" w:hAnsi="Consolas"/>
+              </w:rPr>
+              <w:t xml:space="preserve">  Conv2</w:t>
+            </w:r>
+            <w:proofErr w:type="gramStart"/>
+            <w:r>
+              <w:rPr>
+                <w:rFonts w:ascii="Consolas" w:hAnsi="Consolas"/>
+              </w:rPr>
+              <w:t>d(</w:t>
+            </w:r>
+            <w:proofErr w:type="gramEnd"/>
+            <w:r>
+              <w:rPr>
+                <w:rFonts w:ascii="Consolas" w:hAnsi="Consolas"/>
+              </w:rPr>
+              <w:t xml:space="preserve">1, 32, </w:t>
             </w:r>
             <w:proofErr w:type="spellStart"/>
             <w:r>
@@ -318,7 +414,63 @@
               <w:rPr>
                 <w:rFonts w:ascii="Consolas" w:hAnsi="Consolas"/>
               </w:rPr>
-              <w:t xml:space="preserve">        self.conv_1    = nn.Conv2d(1,32,kernel_size=5,padding=2)   # ← </w:t>
+              <w:t xml:space="preserve">        </w:t>
+            </w:r>
+            <w:proofErr w:type="gramStart"/>
+            <w:r>
+              <w:rPr>
+                <w:rFonts w:ascii="Consolas" w:hAnsi="Consolas"/>
+              </w:rPr>
+              <w:t>self.conv</w:t>
+            </w:r>
+            <w:proofErr w:type="gramEnd"/>
+            <w:r>
+              <w:rPr>
+                <w:rFonts w:ascii="Consolas" w:hAnsi="Consolas"/>
+              </w:rPr>
+              <w:t xml:space="preserve">_1    = </w:t>
+            </w:r>
+            <w:proofErr w:type="gramStart"/>
+            <w:r>
+              <w:rPr>
+                <w:rFonts w:ascii="Consolas" w:hAnsi="Consolas"/>
+              </w:rPr>
+              <w:t>nn.Conv</w:t>
+            </w:r>
+            <w:proofErr w:type="gramEnd"/>
+            <w:r>
+              <w:rPr>
+                <w:rFonts w:ascii="Consolas" w:hAnsi="Consolas"/>
+              </w:rPr>
+              <w:t>2d(1,</w:t>
+            </w:r>
+            <w:proofErr w:type="gramStart"/>
+            <w:r>
+              <w:rPr>
+                <w:rFonts w:ascii="Consolas" w:hAnsi="Consolas"/>
+              </w:rPr>
+              <w:t>32,kernel</w:t>
+            </w:r>
+            <w:proofErr w:type="gramEnd"/>
+            <w:r>
+              <w:rPr>
+                <w:rFonts w:ascii="Consolas" w:hAnsi="Consolas"/>
+              </w:rPr>
+              <w:t>_size=</w:t>
+            </w:r>
+            <w:proofErr w:type="gramStart"/>
+            <w:r>
+              <w:rPr>
+                <w:rFonts w:ascii="Consolas" w:hAnsi="Consolas"/>
+              </w:rPr>
+              <w:t>5,padding</w:t>
+            </w:r>
+            <w:proofErr w:type="gramEnd"/>
+            <w:r>
+              <w:rPr>
+                <w:rFonts w:ascii="Consolas" w:hAnsi="Consolas"/>
+              </w:rPr>
+              <w:t xml:space="preserve">=2)   # ← </w:t>
             </w:r>
             <w:r>
               <w:rPr>
@@ -346,7 +498,35 @@
               <w:rPr>
                 <w:rFonts w:ascii="Consolas" w:hAnsi="Consolas"/>
               </w:rPr>
-              <w:t>        # TODO ①-B : maxpool_1  →  MaxPool2d(</w:t>
+              <w:t>        # TODO ①-</w:t>
+            </w:r>
+            <w:proofErr w:type="gramStart"/>
+            <w:r>
+              <w:rPr>
+                <w:rFonts w:ascii="Consolas" w:hAnsi="Consolas"/>
+              </w:rPr>
+              <w:t>B :</w:t>
+            </w:r>
+            <w:proofErr w:type="gramEnd"/>
+            <w:r>
+              <w:rPr>
+                <w:rFonts w:ascii="Consolas" w:hAnsi="Consolas"/>
+              </w:rPr>
+              <w:t xml:space="preserve"> maxpool_</w:t>
+            </w:r>
+            <w:proofErr w:type="gramStart"/>
+            <w:r>
+              <w:rPr>
+                <w:rFonts w:ascii="Consolas" w:hAnsi="Consolas"/>
+              </w:rPr>
+              <w:t>1  →</w:t>
+            </w:r>
+            <w:proofErr w:type="gramEnd"/>
+            <w:r>
+              <w:rPr>
+                <w:rFonts w:ascii="Consolas" w:hAnsi="Consolas"/>
+              </w:rPr>
+              <w:t xml:space="preserve">  MaxPool2d(</w:t>
             </w:r>
             <w:proofErr w:type="spellStart"/>
             <w:r>
@@ -356,25 +536,61 @@
               <w:t>kernel_size</w:t>
             </w:r>
             <w:proofErr w:type="spellEnd"/>
-            <w:r>
-              <w:rPr>
-                <w:rFonts w:ascii="Consolas" w:hAnsi="Consolas"/>
-              </w:rPr>
-              <w:t>=(2,2), stride=2)</w:t>
-            </w:r>
-          </w:p>
-          <w:p>
-            <w:pPr>
-              <w:spacing w:after="20" w:line="240" w:lineRule="auto"/>
-              <w:rPr>
-                <w:rFonts w:ascii="Consolas" w:hAnsi="Consolas"/>
-              </w:rPr>
-            </w:pPr>
-            <w:r>
-              <w:rPr>
-                <w:rFonts w:ascii="Consolas" w:hAnsi="Consolas"/>
-              </w:rPr>
-              <w:t>        self.maxpool_1 = nn.MaxPool2d(</w:t>
+            <w:proofErr w:type="gramStart"/>
+            <w:r>
+              <w:rPr>
+                <w:rFonts w:ascii="Consolas" w:hAnsi="Consolas"/>
+              </w:rPr>
+              <w:t>=(</w:t>
+            </w:r>
+            <w:proofErr w:type="gramEnd"/>
+            <w:r>
+              <w:rPr>
+                <w:rFonts w:ascii="Consolas" w:hAnsi="Consolas"/>
+              </w:rPr>
+              <w:t>2,2), stride=2)</w:t>
+            </w:r>
+          </w:p>
+          <w:p>
+            <w:pPr>
+              <w:spacing w:after="20" w:line="240" w:lineRule="auto"/>
+              <w:rPr>
+                <w:rFonts w:ascii="Consolas" w:hAnsi="Consolas"/>
+              </w:rPr>
+            </w:pPr>
+            <w:r>
+              <w:rPr>
+                <w:rFonts w:ascii="Consolas" w:hAnsi="Consolas"/>
+              </w:rPr>
+              <w:t xml:space="preserve">        </w:t>
+            </w:r>
+            <w:proofErr w:type="gramStart"/>
+            <w:r>
+              <w:rPr>
+                <w:rFonts w:ascii="Consolas" w:hAnsi="Consolas"/>
+              </w:rPr>
+              <w:t>self.maxpool</w:t>
+            </w:r>
+            <w:proofErr w:type="gramEnd"/>
+            <w:r>
+              <w:rPr>
+                <w:rFonts w:ascii="Consolas" w:hAnsi="Consolas"/>
+              </w:rPr>
+              <w:t xml:space="preserve">_1 = </w:t>
+            </w:r>
+            <w:proofErr w:type="gramStart"/>
+            <w:r>
+              <w:rPr>
+                <w:rFonts w:ascii="Consolas" w:hAnsi="Consolas"/>
+              </w:rPr>
+              <w:t>nn.MaxPool</w:t>
+            </w:r>
+            <w:proofErr w:type="gramEnd"/>
+            <w:r>
+              <w:rPr>
+                <w:rFonts w:ascii="Consolas" w:hAnsi="Consolas"/>
+              </w:rPr>
+              <w:t>2d(</w:t>
             </w:r>
             <w:proofErr w:type="spellStart"/>
             <w:r>
@@ -388,7 +604,21 @@
               <w:rPr>
                 <w:rFonts w:ascii="Consolas" w:hAnsi="Consolas"/>
               </w:rPr>
-              <w:t xml:space="preserve">=(2,2),stride=2)   # ← </w:t>
+              <w:t>=(2,2</w:t>
+            </w:r>
+            <w:proofErr w:type="gramStart"/>
+            <w:r>
+              <w:rPr>
+                <w:rFonts w:ascii="Consolas" w:hAnsi="Consolas"/>
+              </w:rPr>
+              <w:t>),stride</w:t>
+            </w:r>
+            <w:proofErr w:type="gramEnd"/>
+            <w:r>
+              <w:rPr>
+                <w:rFonts w:ascii="Consolas" w:hAnsi="Consolas"/>
+              </w:rPr>
+              <w:t xml:space="preserve">=2)   # ← </w:t>
             </w:r>
             <w:r>
               <w:rPr>
@@ -416,7 +646,49 @@
               <w:rPr>
                 <w:rFonts w:ascii="Consolas" w:hAnsi="Consolas"/>
               </w:rPr>
-              <w:t xml:space="preserve">        # TODO ①-C : conv_2  →  Conv2d(32, 64, </w:t>
+              <w:t>        # TODO ①-</w:t>
+            </w:r>
+            <w:proofErr w:type="gramStart"/>
+            <w:r>
+              <w:rPr>
+                <w:rFonts w:ascii="Consolas" w:hAnsi="Consolas"/>
+              </w:rPr>
+              <w:t>C :</w:t>
+            </w:r>
+            <w:proofErr w:type="gramEnd"/>
+            <w:r>
+              <w:rPr>
+                <w:rFonts w:ascii="Consolas" w:hAnsi="Consolas"/>
+              </w:rPr>
+              <w:t xml:space="preserve"> conv_</w:t>
+            </w:r>
+            <w:proofErr w:type="gramStart"/>
+            <w:r>
+              <w:rPr>
+                <w:rFonts w:ascii="Consolas" w:hAnsi="Consolas"/>
+              </w:rPr>
+              <w:t>2  →</w:t>
+            </w:r>
+            <w:proofErr w:type="gramEnd"/>
+            <w:r>
+              <w:rPr>
+                <w:rFonts w:ascii="Consolas" w:hAnsi="Consolas"/>
+              </w:rPr>
+              <w:t xml:space="preserve">  Conv2</w:t>
+            </w:r>
+            <w:proofErr w:type="gramStart"/>
+            <w:r>
+              <w:rPr>
+                <w:rFonts w:ascii="Consolas" w:hAnsi="Consolas"/>
+              </w:rPr>
+              <w:t>d(</w:t>
+            </w:r>
+            <w:proofErr w:type="gramEnd"/>
+            <w:r>
+              <w:rPr>
+                <w:rFonts w:ascii="Consolas" w:hAnsi="Consolas"/>
+              </w:rPr>
+              <w:t xml:space="preserve">32, 64, </w:t>
             </w:r>
             <w:proofErr w:type="spellStart"/>
             <w:r>
@@ -444,7 +716,49 @@
               <w:rPr>
                 <w:rFonts w:ascii="Consolas" w:hAnsi="Consolas"/>
               </w:rPr>
-              <w:t xml:space="preserve">        self.conv_2    = nn.Conv2d(32,64,kernel_size=5)   # ← </w:t>
+              <w:t xml:space="preserve">        </w:t>
+            </w:r>
+            <w:proofErr w:type="gramStart"/>
+            <w:r>
+              <w:rPr>
+                <w:rFonts w:ascii="Consolas" w:hAnsi="Consolas"/>
+              </w:rPr>
+              <w:t>self.conv</w:t>
+            </w:r>
+            <w:proofErr w:type="gramEnd"/>
+            <w:r>
+              <w:rPr>
+                <w:rFonts w:ascii="Consolas" w:hAnsi="Consolas"/>
+              </w:rPr>
+              <w:t xml:space="preserve">_2    = </w:t>
+            </w:r>
+            <w:proofErr w:type="gramStart"/>
+            <w:r>
+              <w:rPr>
+                <w:rFonts w:ascii="Consolas" w:hAnsi="Consolas"/>
+              </w:rPr>
+              <w:t>nn.Conv</w:t>
+            </w:r>
+            <w:proofErr w:type="gramEnd"/>
+            <w:r>
+              <w:rPr>
+                <w:rFonts w:ascii="Consolas" w:hAnsi="Consolas"/>
+              </w:rPr>
+              <w:t>2d(32,</w:t>
+            </w:r>
+            <w:proofErr w:type="gramStart"/>
+            <w:r>
+              <w:rPr>
+                <w:rFonts w:ascii="Consolas" w:hAnsi="Consolas"/>
+              </w:rPr>
+              <w:t>64,kernel</w:t>
+            </w:r>
+            <w:proofErr w:type="gramEnd"/>
+            <w:r>
+              <w:rPr>
+                <w:rFonts w:ascii="Consolas" w:hAnsi="Consolas"/>
+              </w:rPr>
+              <w:t xml:space="preserve">_size=5)   # ← </w:t>
             </w:r>
             <w:r>
               <w:rPr>
@@ -472,7 +786,35 @@
               <w:rPr>
                 <w:rFonts w:ascii="Consolas" w:hAnsi="Consolas"/>
               </w:rPr>
-              <w:t>        # TODO ①-D : maxpool_2  →  MaxPool2d(</w:t>
+              <w:t>        # TODO ①-</w:t>
+            </w:r>
+            <w:proofErr w:type="gramStart"/>
+            <w:r>
+              <w:rPr>
+                <w:rFonts w:ascii="Consolas" w:hAnsi="Consolas"/>
+              </w:rPr>
+              <w:t>D :</w:t>
+            </w:r>
+            <w:proofErr w:type="gramEnd"/>
+            <w:r>
+              <w:rPr>
+                <w:rFonts w:ascii="Consolas" w:hAnsi="Consolas"/>
+              </w:rPr>
+              <w:t xml:space="preserve"> maxpool_</w:t>
+            </w:r>
+            <w:proofErr w:type="gramStart"/>
+            <w:r>
+              <w:rPr>
+                <w:rFonts w:ascii="Consolas" w:hAnsi="Consolas"/>
+              </w:rPr>
+              <w:t>2  →</w:t>
+            </w:r>
+            <w:proofErr w:type="gramEnd"/>
+            <w:r>
+              <w:rPr>
+                <w:rFonts w:ascii="Consolas" w:hAnsi="Consolas"/>
+              </w:rPr>
+              <w:t xml:space="preserve">  MaxPool2d(</w:t>
             </w:r>
             <w:proofErr w:type="spellStart"/>
             <w:r>
@@ -482,25 +824,61 @@
               <w:t>kernel_size</w:t>
             </w:r>
             <w:proofErr w:type="spellEnd"/>
-            <w:r>
-              <w:rPr>
-                <w:rFonts w:ascii="Consolas" w:hAnsi="Consolas"/>
-              </w:rPr>
-              <w:t>=(2,2), stride=2)</w:t>
-            </w:r>
-          </w:p>
-          <w:p>
-            <w:pPr>
-              <w:spacing w:after="20" w:line="240" w:lineRule="auto"/>
-              <w:rPr>
-                <w:rFonts w:ascii="Consolas" w:hAnsi="Consolas"/>
-              </w:rPr>
-            </w:pPr>
-            <w:r>
-              <w:rPr>
-                <w:rFonts w:ascii="Consolas" w:hAnsi="Consolas"/>
-              </w:rPr>
-              <w:t>        self.maxpool_2 = nn.MaxPool2d(</w:t>
+            <w:proofErr w:type="gramStart"/>
+            <w:r>
+              <w:rPr>
+                <w:rFonts w:ascii="Consolas" w:hAnsi="Consolas"/>
+              </w:rPr>
+              <w:t>=(</w:t>
+            </w:r>
+            <w:proofErr w:type="gramEnd"/>
+            <w:r>
+              <w:rPr>
+                <w:rFonts w:ascii="Consolas" w:hAnsi="Consolas"/>
+              </w:rPr>
+              <w:t>2,2), stride=2)</w:t>
+            </w:r>
+          </w:p>
+          <w:p>
+            <w:pPr>
+              <w:spacing w:after="20" w:line="240" w:lineRule="auto"/>
+              <w:rPr>
+                <w:rFonts w:ascii="Consolas" w:hAnsi="Consolas"/>
+              </w:rPr>
+            </w:pPr>
+            <w:r>
+              <w:rPr>
+                <w:rFonts w:ascii="Consolas" w:hAnsi="Consolas"/>
+              </w:rPr>
+              <w:t xml:space="preserve">        </w:t>
+            </w:r>
+            <w:proofErr w:type="gramStart"/>
+            <w:r>
+              <w:rPr>
+                <w:rFonts w:ascii="Consolas" w:hAnsi="Consolas"/>
+              </w:rPr>
+              <w:t>self.maxpool</w:t>
+            </w:r>
+            <w:proofErr w:type="gramEnd"/>
+            <w:r>
+              <w:rPr>
+                <w:rFonts w:ascii="Consolas" w:hAnsi="Consolas"/>
+              </w:rPr>
+              <w:t xml:space="preserve">_2 = </w:t>
+            </w:r>
+            <w:proofErr w:type="gramStart"/>
+            <w:r>
+              <w:rPr>
+                <w:rFonts w:ascii="Consolas" w:hAnsi="Consolas"/>
+              </w:rPr>
+              <w:t>nn.MaxPool</w:t>
+            </w:r>
+            <w:proofErr w:type="gramEnd"/>
+            <w:r>
+              <w:rPr>
+                <w:rFonts w:ascii="Consolas" w:hAnsi="Consolas"/>
+              </w:rPr>
+              <w:t>2d(</w:t>
             </w:r>
             <w:proofErr w:type="spellStart"/>
             <w:r>
@@ -514,7 +892,21 @@
               <w:rPr>
                 <w:rFonts w:ascii="Consolas" w:hAnsi="Consolas"/>
               </w:rPr>
-              <w:t xml:space="preserve">=(2,2),stride=2)   # ← </w:t>
+              <w:t>=(2,2</w:t>
+            </w:r>
+            <w:proofErr w:type="gramStart"/>
+            <w:r>
+              <w:rPr>
+                <w:rFonts w:ascii="Consolas" w:hAnsi="Consolas"/>
+              </w:rPr>
+              <w:t>),stride</w:t>
+            </w:r>
+            <w:proofErr w:type="gramEnd"/>
+            <w:r>
+              <w:rPr>
+                <w:rFonts w:ascii="Consolas" w:hAnsi="Consolas"/>
+              </w:rPr>
+              <w:t xml:space="preserve">=2)   # ← </w:t>
             </w:r>
             <w:r>
               <w:rPr>
@@ -542,7 +934,49 @@
               <w:rPr>
                 <w:rFonts w:ascii="Consolas" w:hAnsi="Consolas"/>
               </w:rPr>
-              <w:t xml:space="preserve">        # TODO ①-E : conv_3  →  Conv2d(64, 256, </w:t>
+              <w:t>        # TODO ①-</w:t>
+            </w:r>
+            <w:proofErr w:type="gramStart"/>
+            <w:r>
+              <w:rPr>
+                <w:rFonts w:ascii="Consolas" w:hAnsi="Consolas"/>
+              </w:rPr>
+              <w:t>E :</w:t>
+            </w:r>
+            <w:proofErr w:type="gramEnd"/>
+            <w:r>
+              <w:rPr>
+                <w:rFonts w:ascii="Consolas" w:hAnsi="Consolas"/>
+              </w:rPr>
+              <w:t xml:space="preserve"> conv_</w:t>
+            </w:r>
+            <w:proofErr w:type="gramStart"/>
+            <w:r>
+              <w:rPr>
+                <w:rFonts w:ascii="Consolas" w:hAnsi="Consolas"/>
+              </w:rPr>
+              <w:t>3  →</w:t>
+            </w:r>
+            <w:proofErr w:type="gramEnd"/>
+            <w:r>
+              <w:rPr>
+                <w:rFonts w:ascii="Consolas" w:hAnsi="Consolas"/>
+              </w:rPr>
+              <w:t xml:space="preserve">  Conv2</w:t>
+            </w:r>
+            <w:proofErr w:type="gramStart"/>
+            <w:r>
+              <w:rPr>
+                <w:rFonts w:ascii="Consolas" w:hAnsi="Consolas"/>
+              </w:rPr>
+              <w:t>d(</w:t>
+            </w:r>
+            <w:proofErr w:type="gramEnd"/>
+            <w:r>
+              <w:rPr>
+                <w:rFonts w:ascii="Consolas" w:hAnsi="Consolas"/>
+              </w:rPr>
+              <w:t xml:space="preserve">64, 256, </w:t>
             </w:r>
             <w:proofErr w:type="spellStart"/>
             <w:r>
@@ -570,7 +1004,49 @@
               <w:rPr>
                 <w:rFonts w:ascii="Consolas" w:hAnsi="Consolas"/>
               </w:rPr>
-              <w:t xml:space="preserve">        self.conv_3    = nn.Conv2d(64,256,kernel_size=5)   # ← </w:t>
+              <w:t xml:space="preserve">        </w:t>
+            </w:r>
+            <w:proofErr w:type="gramStart"/>
+            <w:r>
+              <w:rPr>
+                <w:rFonts w:ascii="Consolas" w:hAnsi="Consolas"/>
+              </w:rPr>
+              <w:t>self.conv</w:t>
+            </w:r>
+            <w:proofErr w:type="gramEnd"/>
+            <w:r>
+              <w:rPr>
+                <w:rFonts w:ascii="Consolas" w:hAnsi="Consolas"/>
+              </w:rPr>
+              <w:t xml:space="preserve">_3    = </w:t>
+            </w:r>
+            <w:proofErr w:type="gramStart"/>
+            <w:r>
+              <w:rPr>
+                <w:rFonts w:ascii="Consolas" w:hAnsi="Consolas"/>
+              </w:rPr>
+              <w:t>nn.Conv</w:t>
+            </w:r>
+            <w:proofErr w:type="gramEnd"/>
+            <w:r>
+              <w:rPr>
+                <w:rFonts w:ascii="Consolas" w:hAnsi="Consolas"/>
+              </w:rPr>
+              <w:t>2d(</w:t>
+            </w:r>
+            <w:proofErr w:type="gramStart"/>
+            <w:r>
+              <w:rPr>
+                <w:rFonts w:ascii="Consolas" w:hAnsi="Consolas"/>
+              </w:rPr>
+              <w:t>64,256,kernel</w:t>
+            </w:r>
+            <w:proofErr w:type="gramEnd"/>
+            <w:r>
+              <w:rPr>
+                <w:rFonts w:ascii="Consolas" w:hAnsi="Consolas"/>
+              </w:rPr>
+              <w:t xml:space="preserve">_size=5)   # ← </w:t>
             </w:r>
             <w:r>
               <w:rPr>
@@ -598,9 +1074,24 @@
               <w:rPr>
                 <w:rFonts w:ascii="Consolas" w:hAnsi="Consolas"/>
               </w:rPr>
-              <w:t xml:space="preserve">        # TODO ①-F : </w:t>
-            </w:r>
-            <w:proofErr w:type="spellStart"/>
+              <w:t>        # TODO ①-</w:t>
+            </w:r>
+            <w:proofErr w:type="gramStart"/>
+            <w:r>
+              <w:rPr>
+                <w:rFonts w:ascii="Consolas" w:hAnsi="Consolas"/>
+              </w:rPr>
+              <w:t>F :</w:t>
+            </w:r>
+            <w:proofErr w:type="gramEnd"/>
+            <w:r>
+              <w:rPr>
+                <w:rFonts w:ascii="Consolas" w:hAnsi="Consolas"/>
+              </w:rPr>
+              <w:t xml:space="preserve"> </w:t>
+            </w:r>
+            <w:proofErr w:type="spellStart"/>
+            <w:proofErr w:type="gramStart"/>
             <w:r>
               <w:rPr>
                 <w:rFonts w:ascii="Consolas" w:hAnsi="Consolas"/>
@@ -612,9 +1103,17 @@
               <w:rPr>
                 <w:rFonts w:ascii="Consolas" w:hAnsi="Consolas"/>
               </w:rPr>
-              <w:t xml:space="preserve">  →  </w:t>
-            </w:r>
-            <w:proofErr w:type="spellStart"/>
+              <w:t xml:space="preserve">  →</w:t>
+            </w:r>
+            <w:proofErr w:type="gramEnd"/>
+            <w:r>
+              <w:rPr>
+                <w:rFonts w:ascii="Consolas" w:hAnsi="Consolas"/>
+              </w:rPr>
+              <w:t xml:space="preserve">  </w:t>
+            </w:r>
+            <w:proofErr w:type="spellStart"/>
+            <w:proofErr w:type="gramStart"/>
             <w:r>
               <w:rPr>
                 <w:rFonts w:ascii="Consolas" w:hAnsi="Consolas"/>
@@ -622,6 +1121,7 @@
               <w:t>nn.ReLU</w:t>
             </w:r>
             <w:proofErr w:type="spellEnd"/>
+            <w:proofErr w:type="gramEnd"/>
             <w:r>
               <w:rPr>
                 <w:rFonts w:ascii="Consolas" w:hAnsi="Consolas"/>
@@ -643,6 +1143,7 @@
               <w:t xml:space="preserve">        </w:t>
             </w:r>
             <w:proofErr w:type="spellStart"/>
+            <w:proofErr w:type="gramStart"/>
             <w:r>
               <w:rPr>
                 <w:rFonts w:ascii="Consolas" w:hAnsi="Consolas"/>
@@ -650,6 +1151,7 @@
               <w:t>self.relu</w:t>
             </w:r>
             <w:proofErr w:type="spellEnd"/>
+            <w:proofErr w:type="gramEnd"/>
             <w:r>
               <w:rPr>
                 <w:rFonts w:ascii="Consolas" w:hAnsi="Consolas"/>
@@ -657,6 +1159,7 @@
               <w:t xml:space="preserve">      = </w:t>
             </w:r>
             <w:proofErr w:type="spellStart"/>
+            <w:proofErr w:type="gramStart"/>
             <w:r>
               <w:rPr>
                 <w:rFonts w:ascii="Consolas" w:hAnsi="Consolas"/>
@@ -664,6 +1167,7 @@
               <w:t>nn.ReLU</w:t>
             </w:r>
             <w:proofErr w:type="spellEnd"/>
+            <w:proofErr w:type="gramEnd"/>
             <w:r>
               <w:rPr>
                 <w:rFonts w:ascii="Consolas" w:hAnsi="Consolas"/>
@@ -696,7 +1200,49 @@
               <w:rPr>
                 <w:rFonts w:ascii="Consolas" w:hAnsi="Consolas"/>
               </w:rPr>
-              <w:t>        # TODO ①-G : fc_1  →  Linear(256, 128)</w:t>
+              <w:t>        # TODO ①-</w:t>
+            </w:r>
+            <w:proofErr w:type="gramStart"/>
+            <w:r>
+              <w:rPr>
+                <w:rFonts w:ascii="Consolas" w:hAnsi="Consolas"/>
+              </w:rPr>
+              <w:t>G :</w:t>
+            </w:r>
+            <w:proofErr w:type="gramEnd"/>
+            <w:r>
+              <w:rPr>
+                <w:rFonts w:ascii="Consolas" w:hAnsi="Consolas"/>
+              </w:rPr>
+              <w:t xml:space="preserve"> fc_</w:t>
+            </w:r>
+            <w:proofErr w:type="gramStart"/>
+            <w:r>
+              <w:rPr>
+                <w:rFonts w:ascii="Consolas" w:hAnsi="Consolas"/>
+              </w:rPr>
+              <w:t>1  →</w:t>
+            </w:r>
+            <w:proofErr w:type="gramEnd"/>
+            <w:r>
+              <w:rPr>
+                <w:rFonts w:ascii="Consolas" w:hAnsi="Consolas"/>
+              </w:rPr>
+              <w:t xml:space="preserve">  </w:t>
+            </w:r>
+            <w:proofErr w:type="gramStart"/>
+            <w:r>
+              <w:rPr>
+                <w:rFonts w:ascii="Consolas" w:hAnsi="Consolas"/>
+              </w:rPr>
+              <w:t>Linear(</w:t>
+            </w:r>
+            <w:proofErr w:type="gramEnd"/>
+            <w:r>
+              <w:rPr>
+                <w:rFonts w:ascii="Consolas" w:hAnsi="Consolas"/>
+              </w:rPr>
+              <w:t>256, 128)</w:t>
             </w:r>
           </w:p>
           <w:p>
@@ -713,6 +1259,7 @@
               <w:t xml:space="preserve">        self.fc_1      = </w:t>
             </w:r>
             <w:proofErr w:type="spellStart"/>
+            <w:proofErr w:type="gramStart"/>
             <w:r>
               <w:rPr>
                 <w:rFonts w:ascii="Consolas" w:hAnsi="Consolas"/>
@@ -720,11 +1267,26 @@
               <w:t>nn.Linear</w:t>
             </w:r>
             <w:proofErr w:type="spellEnd"/>
-            <w:r>
-              <w:rPr>
-                <w:rFonts w:ascii="Consolas" w:hAnsi="Consolas"/>
-              </w:rPr>
-              <w:t xml:space="preserve">(256,128)  # ← </w:t>
+            <w:proofErr w:type="gramEnd"/>
+            <w:r>
+              <w:rPr>
+                <w:rFonts w:ascii="Consolas" w:hAnsi="Consolas"/>
+              </w:rPr>
+              <w:t>(256,128</w:t>
+            </w:r>
+            <w:proofErr w:type="gramStart"/>
+            <w:r>
+              <w:rPr>
+                <w:rFonts w:ascii="Consolas" w:hAnsi="Consolas"/>
+              </w:rPr>
+              <w:t>)  #</w:t>
+            </w:r>
+            <w:proofErr w:type="gramEnd"/>
+            <w:r>
+              <w:rPr>
+                <w:rFonts w:ascii="Consolas" w:hAnsi="Consolas"/>
+              </w:rPr>
+              <w:t xml:space="preserve"> ← </w:t>
             </w:r>
             <w:r>
               <w:rPr>
@@ -752,7 +1314,49 @@
               <w:rPr>
                 <w:rFonts w:ascii="Consolas" w:hAnsi="Consolas"/>
               </w:rPr>
-              <w:t>        # TODO ①-H : fc_2  →  Linear(128, 10)</w:t>
+              <w:t>        # TODO ①-</w:t>
+            </w:r>
+            <w:proofErr w:type="gramStart"/>
+            <w:r>
+              <w:rPr>
+                <w:rFonts w:ascii="Consolas" w:hAnsi="Consolas"/>
+              </w:rPr>
+              <w:t>H :</w:t>
+            </w:r>
+            <w:proofErr w:type="gramEnd"/>
+            <w:r>
+              <w:rPr>
+                <w:rFonts w:ascii="Consolas" w:hAnsi="Consolas"/>
+              </w:rPr>
+              <w:t xml:space="preserve"> fc_</w:t>
+            </w:r>
+            <w:proofErr w:type="gramStart"/>
+            <w:r>
+              <w:rPr>
+                <w:rFonts w:ascii="Consolas" w:hAnsi="Consolas"/>
+              </w:rPr>
+              <w:t>2  →</w:t>
+            </w:r>
+            <w:proofErr w:type="gramEnd"/>
+            <w:r>
+              <w:rPr>
+                <w:rFonts w:ascii="Consolas" w:hAnsi="Consolas"/>
+              </w:rPr>
+              <w:t xml:space="preserve">  </w:t>
+            </w:r>
+            <w:proofErr w:type="gramStart"/>
+            <w:r>
+              <w:rPr>
+                <w:rFonts w:ascii="Consolas" w:hAnsi="Consolas"/>
+              </w:rPr>
+              <w:t>Linear(</w:t>
+            </w:r>
+            <w:proofErr w:type="gramEnd"/>
+            <w:r>
+              <w:rPr>
+                <w:rFonts w:ascii="Consolas" w:hAnsi="Consolas"/>
+              </w:rPr>
+              <w:t>128, 10)</w:t>
             </w:r>
           </w:p>
           <w:p>
@@ -769,6 +1373,7 @@
               <w:t xml:space="preserve">        self.fc_2      = </w:t>
             </w:r>
             <w:proofErr w:type="spellStart"/>
+            <w:proofErr w:type="gramStart"/>
             <w:r>
               <w:rPr>
                 <w:rFonts w:ascii="Consolas" w:hAnsi="Consolas"/>
@@ -776,6 +1381,7 @@
               <w:t>nn.Linear</w:t>
             </w:r>
             <w:proofErr w:type="spellEnd"/>
+            <w:proofErr w:type="gramEnd"/>
             <w:r>
               <w:rPr>
                 <w:rFonts w:ascii="Consolas" w:hAnsi="Consolas"/>
@@ -808,21 +1414,49 @@
               <w:rPr>
                 <w:rFonts w:ascii="Consolas" w:hAnsi="Consolas"/>
               </w:rPr>
-              <w:t>    def forward(self, x):</w:t>
-            </w:r>
-          </w:p>
-          <w:p>
-            <w:pPr>
-              <w:spacing w:after="20" w:line="240" w:lineRule="auto"/>
-              <w:rPr>
-                <w:rFonts w:ascii="Consolas" w:hAnsi="Consolas"/>
-              </w:rPr>
-            </w:pPr>
-            <w:r>
-              <w:rPr>
-                <w:rFonts w:ascii="Consolas" w:hAnsi="Consolas"/>
-              </w:rPr>
-              <w:t xml:space="preserve">        # TODO ② : </w:t>
+              <w:t xml:space="preserve">    def </w:t>
+            </w:r>
+            <w:proofErr w:type="gramStart"/>
+            <w:r>
+              <w:rPr>
+                <w:rFonts w:ascii="Consolas" w:hAnsi="Consolas"/>
+              </w:rPr>
+              <w:t>forward(</w:t>
+            </w:r>
+            <w:proofErr w:type="gramEnd"/>
+            <w:r>
+              <w:rPr>
+                <w:rFonts w:ascii="Consolas" w:hAnsi="Consolas"/>
+              </w:rPr>
+              <w:t>self, x):</w:t>
+            </w:r>
+          </w:p>
+          <w:p>
+            <w:pPr>
+              <w:spacing w:after="20" w:line="240" w:lineRule="auto"/>
+              <w:rPr>
+                <w:rFonts w:ascii="Consolas" w:hAnsi="Consolas"/>
+              </w:rPr>
+            </w:pPr>
+            <w:r>
+              <w:rPr>
+                <w:rFonts w:ascii="Consolas" w:hAnsi="Consolas"/>
+              </w:rPr>
+              <w:t xml:space="preserve">        # TODO </w:t>
+            </w:r>
+            <w:proofErr w:type="gramStart"/>
+            <w:r>
+              <w:rPr>
+                <w:rFonts w:ascii="Consolas" w:hAnsi="Consolas"/>
+              </w:rPr>
+              <w:t>② :</w:t>
+            </w:r>
+            <w:proofErr w:type="gramEnd"/>
+            <w:r>
+              <w:rPr>
+                <w:rFonts w:ascii="Consolas" w:hAnsi="Consolas"/>
+              </w:rPr>
+              <w:t xml:space="preserve"> </w:t>
             </w:r>
             <w:proofErr w:type="spellStart"/>
             <w:r>
@@ -856,23 +1490,38 @@
               <w:rPr>
                 <w:rFonts w:ascii="Consolas" w:hAnsi="Consolas"/>
               </w:rPr>
-              <w:t>        x=self.conv_1(x)</w:t>
-            </w:r>
-          </w:p>
-          <w:p>
-            <w:pPr>
-              <w:spacing w:after="20" w:line="240" w:lineRule="auto"/>
-              <w:rPr>
-                <w:rFonts w:ascii="Consolas" w:hAnsi="Consolas"/>
-              </w:rPr>
-            </w:pPr>
-            <w:r>
-              <w:rPr>
-                <w:rFonts w:ascii="Consolas" w:hAnsi="Consolas"/>
-              </w:rPr>
               <w:t>        x=</w:t>
             </w:r>
-            <w:proofErr w:type="spellStart"/>
+            <w:proofErr w:type="gramStart"/>
+            <w:r>
+              <w:rPr>
+                <w:rFonts w:ascii="Consolas" w:hAnsi="Consolas"/>
+              </w:rPr>
+              <w:t>self.conv</w:t>
+            </w:r>
+            <w:proofErr w:type="gramEnd"/>
+            <w:r>
+              <w:rPr>
+                <w:rFonts w:ascii="Consolas" w:hAnsi="Consolas"/>
+              </w:rPr>
+              <w:t>_1(x)</w:t>
+            </w:r>
+          </w:p>
+          <w:p>
+            <w:pPr>
+              <w:spacing w:after="20" w:line="240" w:lineRule="auto"/>
+              <w:rPr>
+                <w:rFonts w:ascii="Consolas" w:hAnsi="Consolas"/>
+              </w:rPr>
+            </w:pPr>
+            <w:r>
+              <w:rPr>
+                <w:rFonts w:ascii="Consolas" w:hAnsi="Consolas"/>
+              </w:rPr>
+              <w:t>        x=</w:t>
+            </w:r>
+            <w:proofErr w:type="spellStart"/>
+            <w:proofErr w:type="gramStart"/>
             <w:r>
               <w:rPr>
                 <w:rFonts w:ascii="Consolas" w:hAnsi="Consolas"/>
@@ -880,6 +1529,7 @@
               <w:t>self.relu</w:t>
             </w:r>
             <w:proofErr w:type="spellEnd"/>
+            <w:proofErr w:type="gramEnd"/>
             <w:r>
               <w:rPr>
                 <w:rFonts w:ascii="Consolas" w:hAnsi="Consolas"/>
@@ -898,7 +1548,21 @@
               <w:rPr>
                 <w:rFonts w:ascii="Consolas" w:hAnsi="Consolas"/>
               </w:rPr>
-              <w:t>        x=self.maxpool_1(x)</w:t>
+              <w:t>        x=</w:t>
+            </w:r>
+            <w:proofErr w:type="gramStart"/>
+            <w:r>
+              <w:rPr>
+                <w:rFonts w:ascii="Consolas" w:hAnsi="Consolas"/>
+              </w:rPr>
+              <w:t>self.maxpool</w:t>
+            </w:r>
+            <w:proofErr w:type="gramEnd"/>
+            <w:r>
+              <w:rPr>
+                <w:rFonts w:ascii="Consolas" w:hAnsi="Consolas"/>
+              </w:rPr>
+              <w:t>_1(x)</w:t>
             </w:r>
           </w:p>
           <w:p>
@@ -921,23 +1585,38 @@
                 <w:rFonts w:ascii="Consolas" w:hAnsi="Consolas"/>
               </w:rPr>
               <w:lastRenderedPageBreak/>
-              <w:t>        x=self.conv_2(x)</w:t>
-            </w:r>
-          </w:p>
-          <w:p>
-            <w:pPr>
-              <w:spacing w:after="20" w:line="240" w:lineRule="auto"/>
-              <w:rPr>
-                <w:rFonts w:ascii="Consolas" w:hAnsi="Consolas"/>
-              </w:rPr>
-            </w:pPr>
-            <w:r>
-              <w:rPr>
-                <w:rFonts w:ascii="Consolas" w:hAnsi="Consolas"/>
-              </w:rPr>
               <w:t>        x=</w:t>
             </w:r>
-            <w:proofErr w:type="spellStart"/>
+            <w:proofErr w:type="gramStart"/>
+            <w:r>
+              <w:rPr>
+                <w:rFonts w:ascii="Consolas" w:hAnsi="Consolas"/>
+              </w:rPr>
+              <w:t>self.conv</w:t>
+            </w:r>
+            <w:proofErr w:type="gramEnd"/>
+            <w:r>
+              <w:rPr>
+                <w:rFonts w:ascii="Consolas" w:hAnsi="Consolas"/>
+              </w:rPr>
+              <w:t>_2(x)</w:t>
+            </w:r>
+          </w:p>
+          <w:p>
+            <w:pPr>
+              <w:spacing w:after="20" w:line="240" w:lineRule="auto"/>
+              <w:rPr>
+                <w:rFonts w:ascii="Consolas" w:hAnsi="Consolas"/>
+              </w:rPr>
+            </w:pPr>
+            <w:r>
+              <w:rPr>
+                <w:rFonts w:ascii="Consolas" w:hAnsi="Consolas"/>
+              </w:rPr>
+              <w:t>        x=</w:t>
+            </w:r>
+            <w:proofErr w:type="spellStart"/>
+            <w:proofErr w:type="gramStart"/>
             <w:r>
               <w:rPr>
                 <w:rFonts w:ascii="Consolas" w:hAnsi="Consolas"/>
@@ -945,6 +1624,7 @@
               <w:t>self.relu</w:t>
             </w:r>
             <w:proofErr w:type="spellEnd"/>
+            <w:proofErr w:type="gramEnd"/>
             <w:r>
               <w:rPr>
                 <w:rFonts w:ascii="Consolas" w:hAnsi="Consolas"/>
@@ -963,45 +1643,74 @@
               <w:rPr>
                 <w:rFonts w:ascii="Consolas" w:hAnsi="Consolas"/>
               </w:rPr>
-              <w:t>        x=self.maxpool_2(x)</w:t>
-            </w:r>
-          </w:p>
-          <w:p>
-            <w:pPr>
-              <w:spacing w:after="20" w:line="240" w:lineRule="auto"/>
-              <w:rPr>
-                <w:rFonts w:ascii="Consolas" w:hAnsi="Consolas"/>
-              </w:rPr>
-            </w:pPr>
-          </w:p>
-          <w:p>
-            <w:pPr>
-              <w:spacing w:after="20" w:line="240" w:lineRule="auto"/>
-              <w:rPr>
-                <w:rFonts w:ascii="Consolas" w:hAnsi="Consolas"/>
-              </w:rPr>
-            </w:pPr>
-            <w:r>
-              <w:rPr>
-                <w:rFonts w:ascii="Consolas" w:hAnsi="Consolas"/>
-              </w:rPr>
-              <w:t>        x=self.conv_3(x)</w:t>
-            </w:r>
-          </w:p>
-          <w:p>
-            <w:pPr>
-              <w:spacing w:after="20" w:line="240" w:lineRule="auto"/>
-              <w:rPr>
-                <w:rFonts w:ascii="Consolas" w:hAnsi="Consolas"/>
-              </w:rPr>
-            </w:pPr>
-            <w:r>
-              <w:rPr>
-                <w:rFonts w:ascii="Consolas" w:hAnsi="Consolas"/>
-              </w:rPr>
               <w:t>        x=</w:t>
             </w:r>
-            <w:proofErr w:type="spellStart"/>
+            <w:proofErr w:type="gramStart"/>
+            <w:r>
+              <w:rPr>
+                <w:rFonts w:ascii="Consolas" w:hAnsi="Consolas"/>
+              </w:rPr>
+              <w:t>self.maxpool</w:t>
+            </w:r>
+            <w:proofErr w:type="gramEnd"/>
+            <w:r>
+              <w:rPr>
+                <w:rFonts w:ascii="Consolas" w:hAnsi="Consolas"/>
+              </w:rPr>
+              <w:t>_2(x)</w:t>
+            </w:r>
+          </w:p>
+          <w:p>
+            <w:pPr>
+              <w:spacing w:after="20" w:line="240" w:lineRule="auto"/>
+              <w:rPr>
+                <w:rFonts w:ascii="Consolas" w:hAnsi="Consolas"/>
+              </w:rPr>
+            </w:pPr>
+          </w:p>
+          <w:p>
+            <w:pPr>
+              <w:spacing w:after="20" w:line="240" w:lineRule="auto"/>
+              <w:rPr>
+                <w:rFonts w:ascii="Consolas" w:hAnsi="Consolas"/>
+              </w:rPr>
+            </w:pPr>
+            <w:r>
+              <w:rPr>
+                <w:rFonts w:ascii="Consolas" w:hAnsi="Consolas"/>
+              </w:rPr>
+              <w:t>        x=</w:t>
+            </w:r>
+            <w:proofErr w:type="gramStart"/>
+            <w:r>
+              <w:rPr>
+                <w:rFonts w:ascii="Consolas" w:hAnsi="Consolas"/>
+              </w:rPr>
+              <w:t>self.conv</w:t>
+            </w:r>
+            <w:proofErr w:type="gramEnd"/>
+            <w:r>
+              <w:rPr>
+                <w:rFonts w:ascii="Consolas" w:hAnsi="Consolas"/>
+              </w:rPr>
+              <w:t>_3(x)</w:t>
+            </w:r>
+          </w:p>
+          <w:p>
+            <w:pPr>
+              <w:spacing w:after="20" w:line="240" w:lineRule="auto"/>
+              <w:rPr>
+                <w:rFonts w:ascii="Consolas" w:hAnsi="Consolas"/>
+              </w:rPr>
+            </w:pPr>
+            <w:r>
+              <w:rPr>
+                <w:rFonts w:ascii="Consolas" w:hAnsi="Consolas"/>
+              </w:rPr>
+              <w:t>        x=</w:t>
+            </w:r>
+            <w:proofErr w:type="spellStart"/>
+            <w:proofErr w:type="gramStart"/>
             <w:r>
               <w:rPr>
                 <w:rFonts w:ascii="Consolas" w:hAnsi="Consolas"/>
@@ -1009,6 +1718,7 @@
               <w:t>x.view</w:t>
             </w:r>
             <w:proofErr w:type="spellEnd"/>
+            <w:proofErr w:type="gramEnd"/>
             <w:r>
               <w:rPr>
                 <w:rFonts w:ascii="Consolas" w:hAnsi="Consolas"/>
@@ -1052,6 +1762,7 @@
               <w:t>        x=</w:t>
             </w:r>
             <w:proofErr w:type="spellStart"/>
+            <w:proofErr w:type="gramStart"/>
             <w:r>
               <w:rPr>
                 <w:rFonts w:ascii="Consolas" w:hAnsi="Consolas"/>
@@ -1059,6 +1770,7 @@
               <w:t>self.relu</w:t>
             </w:r>
             <w:proofErr w:type="spellEnd"/>
+            <w:proofErr w:type="gramEnd"/>
             <w:r>
               <w:rPr>
                 <w:rFonts w:ascii="Consolas" w:hAnsi="Consolas"/>
@@ -1091,8 +1803,16 @@
               <w:rPr>
                 <w:rFonts w:ascii="Consolas" w:hAnsi="Consolas"/>
               </w:rPr>
-              <w:t>        return res</w:t>
-            </w:r>
+              <w:t xml:space="preserve">        return </w:t>
+            </w:r>
+            <w:proofErr w:type="gramStart"/>
+            <w:r>
+              <w:rPr>
+                <w:rFonts w:ascii="Consolas" w:hAnsi="Consolas"/>
+              </w:rPr>
+              <w:t>res</w:t>
+            </w:r>
+            <w:proofErr w:type="gramEnd"/>
           </w:p>
           <w:p>
             <w:pPr>
@@ -1268,6 +1988,7 @@
               <w:t xml:space="preserve"> = sum(</w:t>
             </w:r>
             <w:proofErr w:type="spellStart"/>
+            <w:proofErr w:type="gramStart"/>
             <w:r>
               <w:rPr>
                 <w:rFonts w:ascii="Consolas" w:hAnsi="Consolas"/>
@@ -1275,6 +1996,7 @@
               <w:t>p.numel</w:t>
             </w:r>
             <w:proofErr w:type="spellEnd"/>
+            <w:proofErr w:type="gramEnd"/>
             <w:r>
               <w:rPr>
                 <w:rFonts w:ascii="Consolas" w:hAnsi="Consolas"/>
@@ -1286,9 +2008,17 @@
               <w:rPr>
                 <w:rFonts w:ascii="Consolas" w:hAnsi="Consolas"/>
               </w:rPr>
-              <w:t>model_test.parameters</w:t>
-            </w:r>
-            <w:proofErr w:type="spellEnd"/>
+              <w:t>model_</w:t>
+            </w:r>
+            <w:proofErr w:type="gramStart"/>
+            <w:r>
+              <w:rPr>
+                <w:rFonts w:ascii="Consolas" w:hAnsi="Consolas"/>
+              </w:rPr>
+              <w:t>test.parameters</w:t>
+            </w:r>
+            <w:proofErr w:type="spellEnd"/>
+            <w:proofErr w:type="gramEnd"/>
             <w:r>
               <w:rPr>
                 <w:rFonts w:ascii="Consolas" w:hAnsi="Consolas"/>
@@ -1338,14 +2068,28 @@
               <w:rPr>
                 <w:rFonts w:ascii="Consolas" w:hAnsi="Consolas"/>
               </w:rPr>
-              <w:t>total_params</w:t>
-            </w:r>
-            <w:proofErr w:type="spellEnd"/>
-            <w:r>
-              <w:rPr>
-                <w:rFonts w:ascii="Consolas" w:hAnsi="Consolas"/>
-              </w:rPr>
-              <w:t>:,}</w:t>
+              <w:t>total_</w:t>
+            </w:r>
+            <w:proofErr w:type="gramStart"/>
+            <w:r>
+              <w:rPr>
+                <w:rFonts w:ascii="Consolas" w:hAnsi="Consolas"/>
+              </w:rPr>
+              <w:t>params</w:t>
+            </w:r>
+            <w:proofErr w:type="spellEnd"/>
+            <w:r>
+              <w:rPr>
+                <w:rFonts w:ascii="Consolas" w:hAnsi="Consolas"/>
+              </w:rPr>
+              <w:t>:,</w:t>
+            </w:r>
+            <w:proofErr w:type="gramEnd"/>
+            <w:r>
+              <w:rPr>
+                <w:rFonts w:ascii="Consolas" w:hAnsi="Consolas"/>
+              </w:rPr>
+              <w:t>}</w:t>
             </w:r>
             <w:r>
               <w:rPr>
@@ -1430,38 +2174,52 @@
             <w:pPr>
               <w:spacing w:after="20" w:line="240" w:lineRule="auto"/>
               <w:rPr>
-                <w:rFonts w:ascii="Consolas" w:hAnsi="Consolas" w:hint="eastAsia"/>
-              </w:rPr>
-            </w:pPr>
-          </w:p>
-          <w:p>
-            <w:pPr>
-              <w:spacing w:after="20" w:line="240" w:lineRule="auto"/>
-              <w:rPr>
-                <w:rFonts w:ascii="Consolas" w:hAnsi="Consolas" w:hint="eastAsia"/>
-              </w:rPr>
-            </w:pPr>
-          </w:p>
-          <w:p>
-            <w:pPr>
-              <w:spacing w:after="20" w:line="240" w:lineRule="auto"/>
-              <w:rPr>
-                <w:rFonts w:ascii="Consolas" w:hAnsi="Consolas"/>
-              </w:rPr>
-            </w:pPr>
-          </w:p>
-          <w:p>
-            <w:pPr>
-              <w:spacing w:after="20" w:line="240" w:lineRule="auto"/>
-              <w:rPr>
-                <w:rFonts w:ascii="Consolas" w:hAnsi="Consolas"/>
-              </w:rPr>
-            </w:pPr>
-            <w:r>
-              <w:rPr>
-                <w:rFonts w:ascii="Consolas" w:hAnsi="Consolas"/>
-              </w:rPr>
-              <w:t xml:space="preserve"># TODO ③ : epochs </w:t>
+                <w:rFonts w:ascii="Consolas" w:hAnsi="Consolas"/>
+              </w:rPr>
+            </w:pPr>
+          </w:p>
+          <w:p>
+            <w:pPr>
+              <w:spacing w:after="20" w:line="240" w:lineRule="auto"/>
+              <w:rPr>
+                <w:rFonts w:ascii="Consolas" w:hAnsi="Consolas"/>
+              </w:rPr>
+            </w:pPr>
+          </w:p>
+          <w:p>
+            <w:pPr>
+              <w:spacing w:after="20" w:line="240" w:lineRule="auto"/>
+              <w:rPr>
+                <w:rFonts w:ascii="Consolas" w:hAnsi="Consolas"/>
+              </w:rPr>
+            </w:pPr>
+          </w:p>
+          <w:p>
+            <w:pPr>
+              <w:spacing w:after="20" w:line="240" w:lineRule="auto"/>
+              <w:rPr>
+                <w:rFonts w:ascii="Consolas" w:hAnsi="Consolas"/>
+              </w:rPr>
+            </w:pPr>
+            <w:r>
+              <w:rPr>
+                <w:rFonts w:ascii="Consolas" w:hAnsi="Consolas"/>
+              </w:rPr>
+              <w:t xml:space="preserve"># TODO </w:t>
+            </w:r>
+            <w:proofErr w:type="gramStart"/>
+            <w:r>
+              <w:rPr>
+                <w:rFonts w:ascii="Consolas" w:hAnsi="Consolas"/>
+              </w:rPr>
+              <w:t>③ :</w:t>
+            </w:r>
+            <w:proofErr w:type="gramEnd"/>
+            <w:r>
+              <w:rPr>
+                <w:rFonts w:ascii="Consolas" w:hAnsi="Consolas"/>
+              </w:rPr>
+              <w:t xml:space="preserve"> epochs </w:t>
             </w:r>
             <w:r>
               <w:rPr>
@@ -1525,7 +2283,21 @@
               <w:rPr>
                 <w:rFonts w:ascii="Consolas" w:hAnsi="Consolas"/>
               </w:rPr>
-              <w:t xml:space="preserve"># TODO ④ : </w:t>
+              <w:t xml:space="preserve"># TODO </w:t>
+            </w:r>
+            <w:proofErr w:type="gramStart"/>
+            <w:r>
+              <w:rPr>
+                <w:rFonts w:ascii="Consolas" w:hAnsi="Consolas"/>
+              </w:rPr>
+              <w:t>④ :</w:t>
+            </w:r>
+            <w:proofErr w:type="gramEnd"/>
+            <w:r>
+              <w:rPr>
+                <w:rFonts w:ascii="Consolas" w:hAnsi="Consolas"/>
+              </w:rPr>
+              <w:t xml:space="preserve"> </w:t>
             </w:r>
             <w:r>
               <w:rPr>
@@ -1666,6 +2438,7 @@
               <w:t xml:space="preserve">optimizer     = </w:t>
             </w:r>
             <w:proofErr w:type="spellStart"/>
+            <w:proofErr w:type="gramStart"/>
             <w:r>
               <w:rPr>
                 <w:rFonts w:ascii="Consolas" w:hAnsi="Consolas"/>
@@ -1673,6 +2446,7 @@
               <w:t>optim.Adadelta</w:t>
             </w:r>
             <w:proofErr w:type="spellEnd"/>
+            <w:proofErr w:type="gramEnd"/>
             <w:r>
               <w:rPr>
                 <w:rFonts w:ascii="Consolas" w:hAnsi="Consolas"/>
@@ -1680,6 +2454,7 @@
               <w:t>(</w:t>
             </w:r>
             <w:proofErr w:type="spellStart"/>
+            <w:proofErr w:type="gramStart"/>
             <w:r>
               <w:rPr>
                 <w:rFonts w:ascii="Consolas" w:hAnsi="Consolas"/>
@@ -1687,6 +2462,7 @@
               <w:t>model.parameters</w:t>
             </w:r>
             <w:proofErr w:type="spellEnd"/>
+            <w:proofErr w:type="gramEnd"/>
             <w:r>
               <w:rPr>
                 <w:rFonts w:ascii="Consolas" w:hAnsi="Consolas"/>
@@ -1740,9 +2516,17 @@
               <w:rPr>
                 <w:rFonts w:ascii="Consolas" w:hAnsi="Consolas"/>
               </w:rPr>
-              <w:t>optim.lr_scheduler.StepLR</w:t>
-            </w:r>
-            <w:proofErr w:type="spellEnd"/>
+              <w:t>optim.lr_</w:t>
+            </w:r>
+            <w:proofErr w:type="gramStart"/>
+            <w:r>
+              <w:rPr>
+                <w:rFonts w:ascii="Consolas" w:hAnsi="Consolas"/>
+              </w:rPr>
+              <w:t>scheduler.StepLR</w:t>
+            </w:r>
+            <w:proofErr w:type="spellEnd"/>
+            <w:proofErr w:type="gramEnd"/>
             <w:r>
               <w:rPr>
                 <w:rFonts w:ascii="Consolas" w:hAnsi="Consolas"/>
@@ -1786,6 +2570,7 @@
               <w:t xml:space="preserve"> = </w:t>
             </w:r>
             <w:proofErr w:type="spellStart"/>
+            <w:proofErr w:type="gramStart"/>
             <w:r>
               <w:rPr>
                 <w:rFonts w:ascii="Consolas" w:hAnsi="Consolas"/>
@@ -1793,6 +2578,7 @@
               <w:t>nn.CrossEntropyLoss</w:t>
             </w:r>
             <w:proofErr w:type="spellEnd"/>
+            <w:proofErr w:type="gramEnd"/>
             <w:r>
               <w:rPr>
                 <w:rFonts w:ascii="Consolas" w:hAnsi="Consolas"/>
@@ -1831,7 +2617,14 @@
               <w:rPr>
                 <w:rFonts w:ascii="Consolas" w:hAnsi="Consolas"/>
               </w:rPr>
-              <w:t>: {STUDENT_ID}  </w:t>
+              <w:t>: {STUDENT_ID</w:t>
+            </w:r>
+            <w:proofErr w:type="gramStart"/>
+            <w:r>
+              <w:rPr>
+                <w:rFonts w:ascii="Consolas" w:hAnsi="Consolas"/>
+              </w:rPr>
+              <w:t>}  </w:t>
             </w:r>
             <w:r>
               <w:rPr>
@@ -1839,6 +2632,7 @@
               </w:rPr>
               <w:t>이름</w:t>
             </w:r>
+            <w:proofErr w:type="gramEnd"/>
             <w:r>
               <w:rPr>
                 <w:rFonts w:ascii="Consolas" w:hAnsi="Consolas"/>
@@ -1871,7 +2665,14 @@
               <w:rPr>
                 <w:rFonts w:ascii="Consolas" w:hAnsi="Consolas"/>
               </w:rPr>
-              <w:t>={epochs}  </w:t>
+              <w:t>={</w:t>
+            </w:r>
+            <w:proofErr w:type="gramStart"/>
+            <w:r>
+              <w:rPr>
+                <w:rFonts w:ascii="Consolas" w:hAnsi="Consolas"/>
+              </w:rPr>
+              <w:t>epochs}  </w:t>
             </w:r>
             <w:proofErr w:type="spellStart"/>
             <w:r>
@@ -1881,6 +2682,7 @@
               <w:t>lr</w:t>
             </w:r>
             <w:proofErr w:type="spellEnd"/>
+            <w:proofErr w:type="gramEnd"/>
             <w:r>
               <w:rPr>
                 <w:rFonts w:ascii="Consolas" w:hAnsi="Consolas"/>
@@ -1892,14 +2694,28 @@
               <w:rPr>
                 <w:rFonts w:ascii="Consolas" w:hAnsi="Consolas"/>
               </w:rPr>
-              <w:t>learning_rate</w:t>
-            </w:r>
-            <w:proofErr w:type="spellEnd"/>
-            <w:r>
-              <w:rPr>
-                <w:rFonts w:ascii="Consolas" w:hAnsi="Consolas"/>
-              </w:rPr>
-              <w:t>}  optimizer=</w:t>
+              <w:t>learning_</w:t>
+            </w:r>
+            <w:proofErr w:type="gramStart"/>
+            <w:r>
+              <w:rPr>
+                <w:rFonts w:ascii="Consolas" w:hAnsi="Consolas"/>
+              </w:rPr>
+              <w:t>rate</w:t>
+            </w:r>
+            <w:proofErr w:type="spellEnd"/>
+            <w:r>
+              <w:rPr>
+                <w:rFonts w:ascii="Consolas" w:hAnsi="Consolas"/>
+              </w:rPr>
+              <w:t>}  optimizer</w:t>
+            </w:r>
+            <w:proofErr w:type="gramEnd"/>
+            <w:r>
+              <w:rPr>
+                <w:rFonts w:ascii="Consolas" w:hAnsi="Consolas"/>
+              </w:rPr>
+              <w:t>=</w:t>
             </w:r>
             <w:proofErr w:type="spellStart"/>
             <w:r>
@@ -2075,7 +2891,21 @@
               <w:rPr>
                 <w:rFonts w:ascii="Consolas" w:hAnsi="Consolas"/>
               </w:rPr>
-              <w:t xml:space="preserve">    train(model, device, </w:t>
+              <w:t xml:space="preserve">    </w:t>
+            </w:r>
+            <w:proofErr w:type="gramStart"/>
+            <w:r>
+              <w:rPr>
+                <w:rFonts w:ascii="Consolas" w:hAnsi="Consolas"/>
+              </w:rPr>
+              <w:t>train(</w:t>
+            </w:r>
+            <w:proofErr w:type="gramEnd"/>
+            <w:r>
+              <w:rPr>
+                <w:rFonts w:ascii="Consolas" w:hAnsi="Consolas"/>
+              </w:rPr>
+              <w:t xml:space="preserve">model, device, </w:t>
             </w:r>
             <w:proofErr w:type="spellStart"/>
             <w:r>
@@ -2117,7 +2947,21 @@
               <w:rPr>
                 <w:rFonts w:ascii="Consolas" w:hAnsi="Consolas"/>
               </w:rPr>
-              <w:t xml:space="preserve">    acc = test(model, device, </w:t>
+              <w:t xml:space="preserve">    acc = </w:t>
+            </w:r>
+            <w:proofErr w:type="gramStart"/>
+            <w:r>
+              <w:rPr>
+                <w:rFonts w:ascii="Consolas" w:hAnsi="Consolas"/>
+              </w:rPr>
+              <w:t>test(</w:t>
+            </w:r>
+            <w:proofErr w:type="gramEnd"/>
+            <w:r>
+              <w:rPr>
+                <w:rFonts w:ascii="Consolas" w:hAnsi="Consolas"/>
+              </w:rPr>
+              <w:t xml:space="preserve">model, device, </w:t>
             </w:r>
             <w:proofErr w:type="spellStart"/>
             <w:r>
@@ -2166,9 +3010,17 @@
               <w:rPr>
                 <w:rFonts w:ascii="Consolas" w:hAnsi="Consolas"/>
               </w:rPr>
-              <w:t>test_accs.append</w:t>
-            </w:r>
-            <w:proofErr w:type="spellEnd"/>
+              <w:t>test_</w:t>
+            </w:r>
+            <w:proofErr w:type="gramStart"/>
+            <w:r>
+              <w:rPr>
+                <w:rFonts w:ascii="Consolas" w:hAnsi="Consolas"/>
+              </w:rPr>
+              <w:t>accs.append</w:t>
+            </w:r>
+            <w:proofErr w:type="spellEnd"/>
+            <w:proofErr w:type="gramEnd"/>
             <w:r>
               <w:rPr>
                 <w:rFonts w:ascii="Consolas" w:hAnsi="Consolas"/>
@@ -2190,6 +3042,7 @@
               <w:t xml:space="preserve">    </w:t>
             </w:r>
             <w:proofErr w:type="spellStart"/>
+            <w:proofErr w:type="gramStart"/>
             <w:r>
               <w:rPr>
                 <w:rFonts w:ascii="Consolas" w:hAnsi="Consolas"/>
@@ -2197,6 +3050,7 @@
               <w:t>scheduler.step</w:t>
             </w:r>
             <w:proofErr w:type="spellEnd"/>
+            <w:proofErr w:type="gramEnd"/>
             <w:r>
               <w:rPr>
                 <w:rFonts w:ascii="Consolas" w:hAnsi="Consolas"/>
@@ -2219,25 +3073,40 @@
                 <w:rFonts w:ascii="Consolas" w:hAnsi="Consolas"/>
               </w:rPr>
             </w:pPr>
-            <w:r>
-              <w:rPr>
-                <w:rFonts w:ascii="Consolas" w:hAnsi="Consolas"/>
-              </w:rPr>
-              <w:t>print("=" * 50)</w:t>
-            </w:r>
-          </w:p>
-          <w:p>
-            <w:pPr>
-              <w:spacing w:after="20" w:line="240" w:lineRule="auto"/>
-              <w:rPr>
-                <w:rFonts w:ascii="Consolas" w:hAnsi="Consolas"/>
-              </w:rPr>
-            </w:pPr>
-            <w:r>
-              <w:rPr>
-                <w:rFonts w:ascii="Consolas" w:hAnsi="Consolas"/>
-              </w:rPr>
-              <w:t>print(f"  </w:t>
+            <w:proofErr w:type="gramStart"/>
+            <w:r>
+              <w:rPr>
+                <w:rFonts w:ascii="Consolas" w:hAnsi="Consolas"/>
+              </w:rPr>
+              <w:t>print(</w:t>
+            </w:r>
+            <w:proofErr w:type="gramEnd"/>
+            <w:r>
+              <w:rPr>
+                <w:rFonts w:ascii="Consolas" w:hAnsi="Consolas"/>
+              </w:rPr>
+              <w:t>"=" * 50)</w:t>
+            </w:r>
+          </w:p>
+          <w:p>
+            <w:pPr>
+              <w:spacing w:after="20" w:line="240" w:lineRule="auto"/>
+              <w:rPr>
+                <w:rFonts w:ascii="Consolas" w:hAnsi="Consolas"/>
+              </w:rPr>
+            </w:pPr>
+            <w:r>
+              <w:rPr>
+                <w:rFonts w:ascii="Consolas" w:hAnsi="Consolas"/>
+              </w:rPr>
+              <w:t>print(f</w:t>
+            </w:r>
+            <w:proofErr w:type="gramStart"/>
+            <w:r>
+              <w:rPr>
+                <w:rFonts w:ascii="Consolas" w:hAnsi="Consolas"/>
+              </w:rPr>
+              <w:t>"  </w:t>
             </w:r>
             <w:r>
               <w:rPr>
@@ -2245,11 +3114,19 @@
               </w:rPr>
               <w:t>학번</w:t>
             </w:r>
-            <w:r>
-              <w:rPr>
-                <w:rFonts w:ascii="Consolas" w:hAnsi="Consolas"/>
-              </w:rPr>
-              <w:t>: {STUDENT_ID}  </w:t>
+            <w:proofErr w:type="gramEnd"/>
+            <w:r>
+              <w:rPr>
+                <w:rFonts w:ascii="Consolas" w:hAnsi="Consolas"/>
+              </w:rPr>
+              <w:t>: {STUDENT_ID</w:t>
+            </w:r>
+            <w:proofErr w:type="gramStart"/>
+            <w:r>
+              <w:rPr>
+                <w:rFonts w:ascii="Consolas" w:hAnsi="Consolas"/>
+              </w:rPr>
+              <w:t>}  </w:t>
             </w:r>
             <w:r>
               <w:rPr>
@@ -2257,6 +3134,7 @@
               </w:rPr>
               <w:t>이름</w:t>
             </w:r>
+            <w:proofErr w:type="gramEnd"/>
             <w:r>
               <w:rPr>
                 <w:rFonts w:ascii="Consolas" w:hAnsi="Consolas"/>
@@ -2276,7 +3154,14 @@
                 <w:rFonts w:ascii="Consolas" w:hAnsi="Consolas"/>
               </w:rPr>
               <w:lastRenderedPageBreak/>
-              <w:t>print(f"  </w:t>
+              <w:t>print(f</w:t>
+            </w:r>
+            <w:proofErr w:type="gramStart"/>
+            <w:r>
+              <w:rPr>
+                <w:rFonts w:ascii="Consolas" w:hAnsi="Consolas"/>
+              </w:rPr>
+              <w:t>"  </w:t>
             </w:r>
             <w:r>
               <w:rPr>
@@ -2284,6 +3169,7 @@
               </w:rPr>
               <w:t>최종</w:t>
             </w:r>
+            <w:proofErr w:type="gramEnd"/>
             <w:r>
               <w:rPr>
                 <w:rFonts w:ascii="Consolas" w:hAnsi="Consolas"/>
@@ -2312,29 +3198,38 @@
                 <w:rFonts w:ascii="Consolas" w:hAnsi="Consolas"/>
               </w:rPr>
             </w:pPr>
-            <w:r>
-              <w:rPr>
-                <w:rFonts w:ascii="Consolas" w:hAnsi="Consolas"/>
-              </w:rPr>
-              <w:t>print("=" * 50)</w:t>
-            </w:r>
-          </w:p>
-          <w:p>
-            <w:pPr>
-              <w:spacing w:after="20" w:line="240" w:lineRule="auto"/>
-              <w:rPr>
-                <w:rFonts w:ascii="Consolas" w:hAnsi="Consolas"/>
-              </w:rPr>
-            </w:pPr>
-          </w:p>
-          <w:p>
-            <w:pPr>
-              <w:spacing w:after="20" w:line="240" w:lineRule="auto"/>
-              <w:rPr>
-                <w:rFonts w:ascii="Consolas" w:hAnsi="Consolas"/>
-              </w:rPr>
-            </w:pPr>
-            <w:proofErr w:type="spellStart"/>
+            <w:proofErr w:type="gramStart"/>
+            <w:r>
+              <w:rPr>
+                <w:rFonts w:ascii="Consolas" w:hAnsi="Consolas"/>
+              </w:rPr>
+              <w:t>print(</w:t>
+            </w:r>
+            <w:proofErr w:type="gramEnd"/>
+            <w:r>
+              <w:rPr>
+                <w:rFonts w:ascii="Consolas" w:hAnsi="Consolas"/>
+              </w:rPr>
+              <w:t>"=" * 50)</w:t>
+            </w:r>
+          </w:p>
+          <w:p>
+            <w:pPr>
+              <w:spacing w:after="20" w:line="240" w:lineRule="auto"/>
+              <w:rPr>
+                <w:rFonts w:ascii="Consolas" w:hAnsi="Consolas"/>
+              </w:rPr>
+            </w:pPr>
+          </w:p>
+          <w:p>
+            <w:pPr>
+              <w:spacing w:after="20" w:line="240" w:lineRule="auto"/>
+              <w:rPr>
+                <w:rFonts w:ascii="Consolas" w:hAnsi="Consolas"/>
+              </w:rPr>
+            </w:pPr>
+            <w:proofErr w:type="spellStart"/>
+            <w:proofErr w:type="gramStart"/>
             <w:r>
               <w:rPr>
                 <w:rFonts w:ascii="Consolas" w:hAnsi="Consolas"/>
@@ -2342,6 +3237,7 @@
               <w:t>plt.figure</w:t>
             </w:r>
             <w:proofErr w:type="spellEnd"/>
+            <w:proofErr w:type="gramEnd"/>
             <w:r>
               <w:rPr>
                 <w:rFonts w:ascii="Consolas" w:hAnsi="Consolas"/>
@@ -2356,21 +3252,30 @@
               <w:t>figsize</w:t>
             </w:r>
             <w:proofErr w:type="spellEnd"/>
-            <w:r>
-              <w:rPr>
-                <w:rFonts w:ascii="Consolas" w:hAnsi="Consolas"/>
-              </w:rPr>
-              <w:t>=(8, 4))</w:t>
-            </w:r>
-          </w:p>
-          <w:p>
-            <w:pPr>
-              <w:spacing w:after="20" w:line="240" w:lineRule="auto"/>
-              <w:rPr>
-                <w:rFonts w:ascii="Consolas" w:hAnsi="Consolas"/>
-              </w:rPr>
-            </w:pPr>
-            <w:proofErr w:type="spellStart"/>
+            <w:proofErr w:type="gramStart"/>
+            <w:r>
+              <w:rPr>
+                <w:rFonts w:ascii="Consolas" w:hAnsi="Consolas"/>
+              </w:rPr>
+              <w:t>=(</w:t>
+            </w:r>
+            <w:proofErr w:type="gramEnd"/>
+            <w:r>
+              <w:rPr>
+                <w:rFonts w:ascii="Consolas" w:hAnsi="Consolas"/>
+              </w:rPr>
+              <w:t>8, 4))</w:t>
+            </w:r>
+          </w:p>
+          <w:p>
+            <w:pPr>
+              <w:spacing w:after="20" w:line="240" w:lineRule="auto"/>
+              <w:rPr>
+                <w:rFonts w:ascii="Consolas" w:hAnsi="Consolas"/>
+              </w:rPr>
+            </w:pPr>
+            <w:proofErr w:type="spellStart"/>
+            <w:proofErr w:type="gramStart"/>
             <w:r>
               <w:rPr>
                 <w:rFonts w:ascii="Consolas" w:hAnsi="Consolas"/>
@@ -2378,11 +3283,26 @@
               <w:t>plt.plot</w:t>
             </w:r>
             <w:proofErr w:type="spellEnd"/>
-            <w:r>
-              <w:rPr>
-                <w:rFonts w:ascii="Consolas" w:hAnsi="Consolas"/>
-              </w:rPr>
-              <w:t xml:space="preserve">(range(1, epochs+1), </w:t>
+            <w:proofErr w:type="gramEnd"/>
+            <w:r>
+              <w:rPr>
+                <w:rFonts w:ascii="Consolas" w:hAnsi="Consolas"/>
+              </w:rPr>
+              <w:t>(</w:t>
+            </w:r>
+            <w:proofErr w:type="gramStart"/>
+            <w:r>
+              <w:rPr>
+                <w:rFonts w:ascii="Consolas" w:hAnsi="Consolas"/>
+              </w:rPr>
+              <w:t>range(</w:t>
+            </w:r>
+            <w:proofErr w:type="gramEnd"/>
+            <w:r>
+              <w:rPr>
+                <w:rFonts w:ascii="Consolas" w:hAnsi="Consolas"/>
+              </w:rPr>
+              <w:t xml:space="preserve">1, epochs+1), </w:t>
             </w:r>
             <w:proofErr w:type="spellStart"/>
             <w:r>
@@ -2421,6 +3341,7 @@
               </w:rPr>
             </w:pPr>
             <w:proofErr w:type="spellStart"/>
+            <w:proofErr w:type="gramStart"/>
             <w:r>
               <w:rPr>
                 <w:rFonts w:ascii="Consolas" w:hAnsi="Consolas"/>
@@ -2428,6 +3349,7 @@
               <w:t>plt.title</w:t>
             </w:r>
             <w:proofErr w:type="spellEnd"/>
+            <w:proofErr w:type="gramEnd"/>
             <w:r>
               <w:rPr>
                 <w:rFonts w:ascii="Consolas" w:hAnsi="Consolas"/>
@@ -2443,6 +3365,7 @@
               </w:rPr>
             </w:pPr>
             <w:proofErr w:type="spellStart"/>
+            <w:proofErr w:type="gramStart"/>
             <w:r>
               <w:rPr>
                 <w:rFonts w:ascii="Consolas" w:hAnsi="Consolas"/>
@@ -2450,6 +3373,7 @@
               <w:t>plt.xlabel</w:t>
             </w:r>
             <w:proofErr w:type="spellEnd"/>
+            <w:proofErr w:type="gramEnd"/>
             <w:r>
               <w:rPr>
                 <w:rFonts w:ascii="Consolas" w:hAnsi="Consolas"/>
@@ -2457,6 +3381,7 @@
               <w:t xml:space="preserve">('Epoch'); </w:t>
             </w:r>
             <w:proofErr w:type="spellStart"/>
+            <w:proofErr w:type="gramStart"/>
             <w:r>
               <w:rPr>
                 <w:rFonts w:ascii="Consolas" w:hAnsi="Consolas"/>
@@ -2464,6 +3389,7 @@
               <w:t>plt.ylabel</w:t>
             </w:r>
             <w:proofErr w:type="spellEnd"/>
+            <w:proofErr w:type="gramEnd"/>
             <w:r>
               <w:rPr>
                 <w:rFonts w:ascii="Consolas" w:hAnsi="Consolas"/>
@@ -2471,6 +3397,7 @@
               <w:t xml:space="preserve">('Accuracy (%)'); </w:t>
             </w:r>
             <w:proofErr w:type="spellStart"/>
+            <w:proofErr w:type="gramStart"/>
             <w:r>
               <w:rPr>
                 <w:rFonts w:ascii="Consolas" w:hAnsi="Consolas"/>
@@ -2478,6 +3405,7 @@
               <w:t>plt.legend</w:t>
             </w:r>
             <w:proofErr w:type="spellEnd"/>
+            <w:proofErr w:type="gramEnd"/>
             <w:r>
               <w:rPr>
                 <w:rFonts w:ascii="Consolas" w:hAnsi="Consolas"/>
@@ -2493,6 +3421,7 @@
               </w:rPr>
             </w:pPr>
             <w:proofErr w:type="spellStart"/>
+            <w:proofErr w:type="gramStart"/>
             <w:r>
               <w:rPr>
                 <w:rFonts w:ascii="Consolas" w:hAnsi="Consolas"/>
@@ -2500,6 +3429,7 @@
               <w:t>plt.grid</w:t>
             </w:r>
             <w:proofErr w:type="spellEnd"/>
+            <w:proofErr w:type="gramEnd"/>
             <w:r>
               <w:rPr>
                 <w:rFonts w:ascii="Consolas" w:hAnsi="Consolas"/>
@@ -2507,18 +3437,40 @@
               <w:t xml:space="preserve">(True, alpha=0.4); </w:t>
             </w:r>
             <w:proofErr w:type="spellStart"/>
-            <w:r>
-              <w:rPr>
-                <w:rFonts w:ascii="Consolas" w:hAnsi="Consolas"/>
-              </w:rPr>
-              <w:t>plt.tight_layout</w:t>
-            </w:r>
-            <w:proofErr w:type="spellEnd"/>
-            <w:r>
-              <w:rPr>
-                <w:rFonts w:ascii="Consolas" w:hAnsi="Consolas"/>
-              </w:rPr>
-              <w:t>()</w:t>
+            <w:proofErr w:type="gramStart"/>
+            <w:r>
+              <w:rPr>
+                <w:rFonts w:ascii="Consolas" w:hAnsi="Consolas"/>
+              </w:rPr>
+              <w:t>plt.tight</w:t>
+            </w:r>
+            <w:proofErr w:type="gramEnd"/>
+            <w:r>
+              <w:rPr>
+                <w:rFonts w:ascii="Consolas" w:hAnsi="Consolas"/>
+              </w:rPr>
+              <w:t>_</w:t>
+            </w:r>
+            <w:proofErr w:type="gramStart"/>
+            <w:r>
+              <w:rPr>
+                <w:rFonts w:ascii="Consolas" w:hAnsi="Consolas"/>
+              </w:rPr>
+              <w:t>layout</w:t>
+            </w:r>
+            <w:proofErr w:type="spellEnd"/>
+            <w:r>
+              <w:rPr>
+                <w:rFonts w:ascii="Consolas" w:hAnsi="Consolas"/>
+              </w:rPr>
+              <w:t>(</w:t>
+            </w:r>
+            <w:proofErr w:type="gramEnd"/>
+            <w:r>
+              <w:rPr>
+                <w:rFonts w:ascii="Consolas" w:hAnsi="Consolas"/>
+              </w:rPr>
+              <w:t>)</w:t>
             </w:r>
           </w:p>
           <w:p>
@@ -2583,7 +3535,7 @@
             <w:pPr>
               <w:spacing w:after="20" w:line="240" w:lineRule="auto"/>
               <w:rPr>
-                <w:rFonts w:ascii="Consolas" w:hAnsi="Consolas" w:hint="eastAsia"/>
+                <w:rFonts w:ascii="Consolas" w:hAnsi="Consolas"/>
               </w:rPr>
             </w:pPr>
           </w:p>
@@ -2798,17 +3750,15 @@
             <w:pPr>
               <w:spacing w:after="0" w:line="240" w:lineRule="auto"/>
               <w:rPr>
-                <w:rFonts w:ascii="Arial" w:hAnsi="Arial" w:cs="Arial" w:hint="eastAsia"/>
-                <w:b w:val="0"/>
-                <w:bCs w:val="0"/>
-                <w:sz w:val="20"/>
-              </w:rPr>
-            </w:pPr>
-            <w:r>
-              <w:rPr>
                 <w:rFonts w:ascii="Arial" w:hAnsi="Arial" w:cs="Arial"/>
                 <w:b w:val="0"/>
                 <w:bCs w:val="0"/>
+                <w:sz w:val="20"/>
+              </w:rPr>
+            </w:pPr>
+            <w:r>
+              <w:rPr>
+                <w:rFonts w:ascii="Arial" w:hAnsi="Arial" w:cs="Arial"/>
                 <w:noProof/>
                 <w:sz w:val="20"/>
               </w:rPr>
@@ -2867,7 +3817,7 @@
             <w:pPr>
               <w:spacing w:after="0" w:line="240" w:lineRule="auto"/>
               <w:rPr>
-                <w:rFonts w:ascii="Arial" w:hAnsi="Arial" w:cs="Arial" w:hint="eastAsia"/>
+                <w:rFonts w:ascii="Arial" w:hAnsi="Arial" w:cs="Arial"/>
                 <w:sz w:val="20"/>
               </w:rPr>
             </w:pPr>
@@ -2940,7 +3890,7 @@
             <w:pPr>
               <w:spacing w:after="0" w:line="240" w:lineRule="auto"/>
               <w:rPr>
-                <w:rFonts w:ascii="Arial" w:hAnsi="Arial" w:cs="Arial" w:hint="eastAsia"/>
+                <w:rFonts w:ascii="Arial" w:hAnsi="Arial" w:cs="Arial"/>
                 <w:sz w:val="20"/>
               </w:rPr>
             </w:pPr>
@@ -2966,8 +3916,6 @@
             </w:pPr>
             <w:r>
               <w:rPr>
-                <w:b w:val="0"/>
-                <w:bCs w:val="0"/>
                 <w:noProof/>
               </w:rPr>
               <w:lastRenderedPageBreak/>
@@ -3048,8 +3996,8 @@
         <w:tblLook w:val="04A0" w:firstRow="1" w:lastRow="0" w:firstColumn="1" w:lastColumn="0" w:noHBand="0" w:noVBand="1"/>
       </w:tblPr>
       <w:tblGrid>
-        <w:gridCol w:w="439"/>
-        <w:gridCol w:w="8577"/>
+        <w:gridCol w:w="737"/>
+        <w:gridCol w:w="8279"/>
       </w:tblGrid>
       <w:tr>
         <w:trPr>
@@ -3283,24 +4231,48 @@
                 <w:sz w:val="20"/>
               </w:rPr>
             </w:pPr>
-          </w:p>
-          <w:p>
-            <w:pPr>
-              <w:spacing w:after="0" w:line="240" w:lineRule="auto"/>
+            <w:r>
               <w:rPr>
                 <w:rFonts w:ascii="Arial" w:hAnsi="Arial" w:cs="Arial"/>
-                <w:sz w:val="20"/>
-              </w:rPr>
-            </w:pPr>
-          </w:p>
-          <w:p>
-            <w:pPr>
-              <w:spacing w:after="0" w:line="240" w:lineRule="auto"/>
-              <w:rPr>
-                <w:rFonts w:ascii="Arial" w:hAnsi="Arial" w:cs="Arial"/>
-                <w:sz w:val="20"/>
-              </w:rPr>
-            </w:pPr>
+                <w:noProof/>
+                <w:sz w:val="20"/>
+              </w:rPr>
+              <w:drawing>
+                <wp:inline distT="0" distB="0" distL="0" distR="0" wp14:anchorId="7AF300D2" wp14:editId="57737827">
+                  <wp:extent cx="5731510" cy="3582035"/>
+                  <wp:effectExtent l="0" t="0" r="2540" b="0"/>
+                  <wp:docPr id="1728909694" name="그림 1"/>
+                  <wp:cNvGraphicFramePr>
+                    <a:graphicFrameLocks xmlns:a="http://schemas.openxmlformats.org/drawingml/2006/main" noChangeAspect="1"/>
+                  </wp:cNvGraphicFramePr>
+                  <a:graphic xmlns:a="http://schemas.openxmlformats.org/drawingml/2006/main">
+                    <a:graphicData uri="http://schemas.openxmlformats.org/drawingml/2006/picture">
+                      <pic:pic xmlns:pic="http://schemas.openxmlformats.org/drawingml/2006/picture">
+                        <pic:nvPicPr>
+                          <pic:cNvPr id="1728909694" name=""/>
+                          <pic:cNvPicPr/>
+                        </pic:nvPicPr>
+                        <pic:blipFill>
+                          <a:blip r:embed="rId12"/>
+                          <a:stretch>
+                            <a:fillRect/>
+                          </a:stretch>
+                        </pic:blipFill>
+                        <pic:spPr>
+                          <a:xfrm>
+                            <a:off x="0" y="0"/>
+                            <a:ext cx="5731510" cy="3582035"/>
+                          </a:xfrm>
+                          <a:prstGeom prst="rect">
+                            <a:avLst/>
+                          </a:prstGeom>
+                        </pic:spPr>
+                      </pic:pic>
+                    </a:graphicData>
+                  </a:graphic>
+                </wp:inline>
+              </w:drawing>
+            </w:r>
           </w:p>
           <w:p>
             <w:pPr>
@@ -3312,14 +4284,6 @@
                 <w:sz w:val="20"/>
               </w:rPr>
             </w:pPr>
-            <w:r>
-              <w:rPr>
-                <w:b w:val="0"/>
-                <w:bCs w:val="0"/>
-                <w:color w:val="FF0000"/>
-              </w:rPr>
-              <w:br/>
-            </w:r>
           </w:p>
         </w:tc>
       </w:tr>
@@ -3404,344 +4368,2102 @@
               <w:adjustRightInd w:val="0"/>
               <w:spacing w:after="0" w:line="240" w:lineRule="auto"/>
               <w:rPr>
-                <w:rFonts w:ascii="Consolas" w:eastAsiaTheme="minorEastAsia" w:hAnsi="Consolas" w:cs="Consolas"/>
-                <w:b/>
-                <w:bCs/>
-                <w:color w:val="7F0055"/>
-                <w:sz w:val="20"/>
-              </w:rPr>
-            </w:pPr>
-            <w:r>
-              <w:rPr>
-                <w:rFonts w:ascii="Consolas" w:eastAsiaTheme="minorEastAsia" w:hAnsi="Consolas" w:cs="Consolas" w:hint="eastAsia"/>
-                <w:b/>
-                <w:bCs/>
-                <w:color w:val="7F0055"/>
-                <w:sz w:val="20"/>
-              </w:rPr>
-              <w:t xml:space="preserve">// </w:t>
-            </w:r>
-            <w:r>
-              <w:rPr>
-                <w:rFonts w:ascii="Consolas" w:eastAsiaTheme="minorEastAsia" w:hAnsi="Consolas" w:cs="Consolas" w:hint="eastAsia"/>
-                <w:b/>
-                <w:bCs/>
-                <w:color w:val="7F0055"/>
-                <w:sz w:val="20"/>
-              </w:rPr>
-              <w:t>아래</w:t>
-            </w:r>
-            <w:r>
-              <w:rPr>
-                <w:rFonts w:ascii="Consolas" w:eastAsiaTheme="minorEastAsia" w:hAnsi="Consolas" w:cs="Consolas" w:hint="eastAsia"/>
-                <w:b/>
-                <w:bCs/>
-                <w:color w:val="7F0055"/>
-                <w:sz w:val="20"/>
+                <w:rFonts w:ascii="Consolas" w:hAnsi="Consolas"/>
+              </w:rPr>
+            </w:pPr>
+          </w:p>
+          <w:p>
+            <w:pPr>
+              <w:spacing w:after="20" w:line="240" w:lineRule="auto"/>
+              <w:rPr>
+                <w:rFonts w:ascii="Consolas" w:hAnsi="Consolas"/>
+              </w:rPr>
+            </w:pPr>
+            <w:r>
+              <w:rPr>
+                <w:rFonts w:ascii="Consolas" w:hAnsi="Consolas"/>
+              </w:rPr>
+              <w:t xml:space="preserve"># TODO </w:t>
+            </w:r>
+            <w:proofErr w:type="gramStart"/>
+            <w:r>
+              <w:rPr>
+                <w:rFonts w:ascii="Consolas" w:hAnsi="Consolas"/>
+              </w:rPr>
+              <w:t>① :</w:t>
+            </w:r>
+            <w:proofErr w:type="gramEnd"/>
+            <w:r>
+              <w:rPr>
+                <w:rFonts w:ascii="Consolas" w:hAnsi="Consolas"/>
               </w:rPr>
               <w:t xml:space="preserve"> </w:t>
             </w:r>
-            <w:r>
-              <w:rPr>
-                <w:rFonts w:ascii="Consolas" w:eastAsiaTheme="minorEastAsia" w:hAnsi="Consolas" w:cs="Consolas" w:hint="eastAsia"/>
-                <w:b/>
-                <w:bCs/>
-                <w:color w:val="7F0055"/>
-                <w:sz w:val="20"/>
-              </w:rPr>
-              <w:t>내용</w:t>
-            </w:r>
-            <w:r>
-              <w:rPr>
-                <w:rFonts w:ascii="Consolas" w:eastAsiaTheme="minorEastAsia" w:hAnsi="Consolas" w:cs="Consolas" w:hint="eastAsia"/>
-                <w:b/>
-                <w:bCs/>
-                <w:color w:val="7F0055"/>
-                <w:sz w:val="20"/>
+            <w:proofErr w:type="spellStart"/>
+            <w:r>
+              <w:rPr>
+                <w:rFonts w:ascii="Consolas" w:hAnsi="Consolas"/>
+              </w:rPr>
+              <w:t>하이퍼파라미터</w:t>
+            </w:r>
+            <w:proofErr w:type="spellEnd"/>
+            <w:r>
+              <w:rPr>
+                <w:rFonts w:ascii="Consolas" w:hAnsi="Consolas"/>
+              </w:rPr>
+              <w:t xml:space="preserve"> (</w:t>
+            </w:r>
+            <w:proofErr w:type="spellStart"/>
+            <w:r>
+              <w:rPr>
+                <w:rFonts w:ascii="Consolas" w:hAnsi="Consolas"/>
+              </w:rPr>
+              <w:t>변경표</w:t>
+            </w:r>
+            <w:proofErr w:type="spellEnd"/>
+            <w:r>
+              <w:rPr>
+                <w:rFonts w:ascii="Consolas" w:hAnsi="Consolas"/>
               </w:rPr>
               <w:t xml:space="preserve"> </w:t>
             </w:r>
             <w:r>
               <w:rPr>
-                <w:rFonts w:ascii="Consolas" w:eastAsiaTheme="minorEastAsia" w:hAnsi="Consolas" w:cs="Consolas" w:hint="eastAsia"/>
-                <w:b/>
-                <w:bCs/>
-                <w:color w:val="7F0055"/>
-                <w:sz w:val="20"/>
-              </w:rPr>
-              <w:t>삭제</w:t>
-            </w:r>
-            <w:r>
-              <w:rPr>
-                <w:rFonts w:ascii="Consolas" w:eastAsiaTheme="minorEastAsia" w:hAnsi="Consolas" w:cs="Consolas" w:hint="eastAsia"/>
-                <w:b/>
-                <w:bCs/>
-                <w:color w:val="7F0055"/>
-                <w:sz w:val="20"/>
+                <w:rFonts w:ascii="Consolas" w:hAnsi="Consolas"/>
+              </w:rPr>
+              <w:t>참고</w:t>
+            </w:r>
+            <w:r>
+              <w:rPr>
+                <w:rFonts w:ascii="Consolas" w:hAnsi="Consolas"/>
+              </w:rPr>
+              <w:t>)</w:t>
+            </w:r>
+          </w:p>
+          <w:p>
+            <w:pPr>
+              <w:spacing w:after="20" w:line="240" w:lineRule="auto"/>
+              <w:rPr>
+                <w:rFonts w:ascii="Consolas" w:hAnsi="Consolas"/>
+              </w:rPr>
+            </w:pPr>
+            <w:proofErr w:type="spellStart"/>
+            <w:r>
+              <w:rPr>
+                <w:rFonts w:ascii="Consolas" w:hAnsi="Consolas"/>
+              </w:rPr>
+              <w:t>latent_size</w:t>
+            </w:r>
+            <w:proofErr w:type="spellEnd"/>
+            <w:r>
+              <w:rPr>
+                <w:rFonts w:ascii="Consolas" w:hAnsi="Consolas"/>
+              </w:rPr>
+              <w:t xml:space="preserve"> = 64          # </w:t>
+            </w:r>
+            <w:r>
+              <w:rPr>
+                <w:rFonts w:ascii="Consolas" w:hAnsi="Consolas"/>
+              </w:rPr>
+              <w:t>수정</w:t>
+            </w:r>
+            <w:r>
+              <w:rPr>
+                <w:rFonts w:ascii="Consolas" w:hAnsi="Consolas"/>
               </w:rPr>
               <w:t xml:space="preserve"> </w:t>
             </w:r>
             <w:r>
               <w:rPr>
-                <w:rFonts w:ascii="Consolas" w:eastAsiaTheme="minorEastAsia" w:hAnsi="Consolas" w:cs="Consolas" w:hint="eastAsia"/>
-                <w:b/>
-                <w:bCs/>
-                <w:color w:val="7F0055"/>
-                <w:sz w:val="20"/>
-              </w:rPr>
-              <w:t>후</w:t>
-            </w:r>
-            <w:r>
-              <w:rPr>
-                <w:rFonts w:ascii="Consolas" w:eastAsiaTheme="minorEastAsia" w:hAnsi="Consolas" w:cs="Consolas" w:hint="eastAsia"/>
-                <w:b/>
-                <w:bCs/>
-                <w:color w:val="7F0055"/>
-                <w:sz w:val="20"/>
+                <w:rFonts w:ascii="Consolas" w:hAnsi="Consolas"/>
+              </w:rPr>
+              <w:t>금지</w:t>
+            </w:r>
+          </w:p>
+          <w:p>
+            <w:pPr>
+              <w:spacing w:after="20" w:line="240" w:lineRule="auto"/>
+              <w:rPr>
+                <w:rFonts w:ascii="Consolas" w:hAnsi="Consolas"/>
+              </w:rPr>
+            </w:pPr>
+            <w:proofErr w:type="spellStart"/>
+            <w:r>
+              <w:rPr>
+                <w:rFonts w:ascii="Consolas" w:hAnsi="Consolas"/>
+              </w:rPr>
+              <w:t>num_</w:t>
+            </w:r>
+            <w:proofErr w:type="gramStart"/>
+            <w:r>
+              <w:rPr>
+                <w:rFonts w:ascii="Consolas" w:hAnsi="Consolas"/>
+              </w:rPr>
+              <w:t>epochs</w:t>
+            </w:r>
+            <w:proofErr w:type="spellEnd"/>
+            <w:r>
+              <w:rPr>
+                <w:rFonts w:ascii="Consolas" w:hAnsi="Consolas"/>
+              </w:rPr>
+              <w:t xml:space="preserve">  =</w:t>
+            </w:r>
+            <w:proofErr w:type="gramEnd"/>
+            <w:r>
+              <w:rPr>
+                <w:rFonts w:ascii="Consolas" w:hAnsi="Consolas"/>
+              </w:rPr>
+              <w:t xml:space="preserve"> 20         # ← </w:t>
+            </w:r>
+            <w:r>
+              <w:rPr>
+                <w:rFonts w:ascii="Consolas" w:hAnsi="Consolas"/>
+              </w:rPr>
+              <w:t>수정</w:t>
+            </w:r>
+            <w:r>
+              <w:rPr>
+                <w:rFonts w:ascii="Consolas" w:hAnsi="Consolas"/>
               </w:rPr>
               <w:t xml:space="preserve"> </w:t>
             </w:r>
             <w:r>
               <w:rPr>
-                <w:rFonts w:ascii="Consolas" w:eastAsiaTheme="minorEastAsia" w:hAnsi="Consolas" w:cs="Consolas" w:hint="eastAsia"/>
-                <w:b/>
-                <w:bCs/>
-                <w:color w:val="7F0055"/>
-                <w:sz w:val="20"/>
-              </w:rPr>
-              <w:t>본인</w:t>
-            </w:r>
-            <w:r>
-              <w:rPr>
-                <w:rFonts w:ascii="Consolas" w:eastAsiaTheme="minorEastAsia" w:hAnsi="Consolas" w:cs="Consolas" w:hint="eastAsia"/>
-                <w:b/>
-                <w:bCs/>
-                <w:color w:val="7F0055"/>
-                <w:sz w:val="20"/>
+                <w:rFonts w:ascii="Consolas" w:hAnsi="Consolas"/>
+              </w:rPr>
+              <w:t>대상</w:t>
+            </w:r>
+          </w:p>
+          <w:p>
+            <w:pPr>
+              <w:spacing w:after="20" w:line="240" w:lineRule="auto"/>
+              <w:rPr>
+                <w:rFonts w:ascii="Consolas" w:hAnsi="Consolas"/>
+              </w:rPr>
+            </w:pPr>
+            <w:proofErr w:type="spellStart"/>
+            <w:r>
+              <w:rPr>
+                <w:rFonts w:ascii="Consolas" w:hAnsi="Consolas"/>
+              </w:rPr>
+              <w:t>batch_</w:t>
+            </w:r>
+            <w:proofErr w:type="gramStart"/>
+            <w:r>
+              <w:rPr>
+                <w:rFonts w:ascii="Consolas" w:hAnsi="Consolas"/>
+              </w:rPr>
+              <w:t>size</w:t>
+            </w:r>
+            <w:proofErr w:type="spellEnd"/>
+            <w:r>
+              <w:rPr>
+                <w:rFonts w:ascii="Consolas" w:hAnsi="Consolas"/>
+              </w:rPr>
+              <w:t xml:space="preserve">  =</w:t>
+            </w:r>
+            <w:proofErr w:type="gramEnd"/>
+            <w:r>
+              <w:rPr>
+                <w:rFonts w:ascii="Consolas" w:hAnsi="Consolas"/>
+              </w:rPr>
+              <w:t xml:space="preserve"> 128         # ← </w:t>
+            </w:r>
+            <w:r>
+              <w:rPr>
+                <w:rFonts w:ascii="Consolas" w:hAnsi="Consolas"/>
+              </w:rPr>
+              <w:t>수정</w:t>
+            </w:r>
+            <w:r>
+              <w:rPr>
+                <w:rFonts w:ascii="Consolas" w:hAnsi="Consolas"/>
               </w:rPr>
               <w:t xml:space="preserve"> </w:t>
             </w:r>
             <w:r>
               <w:rPr>
-                <w:rFonts w:ascii="Consolas" w:eastAsiaTheme="minorEastAsia" w:hAnsi="Consolas" w:cs="Consolas" w:hint="eastAsia"/>
-                <w:b/>
-                <w:bCs/>
-                <w:color w:val="7F0055"/>
-                <w:sz w:val="20"/>
-              </w:rPr>
-              <w:t>코드로</w:t>
-            </w:r>
-            <w:r>
-              <w:rPr>
-                <w:rFonts w:ascii="Consolas" w:eastAsiaTheme="minorEastAsia" w:hAnsi="Consolas" w:cs="Consolas" w:hint="eastAsia"/>
-                <w:b/>
-                <w:bCs/>
-                <w:color w:val="7F0055"/>
-                <w:sz w:val="20"/>
+                <w:rFonts w:ascii="Consolas" w:hAnsi="Consolas"/>
+              </w:rPr>
+              <w:t>대상</w:t>
+            </w:r>
+          </w:p>
+          <w:p>
+            <w:pPr>
+              <w:spacing w:after="20" w:line="240" w:lineRule="auto"/>
+              <w:rPr>
+                <w:rFonts w:ascii="Consolas" w:hAnsi="Consolas"/>
+              </w:rPr>
+            </w:pPr>
+            <w:proofErr w:type="spellStart"/>
+            <w:r>
+              <w:rPr>
+                <w:rFonts w:ascii="Consolas" w:hAnsi="Consolas"/>
+              </w:rPr>
+              <w:t>image_</w:t>
+            </w:r>
+            <w:proofErr w:type="gramStart"/>
+            <w:r>
+              <w:rPr>
+                <w:rFonts w:ascii="Consolas" w:hAnsi="Consolas"/>
+              </w:rPr>
+              <w:t>size</w:t>
+            </w:r>
+            <w:proofErr w:type="spellEnd"/>
+            <w:r>
+              <w:rPr>
+                <w:rFonts w:ascii="Consolas" w:hAnsi="Consolas"/>
+              </w:rPr>
+              <w:t xml:space="preserve">  =</w:t>
+            </w:r>
+            <w:proofErr w:type="gramEnd"/>
+            <w:r>
+              <w:rPr>
+                <w:rFonts w:ascii="Consolas" w:hAnsi="Consolas"/>
+              </w:rPr>
+              <w:t xml:space="preserve"> 784         # </w:t>
+            </w:r>
+            <w:r>
+              <w:rPr>
+                <w:rFonts w:ascii="Consolas" w:hAnsi="Consolas"/>
+              </w:rPr>
+              <w:t>수정</w:t>
+            </w:r>
+            <w:r>
+              <w:rPr>
+                <w:rFonts w:ascii="Consolas" w:hAnsi="Consolas"/>
               </w:rPr>
               <w:t xml:space="preserve"> </w:t>
             </w:r>
             <w:r>
               <w:rPr>
-                <w:rFonts w:ascii="Consolas" w:eastAsiaTheme="minorEastAsia" w:hAnsi="Consolas" w:cs="Consolas" w:hint="eastAsia"/>
-                <w:b/>
-                <w:bCs/>
-                <w:color w:val="7F0055"/>
-                <w:sz w:val="20"/>
-              </w:rPr>
-              <w:t>대체</w:t>
-            </w:r>
-            <w:r>
-              <w:rPr>
-                <w:rFonts w:ascii="Consolas" w:eastAsiaTheme="minorEastAsia" w:hAnsi="Consolas" w:cs="Consolas" w:hint="eastAsia"/>
-                <w:b/>
-                <w:bCs/>
-                <w:color w:val="7F0055"/>
-                <w:sz w:val="20"/>
+                <w:rFonts w:ascii="Consolas" w:hAnsi="Consolas"/>
+              </w:rPr>
+              <w:t>금지</w:t>
+            </w:r>
+          </w:p>
+          <w:p>
+            <w:pPr>
+              <w:spacing w:after="20" w:line="240" w:lineRule="auto"/>
+              <w:rPr>
+                <w:rFonts w:ascii="Consolas" w:hAnsi="Consolas"/>
+              </w:rPr>
+            </w:pPr>
+          </w:p>
+          <w:p>
+            <w:pPr>
+              <w:spacing w:after="20" w:line="240" w:lineRule="auto"/>
+              <w:rPr>
+                <w:rFonts w:ascii="Consolas" w:hAnsi="Consolas"/>
+              </w:rPr>
+            </w:pPr>
+            <w:r>
+              <w:rPr>
+                <w:rFonts w:ascii="Consolas" w:hAnsi="Consolas"/>
+              </w:rPr>
+              <w:t xml:space="preserve"># TODO </w:t>
+            </w:r>
+            <w:proofErr w:type="gramStart"/>
+            <w:r>
+              <w:rPr>
+                <w:rFonts w:ascii="Consolas" w:hAnsi="Consolas"/>
+              </w:rPr>
+              <w:t>④ :</w:t>
+            </w:r>
+            <w:proofErr w:type="gramEnd"/>
+            <w:r>
+              <w:rPr>
+                <w:rFonts w:ascii="Consolas" w:hAnsi="Consolas"/>
               </w:rPr>
               <w:t xml:space="preserve"> </w:t>
             </w:r>
-          </w:p>
-          <w:p>
-            <w:pPr>
-              <w:widowControl w:val="0"/>
-              <w:autoSpaceDE w:val="0"/>
-              <w:autoSpaceDN w:val="0"/>
-              <w:adjustRightInd w:val="0"/>
-              <w:spacing w:after="0" w:line="240" w:lineRule="auto"/>
-              <w:rPr>
-                <w:rFonts w:ascii="Consolas" w:eastAsiaTheme="minorEastAsia" w:hAnsi="Consolas" w:cs="Consolas"/>
-                <w:b/>
-                <w:bCs/>
-                <w:color w:val="7F0055"/>
-                <w:sz w:val="20"/>
-              </w:rPr>
-            </w:pPr>
-          </w:p>
-          <w:p>
-            <w:pPr>
-              <w:widowControl w:val="0"/>
-              <w:autoSpaceDE w:val="0"/>
-              <w:autoSpaceDN w:val="0"/>
-              <w:adjustRightInd w:val="0"/>
-              <w:spacing w:after="0" w:line="240" w:lineRule="auto"/>
-              <w:rPr>
-                <w:rFonts w:ascii="Consolas" w:eastAsiaTheme="minorEastAsia" w:hAnsi="Consolas" w:cs="Consolas"/>
-                <w:color w:val="auto"/>
-                <w:sz w:val="20"/>
-              </w:rPr>
-            </w:pPr>
-            <w:r>
-              <w:rPr>
-                <w:rFonts w:ascii="Consolas" w:eastAsiaTheme="minorEastAsia" w:hAnsi="Consolas" w:cs="Consolas"/>
-                <w:b/>
-                <w:bCs/>
-                <w:color w:val="7F0055"/>
-                <w:sz w:val="20"/>
-              </w:rPr>
-              <w:t>import</w:t>
-            </w:r>
-            <w:r>
-              <w:rPr>
-                <w:rFonts w:ascii="Consolas" w:eastAsiaTheme="minorEastAsia" w:hAnsi="Consolas" w:cs="Consolas"/>
-                <w:color w:val="000000"/>
-                <w:sz w:val="20"/>
+            <w:r>
+              <w:rPr>
+                <w:rFonts w:ascii="Consolas" w:hAnsi="Consolas"/>
+              </w:rPr>
+              <w:t>학번</w:t>
+            </w:r>
+            <w:r>
+              <w:rPr>
+                <w:rFonts w:ascii="Consolas" w:hAnsi="Consolas"/>
+              </w:rPr>
+              <w:t>/</w:t>
+            </w:r>
+            <w:r>
+              <w:rPr>
+                <w:rFonts w:ascii="Consolas" w:hAnsi="Consolas"/>
+              </w:rPr>
+              <w:t>이름</w:t>
+            </w:r>
+            <w:r>
+              <w:rPr>
+                <w:rFonts w:ascii="Consolas" w:hAnsi="Consolas"/>
+              </w:rPr>
+              <w:t xml:space="preserve"> (</w:t>
+            </w:r>
+            <w:r>
+              <w:rPr>
+                <w:rFonts w:ascii="Consolas" w:hAnsi="Consolas"/>
+              </w:rPr>
+              <w:t>필수</w:t>
+            </w:r>
+            <w:r>
+              <w:rPr>
+                <w:rFonts w:ascii="Consolas" w:hAnsi="Consolas"/>
+              </w:rPr>
+              <w:t>)</w:t>
+            </w:r>
+          </w:p>
+          <w:p>
+            <w:pPr>
+              <w:spacing w:after="20" w:line="240" w:lineRule="auto"/>
+              <w:rPr>
+                <w:rFonts w:ascii="Consolas" w:hAnsi="Consolas"/>
+              </w:rPr>
+            </w:pPr>
+            <w:r>
+              <w:rPr>
+                <w:rFonts w:ascii="Consolas" w:hAnsi="Consolas"/>
+              </w:rPr>
+              <w:t xml:space="preserve">STUDENT_ID   = </w:t>
+            </w:r>
+            <w:proofErr w:type="gramStart"/>
+            <w:r>
+              <w:rPr>
+                <w:rFonts w:ascii="Consolas" w:hAnsi="Consolas"/>
+              </w:rPr>
+              <w:t>2019104040 # (</w:t>
+            </w:r>
+            <w:proofErr w:type="gramEnd"/>
+            <w:r>
+              <w:rPr>
+                <w:rFonts w:ascii="Consolas" w:hAnsi="Consolas"/>
+              </w:rPr>
+              <w:t>e.g., 20000000000)</w:t>
+            </w:r>
+          </w:p>
+          <w:p>
+            <w:pPr>
+              <w:spacing w:after="20" w:line="240" w:lineRule="auto"/>
+              <w:rPr>
+                <w:rFonts w:ascii="Consolas" w:hAnsi="Consolas"/>
+              </w:rPr>
+            </w:pPr>
+            <w:r>
+              <w:rPr>
+                <w:rFonts w:ascii="Consolas" w:hAnsi="Consolas"/>
+              </w:rPr>
+              <w:t>STUDENT_NAME = "Chong Seong Hyeon" # (e.g., Hong Gil Dong)</w:t>
+            </w:r>
+          </w:p>
+          <w:p>
+            <w:pPr>
+              <w:spacing w:after="20" w:line="240" w:lineRule="auto"/>
+              <w:rPr>
+                <w:rFonts w:ascii="Consolas" w:hAnsi="Consolas"/>
+              </w:rPr>
+            </w:pPr>
+          </w:p>
+          <w:p>
+            <w:pPr>
+              <w:spacing w:after="20" w:line="240" w:lineRule="auto"/>
+              <w:rPr>
+                <w:rFonts w:ascii="Consolas" w:hAnsi="Consolas"/>
+              </w:rPr>
+            </w:pPr>
+            <w:r>
+              <w:rPr>
+                <w:rFonts w:ascii="Consolas" w:hAnsi="Consolas"/>
+              </w:rPr>
+              <w:t xml:space="preserve"># ===== </w:t>
+            </w:r>
+            <w:r>
+              <w:rPr>
+                <w:rFonts w:ascii="Consolas" w:hAnsi="Consolas"/>
+              </w:rPr>
+              <w:t>수정</w:t>
+            </w:r>
+            <w:r>
+              <w:rPr>
+                <w:rFonts w:ascii="Consolas" w:hAnsi="Consolas"/>
               </w:rPr>
               <w:t xml:space="preserve"> </w:t>
             </w:r>
-            <w:proofErr w:type="spellStart"/>
-            <w:r>
-              <w:rPr>
-                <w:rFonts w:ascii="Consolas" w:eastAsiaTheme="minorEastAsia" w:hAnsi="Consolas" w:cs="Consolas"/>
-                <w:color w:val="000000"/>
-                <w:sz w:val="20"/>
-              </w:rPr>
-              <w:t>java.util.Scanner</w:t>
-            </w:r>
-            <w:proofErr w:type="spellEnd"/>
-            <w:r>
-              <w:rPr>
-                <w:rFonts w:ascii="Consolas" w:eastAsiaTheme="minorEastAsia" w:hAnsi="Consolas" w:cs="Consolas"/>
-                <w:color w:val="000000"/>
-                <w:sz w:val="20"/>
-              </w:rPr>
-              <w:t>;</w:t>
-            </w:r>
-          </w:p>
-          <w:p>
-            <w:pPr>
-              <w:widowControl w:val="0"/>
-              <w:autoSpaceDE w:val="0"/>
-              <w:autoSpaceDN w:val="0"/>
-              <w:adjustRightInd w:val="0"/>
-              <w:spacing w:after="0" w:line="240" w:lineRule="auto"/>
-              <w:rPr>
-                <w:rFonts w:ascii="Consolas" w:eastAsiaTheme="minorEastAsia" w:hAnsi="Consolas" w:cs="Consolas"/>
-                <w:color w:val="auto"/>
-                <w:sz w:val="20"/>
-              </w:rPr>
-            </w:pPr>
-          </w:p>
-          <w:p>
-            <w:pPr>
-              <w:widowControl w:val="0"/>
-              <w:autoSpaceDE w:val="0"/>
-              <w:autoSpaceDN w:val="0"/>
-              <w:adjustRightInd w:val="0"/>
-              <w:spacing w:after="0" w:line="240" w:lineRule="auto"/>
-              <w:rPr>
-                <w:rFonts w:ascii="Consolas" w:eastAsiaTheme="minorEastAsia" w:hAnsi="Consolas" w:cs="Consolas"/>
-                <w:color w:val="auto"/>
-                <w:sz w:val="20"/>
-              </w:rPr>
-            </w:pPr>
-            <w:r>
-              <w:rPr>
-                <w:rFonts w:ascii="Consolas" w:eastAsiaTheme="minorEastAsia" w:hAnsi="Consolas" w:cs="Consolas"/>
-                <w:b/>
-                <w:bCs/>
-                <w:color w:val="7F0055"/>
-                <w:sz w:val="20"/>
-              </w:rPr>
-              <w:t>public</w:t>
-            </w:r>
-            <w:r>
-              <w:rPr>
-                <w:rFonts w:ascii="Consolas" w:eastAsiaTheme="minorEastAsia" w:hAnsi="Consolas" w:cs="Consolas"/>
-                <w:color w:val="000000"/>
-                <w:sz w:val="20"/>
+            <w:r>
+              <w:rPr>
+                <w:rFonts w:ascii="Consolas" w:hAnsi="Consolas"/>
+              </w:rPr>
+              <w:t>금지</w:t>
+            </w:r>
+            <w:r>
+              <w:rPr>
+                <w:rFonts w:ascii="Consolas" w:hAnsi="Consolas"/>
+              </w:rPr>
+              <w:t xml:space="preserve"> =====</w:t>
+            </w:r>
+          </w:p>
+          <w:p>
+            <w:pPr>
+              <w:spacing w:after="20" w:line="240" w:lineRule="auto"/>
+              <w:rPr>
+                <w:rFonts w:ascii="Consolas" w:hAnsi="Consolas"/>
+              </w:rPr>
+            </w:pPr>
+            <w:r>
+              <w:rPr>
+                <w:rFonts w:ascii="Consolas" w:hAnsi="Consolas"/>
+              </w:rPr>
+              <w:t>print</w:t>
+            </w:r>
+            <w:proofErr w:type="gramStart"/>
+            <w:r>
+              <w:rPr>
+                <w:rFonts w:ascii="Consolas" w:hAnsi="Consolas"/>
+              </w:rPr>
+              <w:t>(</w:t>
+            </w:r>
+            <w:proofErr w:type="spellStart"/>
+            <w:r>
+              <w:rPr>
+                <w:rFonts w:ascii="Consolas" w:hAnsi="Consolas"/>
+              </w:rPr>
+              <w:t>f</w:t>
+            </w:r>
+            <w:proofErr w:type="gramEnd"/>
+            <w:r>
+              <w:rPr>
+                <w:rFonts w:ascii="Consolas" w:hAnsi="Consolas"/>
+              </w:rPr>
+              <w:t>"latent_size</w:t>
+            </w:r>
+            <w:proofErr w:type="spellEnd"/>
+            <w:r>
+              <w:rPr>
+                <w:rFonts w:ascii="Consolas" w:hAnsi="Consolas"/>
+              </w:rPr>
+              <w:t>={</w:t>
+            </w:r>
+            <w:proofErr w:type="spellStart"/>
+            <w:r>
+              <w:rPr>
+                <w:rFonts w:ascii="Consolas" w:hAnsi="Consolas"/>
+              </w:rPr>
+              <w:t>latent_</w:t>
+            </w:r>
+            <w:proofErr w:type="gramStart"/>
+            <w:r>
+              <w:rPr>
+                <w:rFonts w:ascii="Consolas" w:hAnsi="Consolas"/>
+              </w:rPr>
+              <w:t>size</w:t>
+            </w:r>
+            <w:proofErr w:type="spellEnd"/>
+            <w:r>
+              <w:rPr>
+                <w:rFonts w:ascii="Consolas" w:hAnsi="Consolas"/>
+              </w:rPr>
+              <w:t>}  </w:t>
+            </w:r>
+            <w:proofErr w:type="spellStart"/>
+            <w:r>
+              <w:rPr>
+                <w:rFonts w:ascii="Consolas" w:hAnsi="Consolas"/>
+              </w:rPr>
+              <w:t>batch</w:t>
+            </w:r>
+            <w:proofErr w:type="gramEnd"/>
+            <w:r>
+              <w:rPr>
+                <w:rFonts w:ascii="Consolas" w:hAnsi="Consolas"/>
+              </w:rPr>
+              <w:t>_size</w:t>
+            </w:r>
+            <w:proofErr w:type="spellEnd"/>
+            <w:r>
+              <w:rPr>
+                <w:rFonts w:ascii="Consolas" w:hAnsi="Consolas"/>
+              </w:rPr>
+              <w:t>={</w:t>
+            </w:r>
+            <w:proofErr w:type="spellStart"/>
+            <w:r>
+              <w:rPr>
+                <w:rFonts w:ascii="Consolas" w:hAnsi="Consolas"/>
+              </w:rPr>
+              <w:t>batch_</w:t>
+            </w:r>
+            <w:proofErr w:type="gramStart"/>
+            <w:r>
+              <w:rPr>
+                <w:rFonts w:ascii="Consolas" w:hAnsi="Consolas"/>
+              </w:rPr>
+              <w:t>size</w:t>
+            </w:r>
+            <w:proofErr w:type="spellEnd"/>
+            <w:r>
+              <w:rPr>
+                <w:rFonts w:ascii="Consolas" w:hAnsi="Consolas"/>
+              </w:rPr>
+              <w:t>}  </w:t>
+            </w:r>
+            <w:proofErr w:type="spellStart"/>
+            <w:r>
+              <w:rPr>
+                <w:rFonts w:ascii="Consolas" w:hAnsi="Consolas"/>
+              </w:rPr>
+              <w:t>num</w:t>
+            </w:r>
+            <w:proofErr w:type="gramEnd"/>
+            <w:r>
+              <w:rPr>
+                <w:rFonts w:ascii="Consolas" w:hAnsi="Consolas"/>
+              </w:rPr>
+              <w:t>_epochs</w:t>
+            </w:r>
+            <w:proofErr w:type="spellEnd"/>
+            <w:r>
+              <w:rPr>
+                <w:rFonts w:ascii="Consolas" w:hAnsi="Consolas"/>
+              </w:rPr>
+              <w:t>={</w:t>
+            </w:r>
+            <w:proofErr w:type="spellStart"/>
+            <w:r>
+              <w:rPr>
+                <w:rFonts w:ascii="Consolas" w:hAnsi="Consolas"/>
+              </w:rPr>
+              <w:t>num_</w:t>
+            </w:r>
+            <w:proofErr w:type="gramStart"/>
+            <w:r>
+              <w:rPr>
+                <w:rFonts w:ascii="Consolas" w:hAnsi="Consolas"/>
+              </w:rPr>
+              <w:t>epochs</w:t>
+            </w:r>
+            <w:proofErr w:type="spellEnd"/>
+            <w:r>
+              <w:rPr>
+                <w:rFonts w:ascii="Consolas" w:hAnsi="Consolas"/>
+              </w:rPr>
+              <w:t>}"</w:t>
+            </w:r>
+            <w:proofErr w:type="gramEnd"/>
+            <w:r>
+              <w:rPr>
+                <w:rFonts w:ascii="Consolas" w:hAnsi="Consolas"/>
+              </w:rPr>
+              <w:t>)</w:t>
+            </w:r>
+          </w:p>
+          <w:p>
+            <w:pPr>
+              <w:spacing w:after="20" w:line="240" w:lineRule="auto"/>
+              <w:rPr>
+                <w:rFonts w:ascii="Consolas" w:hAnsi="Consolas"/>
+              </w:rPr>
+            </w:pPr>
+            <w:r>
+              <w:rPr>
+                <w:rFonts w:ascii="Consolas" w:hAnsi="Consolas"/>
+              </w:rPr>
+              <w:t>print(f"</w:t>
+            </w:r>
+            <w:r>
+              <w:rPr>
+                <w:rFonts w:ascii="Consolas" w:hAnsi="Consolas"/>
+              </w:rPr>
+              <w:t>학번</w:t>
+            </w:r>
+            <w:r>
+              <w:rPr>
+                <w:rFonts w:ascii="Consolas" w:hAnsi="Consolas"/>
+              </w:rPr>
+              <w:t>: {STUDENT_ID</w:t>
+            </w:r>
+            <w:proofErr w:type="gramStart"/>
+            <w:r>
+              <w:rPr>
+                <w:rFonts w:ascii="Consolas" w:hAnsi="Consolas"/>
+              </w:rPr>
+              <w:t>}  </w:t>
+            </w:r>
+            <w:r>
+              <w:rPr>
+                <w:rFonts w:ascii="Consolas" w:hAnsi="Consolas"/>
+              </w:rPr>
+              <w:t>이름</w:t>
+            </w:r>
+            <w:proofErr w:type="gramEnd"/>
+            <w:r>
+              <w:rPr>
+                <w:rFonts w:ascii="Consolas" w:hAnsi="Consolas"/>
+              </w:rPr>
+              <w:t>: {STUDENT_NAME}")</w:t>
+            </w:r>
+          </w:p>
+          <w:p>
+            <w:pPr>
+              <w:spacing w:after="20" w:line="240" w:lineRule="auto"/>
+              <w:rPr>
+                <w:rFonts w:ascii="Consolas" w:hAnsi="Consolas"/>
+              </w:rPr>
+            </w:pPr>
+            <w:r>
+              <w:rPr>
+                <w:rFonts w:ascii="Consolas" w:hAnsi="Consolas"/>
+              </w:rPr>
+              <w:t xml:space="preserve"># ===== </w:t>
+            </w:r>
+            <w:r>
+              <w:rPr>
+                <w:rFonts w:ascii="Consolas" w:hAnsi="Consolas"/>
+              </w:rPr>
+              <w:t>수정</w:t>
+            </w:r>
+            <w:r>
+              <w:rPr>
+                <w:rFonts w:ascii="Consolas" w:hAnsi="Consolas"/>
               </w:rPr>
               <w:t xml:space="preserve"> </w:t>
             </w:r>
             <w:r>
               <w:rPr>
-                <w:rFonts w:ascii="Consolas" w:eastAsiaTheme="minorEastAsia" w:hAnsi="Consolas" w:cs="Consolas"/>
-                <w:b/>
-                <w:bCs/>
-                <w:color w:val="7F0055"/>
-                <w:sz w:val="20"/>
-              </w:rPr>
-              <w:t>class</w:t>
-            </w:r>
-            <w:r>
-              <w:rPr>
-                <w:rFonts w:ascii="Consolas" w:eastAsiaTheme="minorEastAsia" w:hAnsi="Consolas" w:cs="Consolas"/>
-                <w:color w:val="000000"/>
-                <w:sz w:val="20"/>
+                <w:rFonts w:ascii="Consolas" w:hAnsi="Consolas"/>
+              </w:rPr>
+              <w:t>금지</w:t>
+            </w:r>
+            <w:r>
+              <w:rPr>
+                <w:rFonts w:ascii="Consolas" w:hAnsi="Consolas"/>
               </w:rPr>
               <w:t xml:space="preserve"> </w:t>
             </w:r>
-            <w:proofErr w:type="spellStart"/>
-            <w:r>
-              <w:rPr>
-                <w:rFonts w:ascii="Consolas" w:eastAsiaTheme="minorEastAsia" w:hAnsi="Consolas" w:cs="Consolas"/>
-                <w:color w:val="000000"/>
-                <w:sz w:val="20"/>
-              </w:rPr>
-              <w:t>FirstProgram</w:t>
-            </w:r>
-            <w:proofErr w:type="spellEnd"/>
-            <w:r>
-              <w:rPr>
-                <w:rFonts w:ascii="Consolas" w:eastAsiaTheme="minorEastAsia" w:hAnsi="Consolas" w:cs="Consolas"/>
-                <w:color w:val="000000"/>
-                <w:sz w:val="20"/>
-              </w:rPr>
-              <w:t xml:space="preserve"> {</w:t>
-            </w:r>
-          </w:p>
-          <w:p>
-            <w:pPr>
-              <w:widowControl w:val="0"/>
-              <w:autoSpaceDE w:val="0"/>
-              <w:autoSpaceDN w:val="0"/>
-              <w:adjustRightInd w:val="0"/>
-              <w:spacing w:after="0" w:line="240" w:lineRule="auto"/>
-              <w:rPr>
-                <w:rFonts w:ascii="Consolas" w:eastAsiaTheme="minorEastAsia" w:hAnsi="Consolas" w:cs="Consolas"/>
-                <w:color w:val="auto"/>
-                <w:sz w:val="20"/>
-              </w:rPr>
-            </w:pPr>
-          </w:p>
-          <w:p>
-            <w:pPr>
-              <w:widowControl w:val="0"/>
-              <w:autoSpaceDE w:val="0"/>
-              <w:autoSpaceDN w:val="0"/>
-              <w:adjustRightInd w:val="0"/>
-              <w:spacing w:after="0" w:line="240" w:lineRule="auto"/>
-              <w:rPr>
-                <w:rFonts w:ascii="Consolas" w:hAnsi="Consolas"/>
-              </w:rPr>
-            </w:pPr>
-            <w:r>
-              <w:rPr>
-                <w:rFonts w:ascii="Consolas" w:eastAsiaTheme="minorEastAsia" w:hAnsi="Consolas" w:cs="Consolas"/>
-                <w:color w:val="000000"/>
-                <w:sz w:val="20"/>
-              </w:rPr>
-              <w:tab/>
+            <w:r>
+              <w:rPr>
+                <w:rFonts w:ascii="Consolas" w:hAnsi="Consolas"/>
+              </w:rPr>
+              <w:t>끝</w:t>
+            </w:r>
+            <w:r>
+              <w:rPr>
+                <w:rFonts w:ascii="Consolas" w:hAnsi="Consolas"/>
+              </w:rPr>
+              <w:t xml:space="preserve"> =====</w:t>
+            </w:r>
+          </w:p>
+          <w:p>
+            <w:pPr>
+              <w:spacing w:after="20" w:line="240" w:lineRule="auto"/>
+              <w:rPr>
+                <w:rFonts w:ascii="Consolas" w:hAnsi="Consolas"/>
+              </w:rPr>
+            </w:pPr>
+          </w:p>
+          <w:p>
+            <w:pPr>
+              <w:spacing w:after="20" w:line="240" w:lineRule="auto"/>
+              <w:rPr>
+                <w:rFonts w:ascii="Consolas" w:hAnsi="Consolas"/>
+              </w:rPr>
+            </w:pPr>
+          </w:p>
+          <w:p>
+            <w:pPr>
+              <w:spacing w:after="20" w:line="240" w:lineRule="auto"/>
+              <w:rPr>
+                <w:rFonts w:ascii="Consolas" w:hAnsi="Consolas"/>
+              </w:rPr>
+            </w:pPr>
+          </w:p>
+          <w:p>
+            <w:pPr>
+              <w:spacing w:after="20" w:line="240" w:lineRule="auto"/>
+              <w:rPr>
+                <w:rFonts w:ascii="Consolas" w:hAnsi="Consolas"/>
+              </w:rPr>
+            </w:pPr>
+            <w:r>
+              <w:rPr>
+                <w:rFonts w:ascii="Consolas" w:hAnsi="Consolas"/>
+              </w:rPr>
+              <w:t xml:space="preserve"># TODO </w:t>
+            </w:r>
+            <w:proofErr w:type="gramStart"/>
+            <w:r>
+              <w:rPr>
+                <w:rFonts w:ascii="Consolas" w:hAnsi="Consolas"/>
+              </w:rPr>
+              <w:t>② :</w:t>
+            </w:r>
+            <w:proofErr w:type="gramEnd"/>
+            <w:r>
+              <w:rPr>
+                <w:rFonts w:ascii="Consolas" w:hAnsi="Consolas"/>
+              </w:rPr>
+              <w:t xml:space="preserve"> </w:t>
+            </w:r>
+            <w:r>
+              <w:rPr>
+                <w:rFonts w:ascii="Consolas" w:hAnsi="Consolas"/>
+              </w:rPr>
+              <w:t>수정된</w:t>
+            </w:r>
+            <w:r>
+              <w:rPr>
+                <w:rFonts w:ascii="Consolas" w:hAnsi="Consolas"/>
+              </w:rPr>
+              <w:t xml:space="preserve"> Discriminator D</w:t>
+            </w:r>
+          </w:p>
+          <w:p>
+            <w:pPr>
+              <w:spacing w:after="20" w:line="240" w:lineRule="auto"/>
+              <w:rPr>
+                <w:rFonts w:ascii="Consolas" w:hAnsi="Consolas"/>
+              </w:rPr>
+            </w:pPr>
+            <w:r>
+              <w:rPr>
+                <w:rFonts w:ascii="Consolas" w:hAnsi="Consolas"/>
+              </w:rPr>
+              <w:t># 784 → 512 → 256 → 128 → 64 → 1</w:t>
+            </w:r>
+          </w:p>
+          <w:p>
+            <w:pPr>
+              <w:spacing w:after="20" w:line="240" w:lineRule="auto"/>
+              <w:rPr>
+                <w:rFonts w:ascii="Consolas" w:hAnsi="Consolas"/>
+              </w:rPr>
+            </w:pPr>
+            <w:r>
+              <w:rPr>
+                <w:rFonts w:ascii="Consolas" w:hAnsi="Consolas"/>
+              </w:rPr>
+              <w:t xml:space="preserve">D = </w:t>
+            </w:r>
+            <w:proofErr w:type="spellStart"/>
+            <w:proofErr w:type="gramStart"/>
+            <w:r>
+              <w:rPr>
+                <w:rFonts w:ascii="Consolas" w:hAnsi="Consolas"/>
+              </w:rPr>
+              <w:t>nn.Sequential</w:t>
+            </w:r>
+            <w:proofErr w:type="spellEnd"/>
+            <w:proofErr w:type="gramEnd"/>
+            <w:r>
+              <w:rPr>
+                <w:rFonts w:ascii="Consolas" w:hAnsi="Consolas"/>
+              </w:rPr>
+              <w:t>(</w:t>
+            </w:r>
+          </w:p>
+          <w:p>
+            <w:pPr>
+              <w:spacing w:after="20" w:line="240" w:lineRule="auto"/>
+              <w:rPr>
+                <w:rFonts w:ascii="Consolas" w:hAnsi="Consolas"/>
+              </w:rPr>
+            </w:pPr>
+            <w:r>
+              <w:rPr>
+                <w:rFonts w:ascii="Consolas" w:hAnsi="Consolas"/>
+              </w:rPr>
+              <w:t xml:space="preserve">    </w:t>
+            </w:r>
+            <w:proofErr w:type="spellStart"/>
+            <w:proofErr w:type="gramStart"/>
+            <w:r>
+              <w:rPr>
+                <w:rFonts w:ascii="Consolas" w:hAnsi="Consolas"/>
+              </w:rPr>
+              <w:t>nn.Linear</w:t>
+            </w:r>
+            <w:proofErr w:type="spellEnd"/>
+            <w:proofErr w:type="gramEnd"/>
+            <w:r>
+              <w:rPr>
+                <w:rFonts w:ascii="Consolas" w:hAnsi="Consolas"/>
+              </w:rPr>
+              <w:t>(784, 512),</w:t>
+            </w:r>
+          </w:p>
+          <w:p>
+            <w:pPr>
+              <w:spacing w:after="20" w:line="240" w:lineRule="auto"/>
+              <w:rPr>
+                <w:rFonts w:ascii="Consolas" w:hAnsi="Consolas"/>
+              </w:rPr>
+            </w:pPr>
+            <w:r>
+              <w:rPr>
+                <w:rFonts w:ascii="Consolas" w:hAnsi="Consolas"/>
+              </w:rPr>
+              <w:t xml:space="preserve">    </w:t>
+            </w:r>
+            <w:proofErr w:type="spellStart"/>
+            <w:proofErr w:type="gramStart"/>
+            <w:r>
+              <w:rPr>
+                <w:rFonts w:ascii="Consolas" w:hAnsi="Consolas"/>
+              </w:rPr>
+              <w:t>nn.LeakyReLU</w:t>
+            </w:r>
+            <w:proofErr w:type="spellEnd"/>
+            <w:proofErr w:type="gramEnd"/>
+            <w:r>
+              <w:rPr>
+                <w:rFonts w:ascii="Consolas" w:hAnsi="Consolas"/>
+              </w:rPr>
+              <w:t>(0.2),</w:t>
+            </w:r>
+          </w:p>
+          <w:p>
+            <w:pPr>
+              <w:spacing w:after="20" w:line="240" w:lineRule="auto"/>
+              <w:rPr>
+                <w:rFonts w:ascii="Consolas" w:hAnsi="Consolas"/>
+              </w:rPr>
+            </w:pPr>
+            <w:r>
+              <w:rPr>
+                <w:rFonts w:ascii="Consolas" w:hAnsi="Consolas"/>
+              </w:rPr>
+              <w:t xml:space="preserve">    </w:t>
+            </w:r>
+            <w:proofErr w:type="spellStart"/>
+            <w:proofErr w:type="gramStart"/>
+            <w:r>
+              <w:rPr>
+                <w:rFonts w:ascii="Consolas" w:hAnsi="Consolas"/>
+              </w:rPr>
+              <w:t>nn.Linear</w:t>
+            </w:r>
+            <w:proofErr w:type="spellEnd"/>
+            <w:proofErr w:type="gramEnd"/>
+            <w:r>
+              <w:rPr>
+                <w:rFonts w:ascii="Consolas" w:hAnsi="Consolas"/>
+              </w:rPr>
+              <w:t>(512, 256),</w:t>
+            </w:r>
+          </w:p>
+          <w:p>
+            <w:pPr>
+              <w:spacing w:after="20" w:line="240" w:lineRule="auto"/>
+              <w:rPr>
+                <w:rFonts w:ascii="Consolas" w:hAnsi="Consolas"/>
+              </w:rPr>
+            </w:pPr>
+            <w:r>
+              <w:rPr>
+                <w:rFonts w:ascii="Consolas" w:hAnsi="Consolas"/>
+              </w:rPr>
+              <w:t xml:space="preserve">    </w:t>
+            </w:r>
+            <w:proofErr w:type="spellStart"/>
+            <w:proofErr w:type="gramStart"/>
+            <w:r>
+              <w:rPr>
+                <w:rFonts w:ascii="Consolas" w:hAnsi="Consolas"/>
+              </w:rPr>
+              <w:t>nn.LeakyReLU</w:t>
+            </w:r>
+            <w:proofErr w:type="spellEnd"/>
+            <w:proofErr w:type="gramEnd"/>
+            <w:r>
+              <w:rPr>
+                <w:rFonts w:ascii="Consolas" w:hAnsi="Consolas"/>
+              </w:rPr>
+              <w:t>(0.2),</w:t>
+            </w:r>
+          </w:p>
+          <w:p>
+            <w:pPr>
+              <w:spacing w:after="20" w:line="240" w:lineRule="auto"/>
+              <w:rPr>
+                <w:rFonts w:ascii="Consolas" w:hAnsi="Consolas"/>
+              </w:rPr>
+            </w:pPr>
+            <w:r>
+              <w:rPr>
+                <w:rFonts w:ascii="Consolas" w:hAnsi="Consolas"/>
+              </w:rPr>
+              <w:t xml:space="preserve">    </w:t>
+            </w:r>
+            <w:proofErr w:type="spellStart"/>
+            <w:proofErr w:type="gramStart"/>
+            <w:r>
+              <w:rPr>
+                <w:rFonts w:ascii="Consolas" w:hAnsi="Consolas"/>
+              </w:rPr>
+              <w:t>nn.Linear</w:t>
+            </w:r>
+            <w:proofErr w:type="spellEnd"/>
+            <w:proofErr w:type="gramEnd"/>
+            <w:r>
+              <w:rPr>
+                <w:rFonts w:ascii="Consolas" w:hAnsi="Consolas"/>
+              </w:rPr>
+              <w:t>(256,128),</w:t>
+            </w:r>
+          </w:p>
+          <w:p>
+            <w:pPr>
+              <w:spacing w:after="20" w:line="240" w:lineRule="auto"/>
+              <w:rPr>
+                <w:rFonts w:ascii="Consolas" w:hAnsi="Consolas"/>
+              </w:rPr>
+            </w:pPr>
+            <w:r>
+              <w:rPr>
+                <w:rFonts w:ascii="Consolas" w:hAnsi="Consolas"/>
+              </w:rPr>
+              <w:t xml:space="preserve">    </w:t>
+            </w:r>
+            <w:proofErr w:type="spellStart"/>
+            <w:proofErr w:type="gramStart"/>
+            <w:r>
+              <w:rPr>
+                <w:rFonts w:ascii="Consolas" w:hAnsi="Consolas"/>
+              </w:rPr>
+              <w:t>nn.LeakyReLU</w:t>
+            </w:r>
+            <w:proofErr w:type="spellEnd"/>
+            <w:proofErr w:type="gramEnd"/>
+            <w:r>
+              <w:rPr>
+                <w:rFonts w:ascii="Consolas" w:hAnsi="Consolas"/>
+              </w:rPr>
+              <w:t>(0,2),</w:t>
+            </w:r>
+          </w:p>
+          <w:p>
+            <w:pPr>
+              <w:spacing w:after="20" w:line="240" w:lineRule="auto"/>
+              <w:rPr>
+                <w:rFonts w:ascii="Consolas" w:hAnsi="Consolas"/>
+              </w:rPr>
+            </w:pPr>
+            <w:r>
+              <w:rPr>
+                <w:rFonts w:ascii="Consolas" w:hAnsi="Consolas"/>
+              </w:rPr>
+              <w:t xml:space="preserve">    </w:t>
+            </w:r>
+            <w:proofErr w:type="spellStart"/>
+            <w:proofErr w:type="gramStart"/>
+            <w:r>
+              <w:rPr>
+                <w:rFonts w:ascii="Consolas" w:hAnsi="Consolas"/>
+              </w:rPr>
+              <w:t>nn.Linear</w:t>
+            </w:r>
+            <w:proofErr w:type="spellEnd"/>
+            <w:proofErr w:type="gramEnd"/>
+            <w:r>
+              <w:rPr>
+                <w:rFonts w:ascii="Consolas" w:hAnsi="Consolas"/>
+              </w:rPr>
+              <w:t>(128,64),</w:t>
+            </w:r>
+          </w:p>
+          <w:p>
+            <w:pPr>
+              <w:spacing w:after="20" w:line="240" w:lineRule="auto"/>
+              <w:rPr>
+                <w:rFonts w:ascii="Consolas" w:hAnsi="Consolas"/>
+              </w:rPr>
+            </w:pPr>
+            <w:r>
+              <w:rPr>
+                <w:rFonts w:ascii="Consolas" w:hAnsi="Consolas"/>
+              </w:rPr>
+              <w:t xml:space="preserve">    </w:t>
+            </w:r>
+            <w:proofErr w:type="spellStart"/>
+            <w:proofErr w:type="gramStart"/>
+            <w:r>
+              <w:rPr>
+                <w:rFonts w:ascii="Consolas" w:hAnsi="Consolas"/>
+              </w:rPr>
+              <w:t>nn.LeakyReLU</w:t>
+            </w:r>
+            <w:proofErr w:type="spellEnd"/>
+            <w:proofErr w:type="gramEnd"/>
+            <w:r>
+              <w:rPr>
+                <w:rFonts w:ascii="Consolas" w:hAnsi="Consolas"/>
+              </w:rPr>
+              <w:t>(0.2),</w:t>
+            </w:r>
+          </w:p>
+          <w:p>
+            <w:pPr>
+              <w:spacing w:after="20" w:line="240" w:lineRule="auto"/>
+              <w:rPr>
+                <w:rFonts w:ascii="Consolas" w:hAnsi="Consolas"/>
+              </w:rPr>
+            </w:pPr>
+            <w:r>
+              <w:rPr>
+                <w:rFonts w:ascii="Consolas" w:hAnsi="Consolas"/>
+              </w:rPr>
+              <w:t xml:space="preserve">    </w:t>
+            </w:r>
+            <w:proofErr w:type="spellStart"/>
+            <w:proofErr w:type="gramStart"/>
+            <w:r>
+              <w:rPr>
+                <w:rFonts w:ascii="Consolas" w:hAnsi="Consolas"/>
+              </w:rPr>
+              <w:t>nn.Linear</w:t>
+            </w:r>
+            <w:proofErr w:type="spellEnd"/>
+            <w:proofErr w:type="gramEnd"/>
+            <w:r>
+              <w:rPr>
+                <w:rFonts w:ascii="Consolas" w:hAnsi="Consolas"/>
+              </w:rPr>
+              <w:t>(64,1),</w:t>
+            </w:r>
+          </w:p>
+          <w:p>
+            <w:pPr>
+              <w:spacing w:after="20" w:line="240" w:lineRule="auto"/>
+              <w:rPr>
+                <w:rFonts w:ascii="Consolas" w:hAnsi="Consolas"/>
+              </w:rPr>
+            </w:pPr>
+            <w:r>
+              <w:rPr>
+                <w:rFonts w:ascii="Consolas" w:hAnsi="Consolas"/>
+              </w:rPr>
+              <w:t xml:space="preserve">    </w:t>
+            </w:r>
+            <w:proofErr w:type="spellStart"/>
+            <w:proofErr w:type="gramStart"/>
+            <w:r>
+              <w:rPr>
+                <w:rFonts w:ascii="Consolas" w:hAnsi="Consolas"/>
+              </w:rPr>
+              <w:t>nn.Sigmoid</w:t>
+            </w:r>
+            <w:proofErr w:type="spellEnd"/>
+            <w:proofErr w:type="gramEnd"/>
+            <w:r>
+              <w:rPr>
+                <w:rFonts w:ascii="Consolas" w:hAnsi="Consolas"/>
+              </w:rPr>
+              <w:t>()</w:t>
+            </w:r>
+          </w:p>
+          <w:p>
+            <w:pPr>
+              <w:spacing w:after="20" w:line="240" w:lineRule="auto"/>
+              <w:rPr>
+                <w:rFonts w:ascii="Consolas" w:hAnsi="Consolas"/>
+              </w:rPr>
+            </w:pPr>
+            <w:proofErr w:type="gramStart"/>
+            <w:r>
+              <w:rPr>
+                <w:rFonts w:ascii="Consolas" w:hAnsi="Consolas"/>
+              </w:rPr>
+              <w:t xml:space="preserve">)   </w:t>
+            </w:r>
+            <w:proofErr w:type="gramEnd"/>
+            <w:r>
+              <w:rPr>
+                <w:rFonts w:ascii="Consolas" w:hAnsi="Consolas"/>
+              </w:rPr>
+              <w:t xml:space="preserve"> # ← </w:t>
+            </w:r>
+            <w:proofErr w:type="spellStart"/>
+            <w:proofErr w:type="gramStart"/>
+            <w:r>
+              <w:rPr>
+                <w:rFonts w:ascii="Consolas" w:hAnsi="Consolas"/>
+              </w:rPr>
+              <w:t>nn.Sequential</w:t>
+            </w:r>
+            <w:proofErr w:type="spellEnd"/>
+            <w:proofErr w:type="gramEnd"/>
+            <w:r>
+              <w:rPr>
+                <w:rFonts w:ascii="Consolas" w:hAnsi="Consolas"/>
+              </w:rPr>
+              <w:t xml:space="preserve">(...) </w:t>
+            </w:r>
+            <w:r>
+              <w:rPr>
+                <w:rFonts w:ascii="Consolas" w:hAnsi="Consolas"/>
+              </w:rPr>
+              <w:t>로</w:t>
+            </w:r>
+            <w:r>
+              <w:rPr>
+                <w:rFonts w:ascii="Consolas" w:hAnsi="Consolas"/>
+              </w:rPr>
+              <w:t xml:space="preserve"> </w:t>
+            </w:r>
+            <w:r>
+              <w:rPr>
+                <w:rFonts w:ascii="Consolas" w:hAnsi="Consolas"/>
+              </w:rPr>
+              <w:t>교체하세요</w:t>
+            </w:r>
+          </w:p>
+          <w:p>
+            <w:pPr>
+              <w:spacing w:after="20" w:line="240" w:lineRule="auto"/>
+              <w:rPr>
+                <w:rFonts w:ascii="Consolas" w:hAnsi="Consolas"/>
+              </w:rPr>
+            </w:pPr>
+          </w:p>
+          <w:p>
+            <w:pPr>
+              <w:spacing w:after="20" w:line="240" w:lineRule="auto"/>
+              <w:rPr>
+                <w:rFonts w:ascii="Consolas" w:hAnsi="Consolas"/>
+              </w:rPr>
+            </w:pPr>
+            <w:r>
+              <w:rPr>
+                <w:rFonts w:ascii="Consolas" w:hAnsi="Consolas"/>
+              </w:rPr>
+              <w:t xml:space="preserve"># TODO </w:t>
+            </w:r>
+            <w:proofErr w:type="gramStart"/>
+            <w:r>
+              <w:rPr>
+                <w:rFonts w:ascii="Consolas" w:hAnsi="Consolas"/>
+              </w:rPr>
+              <w:t>③ :</w:t>
+            </w:r>
+            <w:proofErr w:type="gramEnd"/>
+            <w:r>
+              <w:rPr>
+                <w:rFonts w:ascii="Consolas" w:hAnsi="Consolas"/>
+              </w:rPr>
+              <w:t xml:space="preserve"> </w:t>
+            </w:r>
+            <w:r>
+              <w:rPr>
+                <w:rFonts w:ascii="Consolas" w:hAnsi="Consolas"/>
+              </w:rPr>
+              <w:t>수정된</w:t>
+            </w:r>
+            <w:r>
+              <w:rPr>
+                <w:rFonts w:ascii="Consolas" w:hAnsi="Consolas"/>
+              </w:rPr>
+              <w:t xml:space="preserve"> Generator G</w:t>
+            </w:r>
+          </w:p>
+          <w:p>
+            <w:pPr>
+              <w:spacing w:after="20" w:line="240" w:lineRule="auto"/>
+              <w:rPr>
+                <w:rFonts w:ascii="Consolas" w:hAnsi="Consolas"/>
+              </w:rPr>
+            </w:pPr>
+            <w:r>
+              <w:rPr>
+                <w:rFonts w:ascii="Consolas" w:hAnsi="Consolas"/>
+              </w:rPr>
+              <w:t># 64 → 256 → 512 → 256 → 128 → 784</w:t>
+            </w:r>
+          </w:p>
+          <w:p>
+            <w:pPr>
+              <w:spacing w:after="20" w:line="240" w:lineRule="auto"/>
+              <w:rPr>
+                <w:rFonts w:ascii="Consolas" w:hAnsi="Consolas"/>
+              </w:rPr>
+            </w:pPr>
+            <w:r>
+              <w:rPr>
+                <w:rFonts w:ascii="Consolas" w:hAnsi="Consolas"/>
+              </w:rPr>
+              <w:t xml:space="preserve">G = </w:t>
+            </w:r>
+            <w:proofErr w:type="spellStart"/>
+            <w:proofErr w:type="gramStart"/>
+            <w:r>
+              <w:rPr>
+                <w:rFonts w:ascii="Consolas" w:hAnsi="Consolas"/>
+              </w:rPr>
+              <w:t>nn.Sequential</w:t>
+            </w:r>
+            <w:proofErr w:type="spellEnd"/>
+            <w:proofErr w:type="gramEnd"/>
+            <w:r>
+              <w:rPr>
+                <w:rFonts w:ascii="Consolas" w:hAnsi="Consolas"/>
+              </w:rPr>
+              <w:t>(</w:t>
+            </w:r>
+          </w:p>
+          <w:p>
+            <w:pPr>
+              <w:spacing w:after="20" w:line="240" w:lineRule="auto"/>
+              <w:rPr>
+                <w:rFonts w:ascii="Consolas" w:hAnsi="Consolas"/>
+              </w:rPr>
+            </w:pPr>
+            <w:r>
+              <w:rPr>
+                <w:rFonts w:ascii="Consolas" w:hAnsi="Consolas"/>
+              </w:rPr>
+              <w:t xml:space="preserve">    </w:t>
+            </w:r>
+            <w:proofErr w:type="spellStart"/>
+            <w:proofErr w:type="gramStart"/>
+            <w:r>
+              <w:rPr>
+                <w:rFonts w:ascii="Consolas" w:hAnsi="Consolas"/>
+              </w:rPr>
+              <w:t>nn.Linear</w:t>
+            </w:r>
+            <w:proofErr w:type="spellEnd"/>
+            <w:proofErr w:type="gramEnd"/>
+            <w:r>
+              <w:rPr>
+                <w:rFonts w:ascii="Consolas" w:hAnsi="Consolas"/>
+              </w:rPr>
+              <w:t>(64, 256),</w:t>
+            </w:r>
+          </w:p>
+          <w:p>
+            <w:pPr>
+              <w:spacing w:after="20" w:line="240" w:lineRule="auto"/>
+              <w:rPr>
+                <w:rFonts w:ascii="Consolas" w:hAnsi="Consolas"/>
+              </w:rPr>
+            </w:pPr>
+            <w:r>
+              <w:rPr>
+                <w:rFonts w:ascii="Consolas" w:hAnsi="Consolas"/>
+              </w:rPr>
+              <w:t xml:space="preserve">    </w:t>
+            </w:r>
+            <w:proofErr w:type="spellStart"/>
+            <w:proofErr w:type="gramStart"/>
+            <w:r>
+              <w:rPr>
+                <w:rFonts w:ascii="Consolas" w:hAnsi="Consolas"/>
+              </w:rPr>
+              <w:t>nn.ReLU</w:t>
+            </w:r>
+            <w:proofErr w:type="spellEnd"/>
+            <w:proofErr w:type="gramEnd"/>
+            <w:r>
+              <w:rPr>
+                <w:rFonts w:ascii="Consolas" w:hAnsi="Consolas"/>
+              </w:rPr>
+              <w:t>(),</w:t>
+            </w:r>
+          </w:p>
+          <w:p>
+            <w:pPr>
+              <w:spacing w:after="20" w:line="240" w:lineRule="auto"/>
+              <w:rPr>
+                <w:rFonts w:ascii="Consolas" w:hAnsi="Consolas"/>
+              </w:rPr>
+            </w:pPr>
+            <w:r>
+              <w:rPr>
+                <w:rFonts w:ascii="Consolas" w:hAnsi="Consolas"/>
+              </w:rPr>
+              <w:t xml:space="preserve">    </w:t>
+            </w:r>
+            <w:proofErr w:type="spellStart"/>
+            <w:proofErr w:type="gramStart"/>
+            <w:r>
+              <w:rPr>
+                <w:rFonts w:ascii="Consolas" w:hAnsi="Consolas"/>
+              </w:rPr>
+              <w:t>nn.Linear</w:t>
+            </w:r>
+            <w:proofErr w:type="spellEnd"/>
+            <w:proofErr w:type="gramEnd"/>
+            <w:r>
+              <w:rPr>
+                <w:rFonts w:ascii="Consolas" w:hAnsi="Consolas"/>
+              </w:rPr>
+              <w:t>(256, 512),</w:t>
+            </w:r>
+          </w:p>
+          <w:p>
+            <w:pPr>
+              <w:spacing w:after="20" w:line="240" w:lineRule="auto"/>
+              <w:rPr>
+                <w:rFonts w:ascii="Consolas" w:hAnsi="Consolas"/>
+              </w:rPr>
+            </w:pPr>
+            <w:r>
+              <w:rPr>
+                <w:rFonts w:ascii="Consolas" w:hAnsi="Consolas"/>
+              </w:rPr>
+              <w:t xml:space="preserve">    </w:t>
+            </w:r>
+            <w:proofErr w:type="spellStart"/>
+            <w:proofErr w:type="gramStart"/>
+            <w:r>
+              <w:rPr>
+                <w:rFonts w:ascii="Consolas" w:hAnsi="Consolas"/>
+              </w:rPr>
+              <w:t>nn.ReLU</w:t>
+            </w:r>
+            <w:proofErr w:type="spellEnd"/>
+            <w:proofErr w:type="gramEnd"/>
+            <w:r>
+              <w:rPr>
+                <w:rFonts w:ascii="Consolas" w:hAnsi="Consolas"/>
+              </w:rPr>
+              <w:t>(),</w:t>
+            </w:r>
+          </w:p>
+          <w:p>
+            <w:pPr>
+              <w:spacing w:after="20" w:line="240" w:lineRule="auto"/>
+              <w:rPr>
+                <w:rFonts w:ascii="Consolas" w:hAnsi="Consolas"/>
+              </w:rPr>
+            </w:pPr>
+            <w:r>
+              <w:rPr>
+                <w:rFonts w:ascii="Consolas" w:hAnsi="Consolas"/>
+              </w:rPr>
+              <w:t xml:space="preserve">    </w:t>
+            </w:r>
+            <w:proofErr w:type="spellStart"/>
+            <w:proofErr w:type="gramStart"/>
+            <w:r>
+              <w:rPr>
+                <w:rFonts w:ascii="Consolas" w:hAnsi="Consolas"/>
+              </w:rPr>
+              <w:t>nn.Linear</w:t>
+            </w:r>
+            <w:proofErr w:type="spellEnd"/>
+            <w:proofErr w:type="gramEnd"/>
+            <w:r>
+              <w:rPr>
+                <w:rFonts w:ascii="Consolas" w:hAnsi="Consolas"/>
+              </w:rPr>
+              <w:t>(512, 256),</w:t>
+            </w:r>
+          </w:p>
+          <w:p>
+            <w:pPr>
+              <w:spacing w:after="20" w:line="240" w:lineRule="auto"/>
+              <w:rPr>
+                <w:rFonts w:ascii="Consolas" w:hAnsi="Consolas"/>
+              </w:rPr>
+            </w:pPr>
+            <w:r>
+              <w:rPr>
+                <w:rFonts w:ascii="Consolas" w:hAnsi="Consolas"/>
+              </w:rPr>
+              <w:t xml:space="preserve">    </w:t>
+            </w:r>
+            <w:proofErr w:type="spellStart"/>
+            <w:proofErr w:type="gramStart"/>
+            <w:r>
+              <w:rPr>
+                <w:rFonts w:ascii="Consolas" w:hAnsi="Consolas"/>
+              </w:rPr>
+              <w:t>nn.ReLU</w:t>
+            </w:r>
+            <w:proofErr w:type="spellEnd"/>
+            <w:proofErr w:type="gramEnd"/>
+            <w:r>
+              <w:rPr>
+                <w:rFonts w:ascii="Consolas" w:hAnsi="Consolas"/>
+              </w:rPr>
+              <w:t>(),</w:t>
+            </w:r>
+          </w:p>
+          <w:p>
+            <w:pPr>
+              <w:spacing w:after="20" w:line="240" w:lineRule="auto"/>
+              <w:rPr>
+                <w:rFonts w:ascii="Consolas" w:hAnsi="Consolas"/>
+              </w:rPr>
+            </w:pPr>
+            <w:r>
+              <w:rPr>
+                <w:rFonts w:ascii="Consolas" w:hAnsi="Consolas"/>
+              </w:rPr>
+              <w:t xml:space="preserve">    </w:t>
+            </w:r>
+            <w:proofErr w:type="spellStart"/>
+            <w:proofErr w:type="gramStart"/>
+            <w:r>
+              <w:rPr>
+                <w:rFonts w:ascii="Consolas" w:hAnsi="Consolas"/>
+              </w:rPr>
+              <w:t>nn.Linear</w:t>
+            </w:r>
+            <w:proofErr w:type="spellEnd"/>
+            <w:proofErr w:type="gramEnd"/>
+            <w:r>
+              <w:rPr>
+                <w:rFonts w:ascii="Consolas" w:hAnsi="Consolas"/>
+              </w:rPr>
+              <w:t>(256,128),</w:t>
+            </w:r>
+          </w:p>
+          <w:p>
+            <w:pPr>
+              <w:spacing w:after="20" w:line="240" w:lineRule="auto"/>
+              <w:rPr>
+                <w:rFonts w:ascii="Consolas" w:hAnsi="Consolas"/>
+              </w:rPr>
+            </w:pPr>
+            <w:r>
+              <w:rPr>
+                <w:rFonts w:ascii="Consolas" w:hAnsi="Consolas"/>
+              </w:rPr>
+              <w:t xml:space="preserve">    </w:t>
+            </w:r>
+            <w:proofErr w:type="spellStart"/>
+            <w:proofErr w:type="gramStart"/>
+            <w:r>
+              <w:rPr>
+                <w:rFonts w:ascii="Consolas" w:hAnsi="Consolas"/>
+              </w:rPr>
+              <w:t>nn.ReLU</w:t>
+            </w:r>
+            <w:proofErr w:type="spellEnd"/>
+            <w:proofErr w:type="gramEnd"/>
+            <w:r>
+              <w:rPr>
+                <w:rFonts w:ascii="Consolas" w:hAnsi="Consolas"/>
+              </w:rPr>
+              <w:t>(),</w:t>
+            </w:r>
+          </w:p>
+          <w:p>
+            <w:pPr>
+              <w:spacing w:after="20" w:line="240" w:lineRule="auto"/>
+              <w:rPr>
+                <w:rFonts w:ascii="Consolas" w:hAnsi="Consolas"/>
+              </w:rPr>
+            </w:pPr>
+            <w:r>
+              <w:rPr>
+                <w:rFonts w:ascii="Consolas" w:hAnsi="Consolas"/>
+              </w:rPr>
+              <w:t xml:space="preserve">    </w:t>
+            </w:r>
+            <w:proofErr w:type="spellStart"/>
+            <w:proofErr w:type="gramStart"/>
+            <w:r>
+              <w:rPr>
+                <w:rFonts w:ascii="Consolas" w:hAnsi="Consolas"/>
+              </w:rPr>
+              <w:t>nn.Linear</w:t>
+            </w:r>
+            <w:proofErr w:type="spellEnd"/>
+            <w:proofErr w:type="gramEnd"/>
+            <w:r>
+              <w:rPr>
+                <w:rFonts w:ascii="Consolas" w:hAnsi="Consolas"/>
+              </w:rPr>
+              <w:t>(128,784),</w:t>
+            </w:r>
+          </w:p>
+          <w:p>
+            <w:pPr>
+              <w:spacing w:after="20" w:line="240" w:lineRule="auto"/>
+              <w:rPr>
+                <w:rFonts w:ascii="Consolas" w:hAnsi="Consolas"/>
+              </w:rPr>
+            </w:pPr>
+            <w:r>
+              <w:rPr>
+                <w:rFonts w:ascii="Consolas" w:hAnsi="Consolas"/>
+              </w:rPr>
+              <w:t xml:space="preserve">    </w:t>
+            </w:r>
+            <w:proofErr w:type="spellStart"/>
+            <w:proofErr w:type="gramStart"/>
+            <w:r>
+              <w:rPr>
+                <w:rFonts w:ascii="Consolas" w:hAnsi="Consolas"/>
+              </w:rPr>
+              <w:t>nn.Tanh</w:t>
+            </w:r>
+            <w:proofErr w:type="spellEnd"/>
+            <w:proofErr w:type="gramEnd"/>
+            <w:r>
+              <w:rPr>
+                <w:rFonts w:ascii="Consolas" w:hAnsi="Consolas"/>
+              </w:rPr>
+              <w:t>()</w:t>
+            </w:r>
+          </w:p>
+          <w:p>
+            <w:pPr>
+              <w:spacing w:after="20" w:line="240" w:lineRule="auto"/>
+              <w:rPr>
+                <w:rFonts w:ascii="Consolas" w:hAnsi="Consolas"/>
+              </w:rPr>
+            </w:pPr>
+            <w:proofErr w:type="gramStart"/>
+            <w:r>
+              <w:rPr>
+                <w:rFonts w:ascii="Consolas" w:hAnsi="Consolas"/>
+              </w:rPr>
+              <w:t xml:space="preserve">)   </w:t>
+            </w:r>
+            <w:proofErr w:type="gramEnd"/>
+            <w:r>
+              <w:rPr>
+                <w:rFonts w:ascii="Consolas" w:hAnsi="Consolas"/>
+              </w:rPr>
+              <w:t xml:space="preserve"> # ← </w:t>
+            </w:r>
+            <w:proofErr w:type="spellStart"/>
+            <w:proofErr w:type="gramStart"/>
+            <w:r>
+              <w:rPr>
+                <w:rFonts w:ascii="Consolas" w:hAnsi="Consolas"/>
+              </w:rPr>
+              <w:t>nn.Sequential</w:t>
+            </w:r>
+            <w:proofErr w:type="spellEnd"/>
+            <w:proofErr w:type="gramEnd"/>
+            <w:r>
+              <w:rPr>
+                <w:rFonts w:ascii="Consolas" w:hAnsi="Consolas"/>
+              </w:rPr>
+              <w:t xml:space="preserve">(...) </w:t>
+            </w:r>
+            <w:r>
+              <w:rPr>
+                <w:rFonts w:ascii="Consolas" w:hAnsi="Consolas"/>
+              </w:rPr>
+              <w:t>로</w:t>
+            </w:r>
+            <w:r>
+              <w:rPr>
+                <w:rFonts w:ascii="Consolas" w:hAnsi="Consolas"/>
+              </w:rPr>
+              <w:t xml:space="preserve"> </w:t>
+            </w:r>
+            <w:r>
+              <w:rPr>
+                <w:rFonts w:ascii="Consolas" w:hAnsi="Consolas"/>
+              </w:rPr>
+              <w:t>교체하세요</w:t>
+            </w:r>
+          </w:p>
+          <w:p>
+            <w:pPr>
+              <w:spacing w:after="20" w:line="240" w:lineRule="auto"/>
+              <w:rPr>
+                <w:rFonts w:ascii="Consolas" w:hAnsi="Consolas"/>
+              </w:rPr>
+            </w:pPr>
+          </w:p>
+          <w:p>
+            <w:pPr>
+              <w:spacing w:after="20" w:line="240" w:lineRule="auto"/>
+              <w:rPr>
+                <w:rFonts w:ascii="Consolas" w:hAnsi="Consolas"/>
+              </w:rPr>
+            </w:pPr>
+            <w:r>
+              <w:rPr>
+                <w:rFonts w:ascii="Consolas" w:hAnsi="Consolas"/>
+              </w:rPr>
+              <w:t xml:space="preserve"># ===== </w:t>
+            </w:r>
+            <w:r>
+              <w:rPr>
+                <w:rFonts w:ascii="Consolas" w:hAnsi="Consolas"/>
+              </w:rPr>
+              <w:t>수정</w:t>
+            </w:r>
+            <w:r>
+              <w:rPr>
+                <w:rFonts w:ascii="Consolas" w:hAnsi="Consolas"/>
+              </w:rPr>
+              <w:t xml:space="preserve"> </w:t>
+            </w:r>
+            <w:r>
+              <w:rPr>
+                <w:rFonts w:ascii="Consolas" w:hAnsi="Consolas"/>
+              </w:rPr>
+              <w:t>금지</w:t>
+            </w:r>
+            <w:r>
+              <w:rPr>
+                <w:rFonts w:ascii="Consolas" w:hAnsi="Consolas"/>
+              </w:rPr>
+              <w:t xml:space="preserve"> =====</w:t>
+            </w:r>
+          </w:p>
+          <w:p>
+            <w:pPr>
+              <w:spacing w:after="20" w:line="240" w:lineRule="auto"/>
+              <w:rPr>
+                <w:rFonts w:ascii="Consolas" w:hAnsi="Consolas"/>
+              </w:rPr>
+            </w:pPr>
+            <w:r>
+              <w:rPr>
+                <w:rFonts w:ascii="Consolas" w:hAnsi="Consolas"/>
+              </w:rPr>
+              <w:t>D = D.to(device)</w:t>
+            </w:r>
+          </w:p>
+          <w:p>
+            <w:pPr>
+              <w:spacing w:after="20" w:line="240" w:lineRule="auto"/>
+              <w:rPr>
+                <w:rFonts w:ascii="Consolas" w:hAnsi="Consolas"/>
+              </w:rPr>
+            </w:pPr>
+            <w:r>
+              <w:rPr>
+                <w:rFonts w:ascii="Consolas" w:hAnsi="Consolas"/>
+              </w:rPr>
+              <w:t>G = G.to(device)</w:t>
+            </w:r>
+          </w:p>
+          <w:p>
+            <w:pPr>
+              <w:spacing w:after="20" w:line="240" w:lineRule="auto"/>
+              <w:rPr>
+                <w:rFonts w:ascii="Consolas" w:hAnsi="Consolas"/>
+              </w:rPr>
+            </w:pPr>
+          </w:p>
+          <w:p>
+            <w:pPr>
+              <w:spacing w:after="20" w:line="240" w:lineRule="auto"/>
+              <w:rPr>
+                <w:rFonts w:ascii="Consolas" w:hAnsi="Consolas"/>
+              </w:rPr>
+            </w:pPr>
+            <w:r>
+              <w:rPr>
+                <w:rFonts w:ascii="Consolas" w:hAnsi="Consolas"/>
+              </w:rPr>
+              <w:t xml:space="preserve">criterion   = </w:t>
+            </w:r>
+            <w:proofErr w:type="spellStart"/>
+            <w:proofErr w:type="gramStart"/>
+            <w:r>
+              <w:rPr>
+                <w:rFonts w:ascii="Consolas" w:hAnsi="Consolas"/>
+              </w:rPr>
+              <w:t>nn.BCELoss</w:t>
+            </w:r>
+            <w:proofErr w:type="spellEnd"/>
+            <w:proofErr w:type="gramEnd"/>
+            <w:r>
+              <w:rPr>
+                <w:rFonts w:ascii="Consolas" w:hAnsi="Consolas"/>
+              </w:rPr>
+              <w:t>()</w:t>
+            </w:r>
+          </w:p>
+          <w:p>
+            <w:pPr>
+              <w:spacing w:after="20" w:line="240" w:lineRule="auto"/>
+              <w:rPr>
+                <w:rFonts w:ascii="Consolas" w:hAnsi="Consolas"/>
+              </w:rPr>
+            </w:pPr>
+            <w:proofErr w:type="spellStart"/>
+            <w:r>
+              <w:rPr>
+                <w:rFonts w:ascii="Consolas" w:hAnsi="Consolas"/>
+              </w:rPr>
+              <w:t>d_optimizer</w:t>
+            </w:r>
+            <w:proofErr w:type="spellEnd"/>
+            <w:r>
+              <w:rPr>
+                <w:rFonts w:ascii="Consolas" w:hAnsi="Consolas"/>
+              </w:rPr>
+              <w:t xml:space="preserve"> = </w:t>
+            </w:r>
+            <w:proofErr w:type="spellStart"/>
+            <w:proofErr w:type="gramStart"/>
+            <w:r>
+              <w:rPr>
+                <w:rFonts w:ascii="Consolas" w:hAnsi="Consolas"/>
+              </w:rPr>
+              <w:t>torch.optim</w:t>
+            </w:r>
+            <w:proofErr w:type="gramEnd"/>
+            <w:r>
+              <w:rPr>
+                <w:rFonts w:ascii="Consolas" w:hAnsi="Consolas"/>
+              </w:rPr>
+              <w:t>.Adam</w:t>
+            </w:r>
+            <w:proofErr w:type="spellEnd"/>
+            <w:r>
+              <w:rPr>
+                <w:rFonts w:ascii="Consolas" w:hAnsi="Consolas"/>
+              </w:rPr>
+              <w:t>(</w:t>
+            </w:r>
+            <w:proofErr w:type="spellStart"/>
+            <w:proofErr w:type="gramStart"/>
+            <w:r>
+              <w:rPr>
+                <w:rFonts w:ascii="Consolas" w:hAnsi="Consolas"/>
+              </w:rPr>
+              <w:t>D.parameters</w:t>
+            </w:r>
+            <w:proofErr w:type="spellEnd"/>
+            <w:proofErr w:type="gramEnd"/>
+            <w:r>
+              <w:rPr>
+                <w:rFonts w:ascii="Consolas" w:hAnsi="Consolas"/>
+              </w:rPr>
+              <w:t xml:space="preserve">(), </w:t>
+            </w:r>
+            <w:proofErr w:type="spellStart"/>
+            <w:r>
+              <w:rPr>
+                <w:rFonts w:ascii="Consolas" w:hAnsi="Consolas"/>
+              </w:rPr>
+              <w:t>lr</w:t>
+            </w:r>
+            <w:proofErr w:type="spellEnd"/>
+            <w:r>
+              <w:rPr>
+                <w:rFonts w:ascii="Consolas" w:hAnsi="Consolas"/>
+              </w:rPr>
+              <w:t>=0.0002)</w:t>
+            </w:r>
+          </w:p>
+          <w:p>
+            <w:pPr>
+              <w:spacing w:after="20" w:line="240" w:lineRule="auto"/>
+              <w:rPr>
+                <w:rFonts w:ascii="Consolas" w:hAnsi="Consolas"/>
+              </w:rPr>
+            </w:pPr>
+            <w:proofErr w:type="spellStart"/>
+            <w:r>
+              <w:rPr>
+                <w:rFonts w:ascii="Consolas" w:hAnsi="Consolas"/>
+              </w:rPr>
+              <w:t>g_optimizer</w:t>
+            </w:r>
+            <w:proofErr w:type="spellEnd"/>
+            <w:r>
+              <w:rPr>
+                <w:rFonts w:ascii="Consolas" w:hAnsi="Consolas"/>
+              </w:rPr>
+              <w:t xml:space="preserve"> = </w:t>
+            </w:r>
+            <w:proofErr w:type="spellStart"/>
+            <w:proofErr w:type="gramStart"/>
+            <w:r>
+              <w:rPr>
+                <w:rFonts w:ascii="Consolas" w:hAnsi="Consolas"/>
+              </w:rPr>
+              <w:t>torch.optim</w:t>
+            </w:r>
+            <w:proofErr w:type="gramEnd"/>
+            <w:r>
+              <w:rPr>
+                <w:rFonts w:ascii="Consolas" w:hAnsi="Consolas"/>
+              </w:rPr>
+              <w:t>.Adam</w:t>
+            </w:r>
+            <w:proofErr w:type="spellEnd"/>
+            <w:r>
+              <w:rPr>
+                <w:rFonts w:ascii="Consolas" w:hAnsi="Consolas"/>
+              </w:rPr>
+              <w:t>(</w:t>
+            </w:r>
+            <w:proofErr w:type="spellStart"/>
+            <w:proofErr w:type="gramStart"/>
+            <w:r>
+              <w:rPr>
+                <w:rFonts w:ascii="Consolas" w:hAnsi="Consolas"/>
+              </w:rPr>
+              <w:t>G.parameters</w:t>
+            </w:r>
+            <w:proofErr w:type="spellEnd"/>
+            <w:proofErr w:type="gramEnd"/>
+            <w:r>
+              <w:rPr>
+                <w:rFonts w:ascii="Consolas" w:hAnsi="Consolas"/>
+              </w:rPr>
+              <w:t xml:space="preserve">(), </w:t>
+            </w:r>
+            <w:proofErr w:type="spellStart"/>
+            <w:r>
+              <w:rPr>
+                <w:rFonts w:ascii="Consolas" w:hAnsi="Consolas"/>
+              </w:rPr>
+              <w:t>lr</w:t>
+            </w:r>
+            <w:proofErr w:type="spellEnd"/>
+            <w:r>
+              <w:rPr>
+                <w:rFonts w:ascii="Consolas" w:hAnsi="Consolas"/>
+              </w:rPr>
+              <w:t>=0.0002)</w:t>
+            </w:r>
+          </w:p>
+          <w:p>
+            <w:pPr>
+              <w:spacing w:after="20" w:line="240" w:lineRule="auto"/>
+              <w:rPr>
+                <w:rFonts w:ascii="Consolas" w:hAnsi="Consolas"/>
+              </w:rPr>
+            </w:pPr>
+          </w:p>
+          <w:p>
+            <w:pPr>
+              <w:spacing w:after="20" w:line="240" w:lineRule="auto"/>
+              <w:rPr>
+                <w:rFonts w:ascii="Consolas" w:hAnsi="Consolas"/>
+              </w:rPr>
+            </w:pPr>
+            <w:r>
+              <w:rPr>
+                <w:rFonts w:ascii="Consolas" w:hAnsi="Consolas"/>
+              </w:rPr>
+              <w:t xml:space="preserve">print("D </w:t>
+            </w:r>
+            <w:r>
+              <w:rPr>
+                <w:rFonts w:ascii="Consolas" w:hAnsi="Consolas"/>
+              </w:rPr>
+              <w:t>파라미터</w:t>
+            </w:r>
+            <w:r>
+              <w:rPr>
+                <w:rFonts w:ascii="Consolas" w:hAnsi="Consolas"/>
+              </w:rPr>
+              <w:t>:", sum(</w:t>
+            </w:r>
+            <w:proofErr w:type="spellStart"/>
+            <w:proofErr w:type="gramStart"/>
+            <w:r>
+              <w:rPr>
+                <w:rFonts w:ascii="Consolas" w:hAnsi="Consolas"/>
+              </w:rPr>
+              <w:t>p.numel</w:t>
+            </w:r>
+            <w:proofErr w:type="spellEnd"/>
+            <w:proofErr w:type="gramEnd"/>
+            <w:r>
+              <w:rPr>
+                <w:rFonts w:ascii="Consolas" w:hAnsi="Consolas"/>
+              </w:rPr>
+              <w:t xml:space="preserve">() for p in </w:t>
+            </w:r>
+            <w:proofErr w:type="spellStart"/>
+            <w:proofErr w:type="gramStart"/>
+            <w:r>
+              <w:rPr>
+                <w:rFonts w:ascii="Consolas" w:hAnsi="Consolas"/>
+              </w:rPr>
+              <w:t>D.parameters</w:t>
+            </w:r>
+            <w:proofErr w:type="spellEnd"/>
+            <w:proofErr w:type="gramEnd"/>
+            <w:r>
+              <w:rPr>
+                <w:rFonts w:ascii="Consolas" w:hAnsi="Consolas"/>
+              </w:rPr>
+              <w:t>()), "</w:t>
+            </w:r>
+            <w:r>
+              <w:rPr>
+                <w:rFonts w:ascii="Consolas" w:hAnsi="Consolas"/>
+              </w:rPr>
+              <w:t>개</w:t>
+            </w:r>
+            <w:r>
+              <w:rPr>
+                <w:rFonts w:ascii="Consolas" w:hAnsi="Consolas"/>
+              </w:rPr>
+              <w:t>")</w:t>
+            </w:r>
+          </w:p>
+          <w:p>
+            <w:pPr>
+              <w:spacing w:after="20" w:line="240" w:lineRule="auto"/>
+              <w:rPr>
+                <w:rFonts w:ascii="Consolas" w:hAnsi="Consolas"/>
+              </w:rPr>
+            </w:pPr>
+            <w:r>
+              <w:rPr>
+                <w:rFonts w:ascii="Consolas" w:hAnsi="Consolas"/>
+              </w:rPr>
+              <w:t xml:space="preserve">print("G </w:t>
+            </w:r>
+            <w:r>
+              <w:rPr>
+                <w:rFonts w:ascii="Consolas" w:hAnsi="Consolas"/>
+              </w:rPr>
+              <w:t>파라미터</w:t>
+            </w:r>
+            <w:r>
+              <w:rPr>
+                <w:rFonts w:ascii="Consolas" w:hAnsi="Consolas"/>
+              </w:rPr>
+              <w:t>:", sum(</w:t>
+            </w:r>
+            <w:proofErr w:type="spellStart"/>
+            <w:proofErr w:type="gramStart"/>
+            <w:r>
+              <w:rPr>
+                <w:rFonts w:ascii="Consolas" w:hAnsi="Consolas"/>
+              </w:rPr>
+              <w:t>p.numel</w:t>
+            </w:r>
+            <w:proofErr w:type="spellEnd"/>
+            <w:proofErr w:type="gramEnd"/>
+            <w:r>
+              <w:rPr>
+                <w:rFonts w:ascii="Consolas" w:hAnsi="Consolas"/>
+              </w:rPr>
+              <w:t xml:space="preserve">() for p in </w:t>
+            </w:r>
+            <w:proofErr w:type="spellStart"/>
+            <w:proofErr w:type="gramStart"/>
+            <w:r>
+              <w:rPr>
+                <w:rFonts w:ascii="Consolas" w:hAnsi="Consolas"/>
+              </w:rPr>
+              <w:t>G.parameters</w:t>
+            </w:r>
+            <w:proofErr w:type="spellEnd"/>
+            <w:proofErr w:type="gramEnd"/>
+            <w:r>
+              <w:rPr>
+                <w:rFonts w:ascii="Consolas" w:hAnsi="Consolas"/>
+              </w:rPr>
+              <w:t>()), "</w:t>
+            </w:r>
+            <w:r>
+              <w:rPr>
+                <w:rFonts w:ascii="Consolas" w:hAnsi="Consolas"/>
+              </w:rPr>
+              <w:t>개</w:t>
+            </w:r>
+            <w:r>
+              <w:rPr>
+                <w:rFonts w:ascii="Consolas" w:hAnsi="Consolas"/>
+              </w:rPr>
+              <w:t>")</w:t>
+            </w:r>
+          </w:p>
+          <w:p>
+            <w:pPr>
+              <w:spacing w:after="20" w:line="240" w:lineRule="auto"/>
+              <w:rPr>
+                <w:rFonts w:ascii="Consolas" w:hAnsi="Consolas"/>
+              </w:rPr>
+            </w:pPr>
+            <w:proofErr w:type="gramStart"/>
+            <w:r>
+              <w:rPr>
+                <w:rFonts w:ascii="Consolas" w:hAnsi="Consolas"/>
+              </w:rPr>
+              <w:t>print(</w:t>
+            </w:r>
+            <w:proofErr w:type="gramEnd"/>
+            <w:r>
+              <w:rPr>
+                <w:rFonts w:ascii="Consolas" w:hAnsi="Consolas"/>
+              </w:rPr>
+              <w:t>"D:", D)</w:t>
+            </w:r>
+          </w:p>
+          <w:p>
+            <w:pPr>
+              <w:spacing w:after="20" w:line="240" w:lineRule="auto"/>
+              <w:rPr>
+                <w:rFonts w:ascii="Consolas" w:hAnsi="Consolas"/>
+              </w:rPr>
+            </w:pPr>
+            <w:proofErr w:type="gramStart"/>
+            <w:r>
+              <w:rPr>
+                <w:rFonts w:ascii="Consolas" w:hAnsi="Consolas"/>
+              </w:rPr>
+              <w:t>print(</w:t>
+            </w:r>
+            <w:proofErr w:type="gramEnd"/>
+            <w:r>
+              <w:rPr>
+                <w:rFonts w:ascii="Consolas" w:hAnsi="Consolas"/>
+              </w:rPr>
+              <w:t>"G:", G)</w:t>
+            </w:r>
+          </w:p>
+          <w:p>
+            <w:pPr>
+              <w:spacing w:after="20" w:line="240" w:lineRule="auto"/>
+              <w:rPr>
+                <w:rFonts w:ascii="Consolas" w:hAnsi="Consolas"/>
+              </w:rPr>
+            </w:pPr>
+            <w:r>
+              <w:rPr>
+                <w:rFonts w:ascii="Consolas" w:hAnsi="Consolas"/>
+              </w:rPr>
+              <w:t xml:space="preserve"># ===== </w:t>
+            </w:r>
+            <w:r>
+              <w:rPr>
+                <w:rFonts w:ascii="Consolas" w:hAnsi="Consolas"/>
+              </w:rPr>
+              <w:t>수정</w:t>
+            </w:r>
+            <w:r>
+              <w:rPr>
+                <w:rFonts w:ascii="Consolas" w:hAnsi="Consolas"/>
+              </w:rPr>
+              <w:t xml:space="preserve"> </w:t>
+            </w:r>
+            <w:r>
+              <w:rPr>
+                <w:rFonts w:ascii="Consolas" w:hAnsi="Consolas"/>
+              </w:rPr>
+              <w:t>금지</w:t>
+            </w:r>
+            <w:r>
+              <w:rPr>
+                <w:rFonts w:ascii="Consolas" w:hAnsi="Consolas"/>
+              </w:rPr>
+              <w:t xml:space="preserve"> </w:t>
+            </w:r>
+            <w:r>
+              <w:rPr>
+                <w:rFonts w:ascii="Consolas" w:hAnsi="Consolas"/>
+              </w:rPr>
+              <w:t>끝</w:t>
+            </w:r>
+            <w:r>
+              <w:rPr>
+                <w:rFonts w:ascii="Consolas" w:hAnsi="Consolas"/>
+              </w:rPr>
+              <w:t xml:space="preserve"> =====</w:t>
             </w:r>
           </w:p>
           <w:p>
@@ -3760,6 +6482,7 @@
         <w:pStyle w:val="2"/>
       </w:pPr>
       <w:r>
+        <w:lastRenderedPageBreak/>
         <w:t>OUTPUT (Screen Shots)</w:t>
       </w:r>
     </w:p>
@@ -3770,8 +6493,8 @@
         <w:tblLook w:val="04A0" w:firstRow="1" w:lastRow="0" w:firstColumn="1" w:lastColumn="0" w:noHBand="0" w:noVBand="1"/>
       </w:tblPr>
       <w:tblGrid>
-        <w:gridCol w:w="439"/>
-        <w:gridCol w:w="8577"/>
+        <w:gridCol w:w="787"/>
+        <w:gridCol w:w="8229"/>
       </w:tblGrid>
       <w:tr>
         <w:trPr>
@@ -3899,21 +6622,67 @@
                 <w:sz w:val="20"/>
               </w:rPr>
             </w:pPr>
+            <w:r>
+              <w:rPr>
+                <w:noProof/>
+              </w:rPr>
+              <w:drawing>
+                <wp:inline distT="0" distB="0" distL="0" distR="0" wp14:anchorId="2853A960" wp14:editId="533CC67B">
+                  <wp:extent cx="5731510" cy="3582035"/>
+                  <wp:effectExtent l="0" t="0" r="2540" b="0"/>
+                  <wp:docPr id="1504701573" name="그림 2"/>
+                  <wp:cNvGraphicFramePr>
+                    <a:graphicFrameLocks xmlns:a="http://schemas.openxmlformats.org/drawingml/2006/main" noChangeAspect="1"/>
+                  </wp:cNvGraphicFramePr>
+                  <a:graphic xmlns:a="http://schemas.openxmlformats.org/drawingml/2006/main">
+                    <a:graphicData uri="http://schemas.openxmlformats.org/drawingml/2006/picture">
+                      <pic:pic xmlns:pic="http://schemas.openxmlformats.org/drawingml/2006/picture">
+                        <pic:nvPicPr>
+                          <pic:cNvPr id="0" name="Picture 3"/>
+                          <pic:cNvPicPr>
+                            <a:picLocks noChangeAspect="1" noChangeArrowheads="1"/>
+                          </pic:cNvPicPr>
+                        </pic:nvPicPr>
+                        <pic:blipFill>
+                          <a:blip r:embed="rId13" cstate="print">
+                            <a:extLst>
+                              <a:ext uri="{28A0092B-C50C-407E-A947-70E740481C1C}">
+                                <a14:useLocalDpi xmlns:a14="http://schemas.microsoft.com/office/drawing/2010/main" val="0"/>
+                              </a:ext>
+                            </a:extLst>
+                          </a:blip>
+                          <a:srcRect/>
+                          <a:stretch>
+                            <a:fillRect/>
+                          </a:stretch>
+                        </pic:blipFill>
+                        <pic:spPr bwMode="auto">
+                          <a:xfrm>
+                            <a:off x="0" y="0"/>
+                            <a:ext cx="5731510" cy="3582035"/>
+                          </a:xfrm>
+                          <a:prstGeom prst="rect">
+                            <a:avLst/>
+                          </a:prstGeom>
+                          <a:noFill/>
+                          <a:ln>
+                            <a:noFill/>
+                          </a:ln>
+                        </pic:spPr>
+                      </pic:pic>
+                    </a:graphicData>
+                  </a:graphic>
+                </wp:inline>
+              </w:drawing>
+            </w:r>
           </w:p>
           <w:p>
             <w:pPr>
               <w:spacing w:after="0" w:line="240" w:lineRule="auto"/>
               <w:rPr>
-                <w:rFonts w:ascii="Arial" w:hAnsi="Arial" w:cs="Arial"/>
-                <w:sz w:val="20"/>
-              </w:rPr>
-            </w:pPr>
-          </w:p>
-          <w:p>
-            <w:pPr>
-              <w:spacing w:after="0" w:line="240" w:lineRule="auto"/>
-              <w:rPr>
-                <w:rFonts w:ascii="Arial" w:hAnsi="Arial" w:cs="Arial"/>
+                <w:rFonts w:ascii="Arial" w:hAnsi="Arial" w:cs="Arial" w:hint="eastAsia"/>
+                <w:b w:val="0"/>
+                <w:bCs w:val="0"/>
                 <w:sz w:val="20"/>
               </w:rPr>
             </w:pPr>
@@ -3930,12 +6699,130 @@
             </w:pPr>
             <w:r>
               <w:rPr>
+                <w:rFonts w:ascii="Arial" w:hAnsi="Arial" w:cs="Arial"/>
                 <w:b w:val="0"/>
                 <w:bCs w:val="0"/>
-                <w:color w:val="FF0000"/>
-              </w:rPr>
-              <w:br/>
-            </w:r>
+                <w:sz w:val="20"/>
+              </w:rPr>
+              <w:lastRenderedPageBreak/>
+              <w:drawing>
+                <wp:inline distT="0" distB="0" distL="0" distR="0" wp14:anchorId="2BBCE13B" wp14:editId="08196C7A">
+                  <wp:extent cx="5731510" cy="3582035"/>
+                  <wp:effectExtent l="0" t="0" r="2540" b="0"/>
+                  <wp:docPr id="63981749" name="그림 1"/>
+                  <wp:cNvGraphicFramePr>
+                    <a:graphicFrameLocks xmlns:a="http://schemas.openxmlformats.org/drawingml/2006/main" noChangeAspect="1"/>
+                  </wp:cNvGraphicFramePr>
+                  <a:graphic xmlns:a="http://schemas.openxmlformats.org/drawingml/2006/main">
+                    <a:graphicData uri="http://schemas.openxmlformats.org/drawingml/2006/picture">
+                      <pic:pic xmlns:pic="http://schemas.openxmlformats.org/drawingml/2006/picture">
+                        <pic:nvPicPr>
+                          <pic:cNvPr id="63981749" name=""/>
+                          <pic:cNvPicPr/>
+                        </pic:nvPicPr>
+                        <pic:blipFill>
+                          <a:blip r:embed="rId14"/>
+                          <a:stretch>
+                            <a:fillRect/>
+                          </a:stretch>
+                        </pic:blipFill>
+                        <pic:spPr>
+                          <a:xfrm>
+                            <a:off x="0" y="0"/>
+                            <a:ext cx="5731510" cy="3582035"/>
+                          </a:xfrm>
+                          <a:prstGeom prst="rect">
+                            <a:avLst/>
+                          </a:prstGeom>
+                        </pic:spPr>
+                      </pic:pic>
+                    </a:graphicData>
+                  </a:graphic>
+                </wp:inline>
+              </w:drawing>
+            </w:r>
+          </w:p>
+          <w:p>
+            <w:pPr>
+              <w:spacing w:after="0" w:line="240" w:lineRule="auto"/>
+              <w:rPr>
+                <w:rFonts w:ascii="Arial" w:hAnsi="Arial" w:cs="Arial" w:hint="eastAsia"/>
+                <w:sz w:val="20"/>
+              </w:rPr>
+            </w:pPr>
+          </w:p>
+          <w:p>
+            <w:pPr>
+              <w:spacing w:after="0" w:line="240" w:lineRule="auto"/>
+              <w:rPr>
+                <w:rFonts w:ascii="Arial" w:hAnsi="Arial" w:cs="Arial"/>
+                <w:sz w:val="20"/>
+              </w:rPr>
+            </w:pPr>
+            <w:r>
+              <w:rPr>
+                <w:noProof/>
+              </w:rPr>
+              <w:drawing>
+                <wp:inline distT="0" distB="0" distL="0" distR="0" wp14:anchorId="6E80F60C" wp14:editId="58018B16">
+                  <wp:extent cx="5731510" cy="2270760"/>
+                  <wp:effectExtent l="0" t="0" r="2540" b="0"/>
+                  <wp:docPr id="2139852468" name="그림 1"/>
+                  <wp:cNvGraphicFramePr>
+                    <a:graphicFrameLocks xmlns:a="http://schemas.openxmlformats.org/drawingml/2006/main" noChangeAspect="1"/>
+                  </wp:cNvGraphicFramePr>
+                  <a:graphic xmlns:a="http://schemas.openxmlformats.org/drawingml/2006/main">
+                    <a:graphicData uri="http://schemas.openxmlformats.org/drawingml/2006/picture">
+                      <pic:pic xmlns:pic="http://schemas.openxmlformats.org/drawingml/2006/picture">
+                        <pic:nvPicPr>
+                          <pic:cNvPr id="0" name="Picture 1"/>
+                          <pic:cNvPicPr>
+                            <a:picLocks noChangeAspect="1" noChangeArrowheads="1"/>
+                          </pic:cNvPicPr>
+                        </pic:nvPicPr>
+                        <pic:blipFill>
+                          <a:blip r:embed="rId15">
+                            <a:extLst>
+                              <a:ext uri="{28A0092B-C50C-407E-A947-70E740481C1C}">
+                                <a14:useLocalDpi xmlns:a14="http://schemas.microsoft.com/office/drawing/2010/main" val="0"/>
+                              </a:ext>
+                            </a:extLst>
+                          </a:blip>
+                          <a:srcRect/>
+                          <a:stretch>
+                            <a:fillRect/>
+                          </a:stretch>
+                        </pic:blipFill>
+                        <pic:spPr bwMode="auto">
+                          <a:xfrm>
+                            <a:off x="0" y="0"/>
+                            <a:ext cx="5731510" cy="2270760"/>
+                          </a:xfrm>
+                          <a:prstGeom prst="rect">
+                            <a:avLst/>
+                          </a:prstGeom>
+                          <a:noFill/>
+                          <a:ln>
+                            <a:noFill/>
+                          </a:ln>
+                        </pic:spPr>
+                      </pic:pic>
+                    </a:graphicData>
+                  </a:graphic>
+                </wp:inline>
+              </w:drawing>
+            </w:r>
+          </w:p>
+          <w:p>
+            <w:pPr>
+              <w:spacing w:after="0" w:line="240" w:lineRule="auto"/>
+              <w:rPr>
+                <w:rFonts w:ascii="Arial" w:hAnsi="Arial" w:cs="Arial" w:hint="eastAsia"/>
+                <w:b w:val="0"/>
+                <w:bCs w:val="0"/>
+                <w:sz w:val="20"/>
+              </w:rPr>
+            </w:pPr>
           </w:p>
         </w:tc>
       </w:tr>
@@ -3949,6 +6836,7 @@
         <w:rPr>
           <w:rFonts w:hint="eastAsia"/>
         </w:rPr>
+        <w:lastRenderedPageBreak/>
         <w:t>Github</w:t>
       </w:r>
       <w:proofErr w:type="spellEnd"/>
@@ -4326,6 +7214,7 @@
                 <w:sz w:val="20"/>
               </w:rPr>
             </w:pPr>
+            <w:proofErr w:type="gramStart"/>
             <w:r>
               <w:rPr>
                 <w:rFonts w:ascii="Consolas" w:eastAsiaTheme="minorEastAsia" w:hAnsi="Consolas" w:cs="Consolas" w:hint="eastAsia"/>
@@ -4346,6 +7235,7 @@
               </w:rPr>
               <w:t>아래</w:t>
             </w:r>
+            <w:proofErr w:type="gramEnd"/>
             <w:r>
               <w:rPr>
                 <w:rFonts w:ascii="Consolas" w:eastAsiaTheme="minorEastAsia" w:hAnsi="Consolas" w:cs="Consolas" w:hint="eastAsia"/>
@@ -4525,13 +7415,23 @@
               <w:t xml:space="preserve"> </w:t>
             </w:r>
             <w:proofErr w:type="spellStart"/>
+            <w:proofErr w:type="gramStart"/>
             <w:r>
               <w:rPr>
                 <w:rFonts w:ascii="Consolas" w:eastAsiaTheme="minorEastAsia" w:hAnsi="Consolas" w:cs="Consolas"/>
                 <w:color w:val="000000"/>
                 <w:sz w:val="20"/>
               </w:rPr>
-              <w:t>java.util.Scanner</w:t>
+              <w:t>java.util</w:t>
+            </w:r>
+            <w:proofErr w:type="gramEnd"/>
+            <w:r>
+              <w:rPr>
+                <w:rFonts w:ascii="Consolas" w:eastAsiaTheme="minorEastAsia" w:hAnsi="Consolas" w:cs="Consolas"/>
+                <w:color w:val="000000"/>
+                <w:sz w:val="20"/>
+              </w:rPr>
+              <w:t>.Scanner</w:t>
             </w:r>
             <w:proofErr w:type="spellEnd"/>
             <w:r>
@@ -4712,9 +7612,28 @@
                 <w:color w:val="000000"/>
                 <w:sz w:val="20"/>
               </w:rPr>
-              <w:t xml:space="preserve"> main(String[] </w:t>
-            </w:r>
-            <w:proofErr w:type="spellStart"/>
+              <w:t xml:space="preserve"> </w:t>
+            </w:r>
+            <w:proofErr w:type="gramStart"/>
+            <w:r>
+              <w:rPr>
+                <w:rFonts w:ascii="Consolas" w:eastAsiaTheme="minorEastAsia" w:hAnsi="Consolas" w:cs="Consolas"/>
+                <w:color w:val="000000"/>
+                <w:sz w:val="20"/>
+              </w:rPr>
+              <w:t>main(String[</w:t>
+            </w:r>
+            <w:proofErr w:type="gramEnd"/>
+            <w:r>
+              <w:rPr>
+                <w:rFonts w:ascii="Consolas" w:eastAsiaTheme="minorEastAsia" w:hAnsi="Consolas" w:cs="Consolas"/>
+                <w:color w:val="000000"/>
+                <w:sz w:val="20"/>
+              </w:rPr>
+              <w:t xml:space="preserve">] </w:t>
+            </w:r>
+            <w:proofErr w:type="spellStart"/>
+            <w:proofErr w:type="gramStart"/>
             <w:r>
               <w:rPr>
                 <w:rFonts w:ascii="Consolas" w:eastAsiaTheme="minorEastAsia" w:hAnsi="Consolas" w:cs="Consolas"/>
@@ -4732,6 +7651,7 @@
               </w:rPr>
               <w:t>) {</w:t>
             </w:r>
+            <w:proofErr w:type="gramEnd"/>
           </w:p>
           <w:p>
             <w:pPr>
@@ -6295,6 +9215,7 @@
   <w:style w:type="character" w:default="1" w:styleId="a1">
     <w:name w:val="Default Paragraph Font"/>
     <w:uiPriority w:val="1"/>
+    <w:semiHidden/>
     <w:unhideWhenUsed/>
   </w:style>
   <w:style w:type="table" w:default="1" w:styleId="a2">
@@ -7124,11 +10045,11 @@
     <w:rsid w:val="00576A1B"/>
     <w:rsid w:val="005A346B"/>
     <w:rsid w:val="005A7F25"/>
-    <w:rsid w:val="006219AB"/>
     <w:rsid w:val="007C31F8"/>
     <w:rsid w:val="007E1B40"/>
     <w:rsid w:val="007E5BD9"/>
     <w:rsid w:val="00881CFC"/>
+    <w:rsid w:val="00890780"/>
     <w:rsid w:val="008D1FC3"/>
     <w:rsid w:val="00A3634D"/>
     <w:rsid w:val="00B07AA4"/>
@@ -7137,6 +10058,7 @@
     <w:rsid w:val="00EF0A92"/>
     <w:rsid w:val="00F16EAE"/>
     <w:rsid w:val="00F277B0"/>
+    <w:rsid w:val="00FC3914"/>
   </w:rsids>
   <m:mathPr>
     <m:mathFont m:val="Cambria Math"/>
